--- a/preview/pr-53/documents/Szablon-wniosek-o-akredytacje-trenera-v1.0.docx
+++ b/preview/pr-53/documents/Szablon-wniosek-o-akredytacje-trenera-v1.0.docx
@@ -44,7 +44,27 @@
           <w:sz w:val="32"/>
           <w:szCs w:val="32"/>
         </w:rPr>
-        <w:t>TRENERA SZKOLEŃ ISTQB®</w:t>
+        <w:t xml:space="preserve">TRENERA SZKOLEŃ </w:t>
+      </w:r>
+      <w:proofErr w:type="spellStart"/>
+      <w:r>
+        <w:rPr>
+          <w:b/>
+          <w:bCs/>
+          <w:sz w:val="32"/>
+          <w:szCs w:val="32"/>
+        </w:rPr>
+        <w:t>ISTQB</w:t>
+      </w:r>
+      <w:proofErr w:type="spellEnd"/>
+      <w:r>
+        <w:rPr>
+          <w:b/>
+          <w:bCs/>
+          <w:sz w:val="32"/>
+          <w:szCs w:val="32"/>
+        </w:rPr>
+        <w:t>®</w:t>
       </w:r>
     </w:p>
     <w:p/>
@@ -62,10 +82,28 @@
       </w:r>
       <w:r>
         <w:tab/>
-        <w:t>Nowy wniosek akredytacyjny</w:t>
+        <w:t>Now</w:t>
+      </w:r>
+      <w:r>
+        <w:t>a</w:t>
+      </w:r>
+      <w:r>
+        <w:t xml:space="preserve"> akredyta</w:t>
+      </w:r>
+      <w:r>
+        <w:t>c</w:t>
+      </w:r>
+      <w:r>
+        <w:t>j</w:t>
+      </w:r>
+      <w:r>
+        <w:t>a</w:t>
       </w:r>
     </w:p>
     <w:p>
+      <w:pPr>
+        <w:spacing w:after="0"/>
+      </w:pPr>
       <w:r>
         <w:rPr>
           <w:rFonts w:ascii="MS Gothic" w:eastAsia="MS Gothic" w:hAnsi="MS Gothic" w:cs="MS Gothic"/>
@@ -76,28 +114,27 @@
       </w:r>
       <w:r>
         <w:tab/>
-        <w:t xml:space="preserve">Przeniesienie akredytacji </w:t>
-      </w:r>
-      <w:r>
-        <w:t>z</w:t>
-      </w:r>
-      <w:r>
-        <w:t xml:space="preserve"> innej </w:t>
-      </w:r>
-      <w:r>
-        <w:t>organizacji (</w:t>
-      </w:r>
-      <w:r>
-        <w:t>na terenie Polski</w:t>
-      </w:r>
-      <w:r>
-        <w:t>)</w:t>
+        <w:t>Przedłużenie akredytacji</w:t>
+      </w:r>
+    </w:p>
+    <w:p>
+      <w:r>
+        <w:rPr>
+          <w:rFonts w:ascii="MS Gothic" w:eastAsia="MS Gothic" w:hAnsi="MS Gothic" w:cs="MS Gothic"/>
+          <w:sz w:val="32"/>
+          <w:szCs w:val="32"/>
+        </w:rPr>
+        <w:t>☐</w:t>
+      </w:r>
+      <w:r>
+        <w:tab/>
+        <w:t>Przeniesienie akredytacji z innej organizacji (na terenie Polski)</w:t>
       </w:r>
     </w:p>
     <w:p/>
     <w:tbl>
       <w:tblPr>
-        <w:tblStyle w:val="a"/>
+        <w:tblStyle w:val="a3"/>
         <w:tblW w:w="9016" w:type="dxa"/>
         <w:tblInd w:w="0" w:type="dxa"/>
         <w:tblBorders>
@@ -142,98 +179,82 @@
           </w:p>
         </w:tc>
       </w:tr>
-      <w:sdt>
-        <w:sdtPr>
-          <w:tag w:val="goog_rdk_0"/>
-          <w:id w:val="-957460564"/>
-        </w:sdtPr>
-        <w:sdtContent>
-          <w:tr>
-            <w:trPr>
-              <w:trHeight w:val="349"/>
-            </w:trPr>
-            <w:tc>
-              <w:tcPr>
-                <w:tcW w:w="2830" w:type="dxa"/>
-              </w:tcPr>
-              <w:p>
-                <w:pPr>
-                  <w:rPr>
-                    <w:sz w:val="20"/>
-                    <w:szCs w:val="20"/>
-                  </w:rPr>
-                </w:pPr>
-                <w:r>
-                  <w:rPr>
-                    <w:sz w:val="20"/>
-                    <w:szCs w:val="20"/>
-                  </w:rPr>
-                  <w:t>IMIĘ I NAZWISKO</w:t>
-                </w:r>
-              </w:p>
-            </w:tc>
-            <w:tc>
-              <w:tcPr>
-                <w:tcW w:w="6186" w:type="dxa"/>
-              </w:tcPr>
-              <w:p>
-                <w:pPr>
-                  <w:rPr>
-                    <w:sz w:val="20"/>
-                    <w:szCs w:val="20"/>
-                  </w:rPr>
-                </w:pPr>
-              </w:p>
-            </w:tc>
-          </w:tr>
-        </w:sdtContent>
-      </w:sdt>
-      <w:sdt>
-        <w:sdtPr>
-          <w:tag w:val="goog_rdk_1"/>
-          <w:id w:val="-1197002175"/>
-        </w:sdtPr>
-        <w:sdtContent>
-          <w:tr>
-            <w:trPr>
-              <w:trHeight w:val="750"/>
-            </w:trPr>
-            <w:tc>
-              <w:tcPr>
-                <w:tcW w:w="2830" w:type="dxa"/>
-              </w:tcPr>
-              <w:p>
-                <w:pPr>
-                  <w:rPr>
-                    <w:sz w:val="20"/>
-                    <w:szCs w:val="20"/>
-                  </w:rPr>
-                </w:pPr>
-                <w:r>
-                  <w:rPr>
-                    <w:sz w:val="20"/>
-                    <w:szCs w:val="20"/>
-                  </w:rPr>
-                  <w:t>ADRES</w:t>
-                </w:r>
-              </w:p>
-            </w:tc>
-            <w:tc>
-              <w:tcPr>
-                <w:tcW w:w="6186" w:type="dxa"/>
-              </w:tcPr>
-              <w:p>
-                <w:pPr>
-                  <w:rPr>
-                    <w:sz w:val="20"/>
-                    <w:szCs w:val="20"/>
-                  </w:rPr>
-                </w:pPr>
-              </w:p>
-            </w:tc>
-          </w:tr>
-        </w:sdtContent>
-      </w:sdt>
+      <w:tr>
+        <w:trPr>
+          <w:trHeight w:val="349"/>
+        </w:trPr>
+        <w:tc>
+          <w:tcPr>
+            <w:tcW w:w="2830" w:type="dxa"/>
+          </w:tcPr>
+          <w:p>
+            <w:pPr>
+              <w:rPr>
+                <w:sz w:val="20"/>
+                <w:szCs w:val="20"/>
+              </w:rPr>
+            </w:pPr>
+            <w:r>
+              <w:rPr>
+                <w:sz w:val="20"/>
+                <w:szCs w:val="20"/>
+              </w:rPr>
+              <w:t>IMIĘ I NAZWISKO</w:t>
+            </w:r>
+          </w:p>
+        </w:tc>
+        <w:tc>
+          <w:tcPr>
+            <w:tcW w:w="6186" w:type="dxa"/>
+          </w:tcPr>
+          <w:p>
+            <w:pPr>
+              <w:rPr>
+                <w:sz w:val="20"/>
+                <w:szCs w:val="20"/>
+              </w:rPr>
+            </w:pPr>
+          </w:p>
+        </w:tc>
+      </w:tr>
+      <w:tr>
+        <w:trPr>
+          <w:trHeight w:val="750"/>
+        </w:trPr>
+        <w:tc>
+          <w:tcPr>
+            <w:tcW w:w="2830" w:type="dxa"/>
+          </w:tcPr>
+          <w:p>
+            <w:pPr>
+              <w:rPr>
+                <w:sz w:val="20"/>
+                <w:szCs w:val="20"/>
+              </w:rPr>
+            </w:pPr>
+            <w:r>
+              <w:rPr>
+                <w:sz w:val="20"/>
+                <w:szCs w:val="20"/>
+              </w:rPr>
+              <w:t>ADRES</w:t>
+            </w:r>
+          </w:p>
+        </w:tc>
+        <w:tc>
+          <w:tcPr>
+            <w:tcW w:w="6186" w:type="dxa"/>
+          </w:tcPr>
+          <w:p>
+            <w:pPr>
+              <w:rPr>
+                <w:sz w:val="20"/>
+                <w:szCs w:val="20"/>
+              </w:rPr>
+            </w:pPr>
+          </w:p>
+        </w:tc>
+      </w:tr>
       <w:tr>
         <w:tc>
           <w:tcPr>
@@ -285,166 +306,120 @@
           </w:p>
         </w:tc>
       </w:tr>
-      <w:sdt>
-        <w:sdtPr>
-          <w:tag w:val="goog_rdk_2"/>
-          <w:id w:val="-244091472"/>
-        </w:sdtPr>
-        <w:sdtContent>
-          <w:tr>
-            <w:trPr>
-              <w:trHeight w:val="334"/>
-            </w:trPr>
-            <w:tc>
-              <w:tcPr>
-                <w:tcW w:w="2830" w:type="dxa"/>
-              </w:tcPr>
-              <w:p>
-                <w:pPr>
-                  <w:rPr>
-                    <w:sz w:val="20"/>
-                    <w:szCs w:val="20"/>
-                  </w:rPr>
-                </w:pPr>
-                <w:r>
-                  <w:rPr>
-                    <w:sz w:val="20"/>
-                    <w:szCs w:val="20"/>
-                  </w:rPr>
-                  <w:t>E</w:t>
-                </w:r>
-                <w:sdt>
-                  <w:sdtPr>
-                    <w:tag w:val="goog_rdk_3"/>
-                    <w:id w:val="-861889603"/>
-                  </w:sdtPr>
-                  <w:sdtContent>
-                    <w:r>
-                      <w:rPr>
-                        <w:sz w:val="20"/>
-                        <w:szCs w:val="20"/>
-                      </w:rPr>
-                      <w:t>-</w:t>
-                    </w:r>
-                  </w:sdtContent>
-                </w:sdt>
-                <w:r>
-                  <w:rPr>
-                    <w:sz w:val="20"/>
-                    <w:szCs w:val="20"/>
-                  </w:rPr>
-                  <w:t>MAIL</w:t>
-                </w:r>
-              </w:p>
-            </w:tc>
-            <w:tc>
-              <w:tcPr>
-                <w:tcW w:w="6186" w:type="dxa"/>
-              </w:tcPr>
-              <w:p>
-                <w:pPr>
-                  <w:rPr>
-                    <w:sz w:val="20"/>
-                    <w:szCs w:val="20"/>
-                  </w:rPr>
-                </w:pPr>
-              </w:p>
-            </w:tc>
-          </w:tr>
-        </w:sdtContent>
-      </w:sdt>
-      <w:sdt>
-        <w:sdtPr>
-          <w:tag w:val="goog_rdk_4"/>
-          <w:id w:val="1349488472"/>
-        </w:sdtPr>
-        <w:sdtContent>
-          <w:tr>
-            <w:trPr>
-              <w:trHeight w:val="439"/>
-            </w:trPr>
-            <w:tc>
-              <w:tcPr>
-                <w:tcW w:w="2830" w:type="dxa"/>
-              </w:tcPr>
-              <w:p>
-                <w:pPr>
-                  <w:rPr>
-                    <w:sz w:val="20"/>
-                    <w:szCs w:val="20"/>
-                  </w:rPr>
-                </w:pPr>
-                <w:r>
-                  <w:rPr>
-                    <w:sz w:val="20"/>
-                    <w:szCs w:val="20"/>
-                  </w:rPr>
-                  <w:t>TELEFON</w:t>
-                </w:r>
-              </w:p>
-            </w:tc>
-            <w:tc>
-              <w:tcPr>
-                <w:tcW w:w="6186" w:type="dxa"/>
-              </w:tcPr>
-              <w:p>
-                <w:pPr>
-                  <w:rPr>
-                    <w:sz w:val="20"/>
-                    <w:szCs w:val="20"/>
-                  </w:rPr>
-                </w:pPr>
-              </w:p>
-            </w:tc>
-          </w:tr>
-        </w:sdtContent>
-      </w:sdt>
-      <w:sdt>
-        <w:sdtPr>
-          <w:tag w:val="goog_rdk_5"/>
-          <w:id w:val="1745392947"/>
-        </w:sdtPr>
-        <w:sdtContent>
-          <w:tr>
-            <w:trPr>
-              <w:trHeight w:val="960"/>
-            </w:trPr>
-            <w:tc>
-              <w:tcPr>
-                <w:tcW w:w="2830" w:type="dxa"/>
-              </w:tcPr>
-              <w:p>
-                <w:pPr>
-                  <w:rPr>
-                    <w:sz w:val="20"/>
-                    <w:szCs w:val="20"/>
-                  </w:rPr>
-                </w:pPr>
-                <w:r>
-                  <w:rPr>
-                    <w:sz w:val="20"/>
-                    <w:szCs w:val="20"/>
-                  </w:rPr>
-                  <w:t>DANE DO FAKTURY</w:t>
-                </w:r>
-              </w:p>
-            </w:tc>
-            <w:tc>
-              <w:tcPr>
-                <w:tcW w:w="6186" w:type="dxa"/>
-              </w:tcPr>
-              <w:p>
-                <w:pPr>
-                  <w:rPr>
-                    <w:sz w:val="20"/>
-                    <w:szCs w:val="20"/>
-                  </w:rPr>
-                </w:pPr>
-              </w:p>
-            </w:tc>
-          </w:tr>
-        </w:sdtContent>
-      </w:sdt>
+      <w:tr>
+        <w:trPr>
+          <w:trHeight w:val="334"/>
+        </w:trPr>
+        <w:tc>
+          <w:tcPr>
+            <w:tcW w:w="2830" w:type="dxa"/>
+          </w:tcPr>
+          <w:p>
+            <w:pPr>
+              <w:rPr>
+                <w:sz w:val="20"/>
+                <w:szCs w:val="20"/>
+              </w:rPr>
+            </w:pPr>
+            <w:r>
+              <w:rPr>
+                <w:sz w:val="20"/>
+                <w:szCs w:val="20"/>
+              </w:rPr>
+              <w:t>E-MAIL</w:t>
+            </w:r>
+          </w:p>
+        </w:tc>
+        <w:tc>
+          <w:tcPr>
+            <w:tcW w:w="6186" w:type="dxa"/>
+          </w:tcPr>
+          <w:p>
+            <w:pPr>
+              <w:rPr>
+                <w:sz w:val="20"/>
+                <w:szCs w:val="20"/>
+              </w:rPr>
+            </w:pPr>
+          </w:p>
+        </w:tc>
+      </w:tr>
+      <w:tr>
+        <w:trPr>
+          <w:trHeight w:val="439"/>
+        </w:trPr>
+        <w:tc>
+          <w:tcPr>
+            <w:tcW w:w="2830" w:type="dxa"/>
+          </w:tcPr>
+          <w:p>
+            <w:pPr>
+              <w:rPr>
+                <w:sz w:val="20"/>
+                <w:szCs w:val="20"/>
+              </w:rPr>
+            </w:pPr>
+            <w:r>
+              <w:rPr>
+                <w:sz w:val="20"/>
+                <w:szCs w:val="20"/>
+              </w:rPr>
+              <w:t>TELEFON</w:t>
+            </w:r>
+          </w:p>
+        </w:tc>
+        <w:tc>
+          <w:tcPr>
+            <w:tcW w:w="6186" w:type="dxa"/>
+          </w:tcPr>
+          <w:p>
+            <w:pPr>
+              <w:rPr>
+                <w:sz w:val="20"/>
+                <w:szCs w:val="20"/>
+              </w:rPr>
+            </w:pPr>
+          </w:p>
+        </w:tc>
+      </w:tr>
+      <w:tr>
+        <w:trPr>
+          <w:trHeight w:val="960"/>
+        </w:trPr>
+        <w:tc>
+          <w:tcPr>
+            <w:tcW w:w="2830" w:type="dxa"/>
+          </w:tcPr>
+          <w:p>
+            <w:pPr>
+              <w:rPr>
+                <w:sz w:val="20"/>
+                <w:szCs w:val="20"/>
+              </w:rPr>
+            </w:pPr>
+            <w:r>
+              <w:rPr>
+                <w:sz w:val="20"/>
+                <w:szCs w:val="20"/>
+              </w:rPr>
+              <w:t>DANE DO FAKTURY</w:t>
+            </w:r>
+          </w:p>
+        </w:tc>
+        <w:tc>
+          <w:tcPr>
+            <w:tcW w:w="6186" w:type="dxa"/>
+          </w:tcPr>
+          <w:p>
+            <w:pPr>
+              <w:rPr>
+                <w:sz w:val="20"/>
+                <w:szCs w:val="20"/>
+              </w:rPr>
+            </w:pPr>
+          </w:p>
+        </w:tc>
+      </w:tr>
     </w:tbl>
     <w:p>
       <w:pPr>
@@ -453,7 +428,7 @@
     </w:p>
     <w:tbl>
       <w:tblPr>
-        <w:tblStyle w:val="a0"/>
+        <w:tblStyle w:val="a4"/>
         <w:tblW w:w="9067" w:type="dxa"/>
         <w:tblInd w:w="0" w:type="dxa"/>
         <w:tblBorders>
@@ -498,7 +473,25 @@
                 <w:sz w:val="20"/>
                 <w:szCs w:val="20"/>
               </w:rPr>
-              <w:t>INFORMACJA O POSIADANYCH CERTYFIKATACH ISTQB®</w:t>
+              <w:t xml:space="preserve">INFORMACJA O POSIADANYCH CERTYFIKATACH </w:t>
+            </w:r>
+            <w:proofErr w:type="spellStart"/>
+            <w:r>
+              <w:rPr>
+                <w:color w:val="FFFFFF"/>
+                <w:sz w:val="20"/>
+                <w:szCs w:val="20"/>
+              </w:rPr>
+              <w:t>ISTQB</w:t>
+            </w:r>
+            <w:proofErr w:type="spellEnd"/>
+            <w:r>
+              <w:rPr>
+                <w:color w:val="FFFFFF"/>
+                <w:sz w:val="20"/>
+                <w:szCs w:val="20"/>
+              </w:rPr>
+              <w:t>®</w:t>
             </w:r>
           </w:p>
         </w:tc>
@@ -575,36 +568,11 @@
                 <w:sz w:val="20"/>
                 <w:szCs w:val="20"/>
               </w:rPr>
-              <w:t xml:space="preserve">PODMIOT </w:t>
+              <w:t>PODMIOT WYDAJĄCY</w:t>
             </w:r>
-            <w:sdt>
-              <w:sdtPr>
-                <w:tag w:val="goog_rdk_6"/>
-                <w:id w:val="1923779583"/>
-              </w:sdtPr>
-              <w:sdtContent>
-                <w:r>
-                  <w:rPr>
-                    <w:color w:val="FFFFFF"/>
-                    <w:sz w:val="20"/>
-                    <w:szCs w:val="20"/>
-                  </w:rPr>
-                  <w:t>WYDAJĄCY</w:t>
-                </w:r>
-              </w:sdtContent>
-            </w:sdt>
-            <w:sdt>
-              <w:sdtPr>
-                <w:tag w:val="goog_rdk_7"/>
-                <w:id w:val="-1671587379"/>
-                <w:showingPlcHdr/>
-              </w:sdtPr>
-              <w:sdtContent>
-                <w:r>
-                  <w:t xml:space="preserve">     </w:t>
-                </w:r>
-              </w:sdtContent>
-            </w:sdt>
+            <w:r>
+              <w:t xml:space="preserve">     </w:t>
+            </w:r>
             <w:r>
               <w:rPr>
                 <w:color w:val="FFFFFF"/>
@@ -945,9 +913,43 @@
         </w:tc>
       </w:tr>
     </w:tbl>
+    <w:p>
+      <w:pPr>
+        <w:widowControl w:val="0"/>
+        <w:pBdr>
+          <w:top w:val="nil"/>
+          <w:left w:val="nil"/>
+          <w:bottom w:val="nil"/>
+          <w:right w:val="nil"/>
+          <w:between w:val="nil"/>
+        </w:pBdr>
+        <w:spacing w:after="0" w:line="276" w:lineRule="auto"/>
+        <w:rPr>
+          <w:sz w:val="20"/>
+          <w:szCs w:val="20"/>
+        </w:rPr>
+      </w:pPr>
+    </w:p>
+    <w:p>
+      <w:pPr>
+        <w:widowControl w:val="0"/>
+        <w:pBdr>
+          <w:top w:val="nil"/>
+          <w:left w:val="nil"/>
+          <w:bottom w:val="nil"/>
+          <w:right w:val="nil"/>
+          <w:between w:val="nil"/>
+        </w:pBdr>
+        <w:spacing w:after="0" w:line="276" w:lineRule="auto"/>
+        <w:rPr>
+          <w:sz w:val="20"/>
+          <w:szCs w:val="20"/>
+        </w:rPr>
+      </w:pPr>
+    </w:p>
     <w:tbl>
       <w:tblPr>
-        <w:tblStyle w:val="a1"/>
+        <w:tblStyle w:val="a5"/>
         <w:tblW w:w="9016" w:type="dxa"/>
         <w:tblInd w:w="0" w:type="dxa"/>
         <w:tblBorders>
@@ -988,138 +990,132 @@
                 <w:sz w:val="20"/>
                 <w:szCs w:val="20"/>
               </w:rPr>
-              <w:lastRenderedPageBreak/>
               <w:t>WYMAGANE ZAŁĄCZNIKI DO WNIOSKU</w:t>
             </w:r>
           </w:p>
         </w:tc>
       </w:tr>
-      <w:sdt>
-        <w:sdtPr>
-          <w:tag w:val="goog_rdk_8"/>
-          <w:id w:val="-1058074703"/>
-        </w:sdtPr>
-        <w:sdtContent>
-          <w:tr>
-            <w:trPr>
-              <w:trHeight w:val="1080"/>
-            </w:trPr>
-            <w:tc>
-              <w:tcPr>
-                <w:tcW w:w="3256" w:type="dxa"/>
-              </w:tcPr>
-              <w:p>
-                <w:pPr>
-                  <w:rPr>
-                    <w:sz w:val="20"/>
-                    <w:szCs w:val="20"/>
-                  </w:rPr>
-                </w:pPr>
-                <w:r>
-                  <w:rPr>
-                    <w:b/>
-                    <w:bCs/>
-                    <w:sz w:val="20"/>
-                    <w:szCs w:val="20"/>
-                  </w:rPr>
-                  <w:t>KOPIE CERTYFIKATÓW ISTQB</w:t>
-                </w:r>
-                <w:r>
-                  <w:rPr>
-                    <w:b/>
-                    <w:bCs/>
-                    <w:sz w:val="20"/>
-                    <w:szCs w:val="20"/>
-                    <w:vertAlign w:val="superscript"/>
-                  </w:rPr>
-                  <w:t>®</w:t>
-                </w:r>
-              </w:p>
-            </w:tc>
-            <w:tc>
-              <w:tcPr>
-                <w:tcW w:w="5760" w:type="dxa"/>
-              </w:tcPr>
-              <w:p>
-                <w:pPr>
-                  <w:rPr>
-                    <w:i/>
-                    <w:iCs/>
-                    <w:sz w:val="20"/>
-                    <w:szCs w:val="20"/>
-                  </w:rPr>
-                </w:pPr>
-                <w:r>
-                  <w:rPr>
-                    <w:i/>
-                    <w:iCs/>
-                    <w:sz w:val="20"/>
-                    <w:szCs w:val="20"/>
-                  </w:rPr>
-                  <w:t>(Uzupełnij nazwę pliku)</w:t>
-                </w:r>
-              </w:p>
-            </w:tc>
-          </w:tr>
-        </w:sdtContent>
-      </w:sdt>
-      <w:sdt>
-        <w:sdtPr>
-          <w:tag w:val="goog_rdk_9"/>
-          <w:id w:val="-798514799"/>
-        </w:sdtPr>
-        <w:sdtContent>
-          <w:tr>
-            <w:trPr>
-              <w:trHeight w:val="945"/>
-            </w:trPr>
-            <w:tc>
-              <w:tcPr>
-                <w:tcW w:w="3256" w:type="dxa"/>
-              </w:tcPr>
-              <w:p>
-                <w:pPr>
-                  <w:rPr>
-                    <w:sz w:val="20"/>
-                    <w:szCs w:val="20"/>
-                  </w:rPr>
-                </w:pPr>
-                <w:r>
-                  <w:rPr>
-                    <w:b/>
-                    <w:bCs/>
-                    <w:sz w:val="20"/>
-                    <w:szCs w:val="20"/>
-                  </w:rPr>
-                  <w:t>KOPIA CERTYFIKATU AKREDYTACJI TRENERSKIEJ</w:t>
-                </w:r>
-              </w:p>
-            </w:tc>
-            <w:tc>
-              <w:tcPr>
-                <w:tcW w:w="5760" w:type="dxa"/>
-              </w:tcPr>
-              <w:p>
-                <w:pPr>
-                  <w:rPr>
-                    <w:sz w:val="20"/>
-                    <w:szCs w:val="20"/>
-                  </w:rPr>
-                </w:pPr>
-                <w:r>
-                  <w:rPr>
-                    <w:i/>
-                    <w:iCs/>
-                    <w:sz w:val="20"/>
-                    <w:szCs w:val="20"/>
-                  </w:rPr>
-                  <w:t>(Uzupełnij nazwę pliku)</w:t>
-                </w:r>
-              </w:p>
-            </w:tc>
-          </w:tr>
-        </w:sdtContent>
-      </w:sdt>
+      <w:tr>
+        <w:trPr>
+          <w:trHeight w:val="1080"/>
+        </w:trPr>
+        <w:tc>
+          <w:tcPr>
+            <w:tcW w:w="3256" w:type="dxa"/>
+          </w:tcPr>
+          <w:p>
+            <w:pPr>
+              <w:rPr>
+                <w:sz w:val="20"/>
+                <w:szCs w:val="20"/>
+              </w:rPr>
+            </w:pPr>
+            <w:r>
+              <w:rPr>
+                <w:b/>
+                <w:bCs/>
+                <w:sz w:val="20"/>
+                <w:szCs w:val="20"/>
+              </w:rPr>
+              <w:t xml:space="preserve">KOPIE CERTYFIKATÓW </w:t>
+            </w:r>
+            <w:proofErr w:type="spellStart"/>
+            <w:r>
+              <w:rPr>
+                <w:b/>
+                <w:bCs/>
+                <w:sz w:val="20"/>
+                <w:szCs w:val="20"/>
+              </w:rPr>
+              <w:t>ISTQB</w:t>
+            </w:r>
+            <w:proofErr w:type="spellEnd"/>
+            <w:r>
+              <w:rPr>
+                <w:b/>
+                <w:bCs/>
+                <w:sz w:val="20"/>
+                <w:szCs w:val="20"/>
+                <w:vertAlign w:val="superscript"/>
+              </w:rPr>
+              <w:t>®</w:t>
+            </w:r>
+          </w:p>
+        </w:tc>
+        <w:tc>
+          <w:tcPr>
+            <w:tcW w:w="5760" w:type="dxa"/>
+          </w:tcPr>
+          <w:p>
+            <w:pPr>
+              <w:rPr>
+                <w:i/>
+                <w:iCs/>
+                <w:sz w:val="20"/>
+                <w:szCs w:val="20"/>
+              </w:rPr>
+            </w:pPr>
+            <w:r>
+              <w:rPr>
+                <w:i/>
+                <w:iCs/>
+                <w:sz w:val="20"/>
+                <w:szCs w:val="20"/>
+              </w:rPr>
+              <w:t>(Uzupełnij nazwę pliku)</w:t>
+            </w:r>
+          </w:p>
+        </w:tc>
+      </w:tr>
+      <w:tr>
+        <w:trPr>
+          <w:trHeight w:val="945"/>
+        </w:trPr>
+        <w:tc>
+          <w:tcPr>
+            <w:tcW w:w="3256" w:type="dxa"/>
+          </w:tcPr>
+          <w:p>
+            <w:pPr>
+              <w:rPr>
+                <w:sz w:val="20"/>
+                <w:szCs w:val="20"/>
+              </w:rPr>
+            </w:pPr>
+            <w:r>
+              <w:rPr>
+                <w:b/>
+                <w:bCs/>
+                <w:sz w:val="20"/>
+                <w:szCs w:val="20"/>
+              </w:rPr>
+              <w:t>KOPIA CERTYFIKATU AKREDYTACJI TRENERSKIEJ</w:t>
+            </w:r>
+          </w:p>
+        </w:tc>
+        <w:tc>
+          <w:tcPr>
+            <w:tcW w:w="5760" w:type="dxa"/>
+          </w:tcPr>
+          <w:p>
+            <w:pPr>
+              <w:rPr>
+                <w:sz w:val="20"/>
+                <w:szCs w:val="20"/>
+              </w:rPr>
+            </w:pPr>
+            <w:r>
+              <w:rPr>
+                <w:i/>
+                <w:iCs/>
+                <w:sz w:val="20"/>
+                <w:szCs w:val="20"/>
+              </w:rPr>
+              <w:t>(Uzupełnij nazwę pliku)</w:t>
+            </w:r>
+          </w:p>
+        </w:tc>
+      </w:tr>
       <w:tr>
         <w:tc>
           <w:tcPr>
@@ -1165,25 +1161,7 @@
                 <w:sz w:val="20"/>
                 <w:szCs w:val="20"/>
               </w:rPr>
-              <w:t>(Uzupełnij nazwę pliku, jeżeli wcześniej nie podałeś adresu do</w:t>
-            </w:r>
-            <w:r>
-              <w:rPr>
-                <w:i/>
-                <w:iCs/>
-                <w:sz w:val="20"/>
-                <w:szCs w:val="20"/>
-              </w:rPr>
-              <w:t> </w:t>
-            </w:r>
-            <w:r>
-              <w:rPr>
-                <w:i/>
-                <w:iCs/>
-                <w:sz w:val="20"/>
-                <w:szCs w:val="20"/>
-              </w:rPr>
-              <w:t>strony www lub profilu działalności, gdzie zawarty jest opis dotychczasowej działalności szkoleniowej; lub napisz, że nie dotyczy)</w:t>
+              <w:t>(Uzupełnij nazwę pliku, jeżeli wcześniej nie podałeś adresu do strony www lub profilu działalności, gdzie zawarty jest opis dotychczasowej działalności szkoleniowej lub napisz, że nie dotyczy)</w:t>
             </w:r>
           </w:p>
         </w:tc>
@@ -1196,7 +1174,7 @@
     </w:p>
     <w:tbl>
       <w:tblPr>
-        <w:tblStyle w:val="a2"/>
+        <w:tblStyle w:val="a6"/>
         <w:tblW w:w="9016" w:type="dxa"/>
         <w:tblInd w:w="0" w:type="dxa"/>
         <w:tblBorders>
@@ -1278,23 +1256,766 @@
           <w:sz w:val="20"/>
           <w:szCs w:val="20"/>
         </w:rPr>
-        <w:t>Ja niżej podpisany</w:t>
-      </w:r>
-      <w:r>
+        <w:t>Ja niżej podpisany(-na) oświadczam, że:</w:t>
+      </w:r>
+    </w:p>
+    <w:p>
+      <w:pPr>
+        <w:numPr>
+          <w:ilvl w:val="0"/>
+          <w:numId w:val="1"/>
+        </w:numPr>
+        <w:pBdr>
+          <w:top w:val="nil"/>
+          <w:left w:val="nil"/>
+          <w:bottom w:val="nil"/>
+          <w:right w:val="nil"/>
+          <w:between w:val="nil"/>
+        </w:pBdr>
+        <w:spacing w:before="280" w:after="0" w:line="240" w:lineRule="auto"/>
         <w:rPr>
           <w:color w:val="000000"/>
           <w:sz w:val="20"/>
           <w:szCs w:val="20"/>
         </w:rPr>
-        <w:t>(-na)</w:t>
-      </w:r>
+      </w:pPr>
       <w:r>
         <w:rPr>
           <w:color w:val="000000"/>
           <w:sz w:val="20"/>
           <w:szCs w:val="20"/>
         </w:rPr>
-        <w:t xml:space="preserve"> oświadczam, że:</w:t>
+        <w:t xml:space="preserve">zapoznałem się z zasadami procesu akredytacji </w:t>
+      </w:r>
+      <w:proofErr w:type="spellStart"/>
+      <w:r>
+        <w:rPr>
+          <w:color w:val="000000"/>
+          <w:sz w:val="20"/>
+          <w:szCs w:val="20"/>
+        </w:rPr>
+        <w:t>ISTQB</w:t>
+      </w:r>
+      <w:proofErr w:type="spellEnd"/>
+      <w:r>
+        <w:rPr>
+          <w:sz w:val="20"/>
+          <w:szCs w:val="20"/>
+        </w:rPr>
+        <w:t xml:space="preserve">® </w:t>
+      </w:r>
+      <w:r>
+        <w:rPr>
+          <w:color w:val="000000"/>
+          <w:sz w:val="20"/>
+          <w:szCs w:val="20"/>
+        </w:rPr>
+        <w:t>i zobowiązuję się ich przestrzegać,</w:t>
+      </w:r>
+    </w:p>
+    <w:p>
+      <w:pPr>
+        <w:numPr>
+          <w:ilvl w:val="0"/>
+          <w:numId w:val="1"/>
+        </w:numPr>
+        <w:pBdr>
+          <w:top w:val="nil"/>
+          <w:left w:val="nil"/>
+          <w:bottom w:val="nil"/>
+          <w:right w:val="nil"/>
+          <w:between w:val="nil"/>
+        </w:pBdr>
+        <w:spacing w:after="0" w:line="240" w:lineRule="auto"/>
+        <w:rPr>
+          <w:color w:val="000000"/>
+          <w:sz w:val="20"/>
+          <w:szCs w:val="20"/>
+        </w:rPr>
+      </w:pPr>
+      <w:r>
+        <w:rPr>
+          <w:color w:val="000000"/>
+          <w:sz w:val="20"/>
+          <w:szCs w:val="20"/>
+        </w:rPr>
+        <w:t>dostarczone przeze mnie informacje są prawdziwe i kompletne,</w:t>
+      </w:r>
+    </w:p>
+    <w:p>
+      <w:pPr>
+        <w:numPr>
+          <w:ilvl w:val="0"/>
+          <w:numId w:val="1"/>
+        </w:numPr>
+        <w:pBdr>
+          <w:top w:val="nil"/>
+          <w:left w:val="nil"/>
+          <w:bottom w:val="nil"/>
+          <w:right w:val="nil"/>
+          <w:between w:val="nil"/>
+        </w:pBdr>
+        <w:spacing w:after="0" w:line="240" w:lineRule="auto"/>
+        <w:rPr>
+          <w:color w:val="000000"/>
+          <w:sz w:val="20"/>
+          <w:szCs w:val="20"/>
+        </w:rPr>
+      </w:pPr>
+      <w:r>
+        <w:rPr>
+          <w:color w:val="000000"/>
+          <w:sz w:val="20"/>
+          <w:szCs w:val="20"/>
+        </w:rPr>
+        <w:t>będę przestrzegać lokalnych przepisów prawa, w tym dotyczących:</w:t>
+      </w:r>
+    </w:p>
+    <w:p>
+      <w:pPr>
+        <w:numPr>
+          <w:ilvl w:val="1"/>
+          <w:numId w:val="1"/>
+        </w:numPr>
+        <w:pBdr>
+          <w:top w:val="nil"/>
+          <w:left w:val="nil"/>
+          <w:bottom w:val="nil"/>
+          <w:right w:val="nil"/>
+          <w:between w:val="nil"/>
+        </w:pBdr>
+        <w:spacing w:after="0" w:line="240" w:lineRule="auto"/>
+        <w:rPr>
+          <w:color w:val="000000"/>
+          <w:sz w:val="20"/>
+          <w:szCs w:val="20"/>
+        </w:rPr>
+      </w:pPr>
+      <w:r>
+        <w:rPr>
+          <w:color w:val="000000"/>
+          <w:sz w:val="20"/>
+          <w:szCs w:val="20"/>
+        </w:rPr>
+        <w:t>praw autorskich i własności intelektualnej,</w:t>
+      </w:r>
+    </w:p>
+    <w:p>
+      <w:pPr>
+        <w:numPr>
+          <w:ilvl w:val="1"/>
+          <w:numId w:val="1"/>
+        </w:numPr>
+        <w:pBdr>
+          <w:top w:val="nil"/>
+          <w:left w:val="nil"/>
+          <w:bottom w:val="nil"/>
+          <w:right w:val="nil"/>
+          <w:between w:val="nil"/>
+        </w:pBdr>
+        <w:spacing w:after="0" w:line="240" w:lineRule="auto"/>
+        <w:rPr>
+          <w:color w:val="000000"/>
+          <w:sz w:val="20"/>
+          <w:szCs w:val="20"/>
+        </w:rPr>
+      </w:pPr>
+      <w:r>
+        <w:rPr>
+          <w:color w:val="000000"/>
+          <w:sz w:val="20"/>
+          <w:szCs w:val="20"/>
+        </w:rPr>
+        <w:t>ochrony danych,</w:t>
+      </w:r>
+    </w:p>
+    <w:p>
+      <w:pPr>
+        <w:numPr>
+          <w:ilvl w:val="1"/>
+          <w:numId w:val="1"/>
+        </w:numPr>
+        <w:pBdr>
+          <w:top w:val="nil"/>
+          <w:left w:val="nil"/>
+          <w:bottom w:val="nil"/>
+          <w:right w:val="nil"/>
+          <w:between w:val="nil"/>
+        </w:pBdr>
+        <w:spacing w:after="0" w:line="240" w:lineRule="auto"/>
+        <w:rPr>
+          <w:color w:val="000000"/>
+          <w:sz w:val="20"/>
+          <w:szCs w:val="20"/>
+        </w:rPr>
+      </w:pPr>
+      <w:r>
+        <w:rPr>
+          <w:color w:val="000000"/>
+          <w:sz w:val="20"/>
+          <w:szCs w:val="20"/>
+        </w:rPr>
+        <w:t>przepisów handlowych i bezpieczeństwa,</w:t>
+      </w:r>
+    </w:p>
+    <w:p>
+      <w:pPr>
+        <w:numPr>
+          <w:ilvl w:val="0"/>
+          <w:numId w:val="1"/>
+        </w:numPr>
+        <w:pBdr>
+          <w:top w:val="nil"/>
+          <w:left w:val="nil"/>
+          <w:bottom w:val="nil"/>
+          <w:right w:val="nil"/>
+          <w:between w:val="nil"/>
+        </w:pBdr>
+        <w:spacing w:after="0" w:line="240" w:lineRule="auto"/>
+        <w:rPr>
+          <w:color w:val="000000"/>
+          <w:sz w:val="20"/>
+          <w:szCs w:val="20"/>
+        </w:rPr>
+      </w:pPr>
+      <w:r>
+        <w:rPr>
+          <w:color w:val="000000"/>
+          <w:sz w:val="20"/>
+          <w:szCs w:val="20"/>
+        </w:rPr>
+        <w:t>jestem świadom(-ma), że:</w:t>
+      </w:r>
+    </w:p>
+    <w:p>
+      <w:pPr>
+        <w:numPr>
+          <w:ilvl w:val="1"/>
+          <w:numId w:val="1"/>
+        </w:numPr>
+        <w:pBdr>
+          <w:top w:val="nil"/>
+          <w:left w:val="nil"/>
+          <w:bottom w:val="nil"/>
+          <w:right w:val="nil"/>
+          <w:between w:val="nil"/>
+        </w:pBdr>
+        <w:spacing w:after="0" w:line="240" w:lineRule="auto"/>
+        <w:rPr>
+          <w:color w:val="000000"/>
+          <w:sz w:val="20"/>
+          <w:szCs w:val="20"/>
+        </w:rPr>
+      </w:pPr>
+      <w:r>
+        <w:rPr>
+          <w:color w:val="000000"/>
+          <w:sz w:val="20"/>
+          <w:szCs w:val="20"/>
+        </w:rPr>
+        <w:t xml:space="preserve">mogę prowadzić akredytowane </w:t>
+      </w:r>
+      <w:r>
+        <w:rPr>
+          <w:sz w:val="20"/>
+          <w:szCs w:val="20"/>
+        </w:rPr>
+        <w:t>szkolenia</w:t>
+      </w:r>
+      <w:r>
+        <w:rPr>
+          <w:color w:val="000000"/>
+          <w:sz w:val="20"/>
+          <w:szCs w:val="20"/>
+        </w:rPr>
+        <w:t xml:space="preserve"> </w:t>
+      </w:r>
+      <w:proofErr w:type="spellStart"/>
+      <w:r>
+        <w:rPr>
+          <w:color w:val="000000"/>
+          <w:sz w:val="20"/>
+          <w:szCs w:val="20"/>
+        </w:rPr>
+        <w:t>ISTQB</w:t>
+      </w:r>
+      <w:proofErr w:type="spellEnd"/>
+      <w:r>
+        <w:rPr>
+          <w:sz w:val="20"/>
+          <w:szCs w:val="20"/>
+        </w:rPr>
+        <w:t>®</w:t>
+      </w:r>
+      <w:r>
+        <w:rPr>
+          <w:color w:val="000000"/>
+          <w:sz w:val="20"/>
+          <w:szCs w:val="20"/>
+        </w:rPr>
+        <w:t xml:space="preserve"> wyłącznie dla poziomu </w:t>
+      </w:r>
+      <w:r>
+        <w:rPr>
+          <w:sz w:val="20"/>
+          <w:szCs w:val="20"/>
+        </w:rPr>
+        <w:t xml:space="preserve">udzielonej </w:t>
+      </w:r>
+      <w:r>
+        <w:rPr>
+          <w:color w:val="000000"/>
+          <w:sz w:val="20"/>
+          <w:szCs w:val="20"/>
+        </w:rPr>
+        <w:t>mi akredytacji trenerskiej,</w:t>
+      </w:r>
+    </w:p>
+    <w:p>
+      <w:pPr>
+        <w:numPr>
+          <w:ilvl w:val="1"/>
+          <w:numId w:val="1"/>
+        </w:numPr>
+        <w:pBdr>
+          <w:top w:val="nil"/>
+          <w:left w:val="nil"/>
+          <w:bottom w:val="nil"/>
+          <w:right w:val="nil"/>
+          <w:between w:val="nil"/>
+        </w:pBdr>
+        <w:spacing w:after="0" w:line="240" w:lineRule="auto"/>
+        <w:rPr>
+          <w:color w:val="000000"/>
+          <w:sz w:val="20"/>
+          <w:szCs w:val="20"/>
+        </w:rPr>
+      </w:pPr>
+      <w:r>
+        <w:rPr>
+          <w:color w:val="000000"/>
+          <w:sz w:val="20"/>
+          <w:szCs w:val="20"/>
+        </w:rPr>
+        <w:t>niezastosowanie się do tej zasady będzie skutk</w:t>
+      </w:r>
+      <w:r>
+        <w:rPr>
+          <w:sz w:val="20"/>
+          <w:szCs w:val="20"/>
+        </w:rPr>
+        <w:t>owało automatyczną utratą akredytacji trenerskiej,</w:t>
+      </w:r>
+    </w:p>
+    <w:p>
+      <w:pPr>
+        <w:numPr>
+          <w:ilvl w:val="1"/>
+          <w:numId w:val="1"/>
+        </w:numPr>
+        <w:pBdr>
+          <w:top w:val="nil"/>
+          <w:left w:val="nil"/>
+          <w:bottom w:val="nil"/>
+          <w:right w:val="nil"/>
+          <w:between w:val="nil"/>
+        </w:pBdr>
+        <w:spacing w:after="0" w:line="240" w:lineRule="auto"/>
+        <w:rPr>
+          <w:color w:val="000000"/>
+          <w:sz w:val="20"/>
+          <w:szCs w:val="20"/>
+        </w:rPr>
+      </w:pPr>
+      <w:r>
+        <w:rPr>
+          <w:sz w:val="20"/>
+          <w:szCs w:val="20"/>
+        </w:rPr>
+        <w:t>o nową akredytację trenerską będę mógł(-</w:t>
+      </w:r>
+      <w:proofErr w:type="spellStart"/>
+      <w:r>
+        <w:rPr>
+          <w:sz w:val="20"/>
+          <w:szCs w:val="20"/>
+        </w:rPr>
+        <w:t>ła</w:t>
+      </w:r>
+      <w:proofErr w:type="spellEnd"/>
+      <w:r>
+        <w:rPr>
+          <w:sz w:val="20"/>
+          <w:szCs w:val="20"/>
+        </w:rPr>
+        <w:t>) się ubiegać po upływie dwóch lat od daty utraty poprzedniej akredytacji trenerskiej.</w:t>
+      </w:r>
+    </w:p>
+    <w:p>
+      <w:pPr>
+        <w:jc w:val="right"/>
+        <w:rPr>
+          <w:color w:val="000000"/>
+          <w:sz w:val="24"/>
+          <w:szCs w:val="24"/>
+        </w:rPr>
+      </w:pPr>
+    </w:p>
+    <w:p>
+      <w:pPr>
+        <w:jc w:val="right"/>
+        <w:rPr>
+          <w:color w:val="000000"/>
+          <w:sz w:val="24"/>
+          <w:szCs w:val="24"/>
+        </w:rPr>
+      </w:pPr>
+    </w:p>
+    <w:p>
+      <w:pPr>
+        <w:jc w:val="right"/>
+        <w:rPr>
+          <w:color w:val="000000"/>
+          <w:sz w:val="24"/>
+          <w:szCs w:val="24"/>
+        </w:rPr>
+      </w:pPr>
+    </w:p>
+    <w:p>
+      <w:pPr>
+        <w:jc w:val="right"/>
+        <w:rPr>
+          <w:color w:val="000000"/>
+          <w:sz w:val="24"/>
+          <w:szCs w:val="24"/>
+        </w:rPr>
+      </w:pPr>
+    </w:p>
+    <w:p>
+      <w:pPr>
+        <w:jc w:val="right"/>
+        <w:rPr>
+          <w:sz w:val="20"/>
+          <w:szCs w:val="20"/>
+        </w:rPr>
+      </w:pPr>
+      <w:r>
+        <w:rPr>
+          <w:sz w:val="20"/>
+          <w:szCs w:val="20"/>
+        </w:rPr>
+        <w:t>………………………………………………………………………………….</w:t>
+      </w:r>
+    </w:p>
+    <w:p>
+      <w:pPr>
+        <w:ind w:left="2880" w:firstLine="720"/>
+        <w:jc w:val="center"/>
+        <w:rPr>
+          <w:sz w:val="20"/>
+          <w:szCs w:val="20"/>
+        </w:rPr>
+      </w:pPr>
+      <w:r>
+        <w:rPr>
+          <w:sz w:val="20"/>
+          <w:szCs w:val="20"/>
+        </w:rPr>
+        <w:t>Imię i nazwisko / data / podpis</w:t>
+      </w:r>
+    </w:p>
+    <w:p>
+      <w:pPr>
+        <w:jc w:val="center"/>
+        <w:rPr>
+          <w:b/>
+          <w:bCs/>
+        </w:rPr>
+      </w:pPr>
+      <w:r>
+        <w:br w:type="page"/>
+      </w:r>
+      <w:r>
+        <w:rPr>
+          <w:b/>
+          <w:bCs/>
+        </w:rPr>
+        <w:lastRenderedPageBreak/>
+        <w:t xml:space="preserve">Klauzula informacyjna </w:t>
+      </w:r>
+      <w:proofErr w:type="spellStart"/>
+      <w:r>
+        <w:rPr>
+          <w:b/>
+          <w:bCs/>
+        </w:rPr>
+        <w:t>RODO</w:t>
+      </w:r>
+      <w:proofErr w:type="spellEnd"/>
+    </w:p>
+    <w:p>
+      <w:pPr>
+        <w:jc w:val="center"/>
+        <w:rPr>
+          <w:b/>
+          <w:bCs/>
+        </w:rPr>
+      </w:pPr>
+    </w:p>
+    <w:p>
+      <w:pPr>
+        <w:jc w:val="both"/>
+        <w:rPr>
+          <w:sz w:val="20"/>
+          <w:szCs w:val="20"/>
+        </w:rPr>
+      </w:pPr>
+      <w:r>
+        <w:rPr>
+          <w:sz w:val="20"/>
+          <w:szCs w:val="20"/>
+        </w:rPr>
+        <w:t>Zgodnie z art. 13 ust. 1 i 2 rozporządzenia Parlamentu Europejskiego i RE (UE) 2016/679 z dnia 27 kwietnia 2016 r. w sprawie ochrony osób fizycznych w związku z przetwarzaniem danych osobowych, w sprawie swobodnego przepływu takich danych oraz uchylenia dyrektywy 95/46/WE (ogólne rozporządzenie o ochronie danych) (</w:t>
+      </w:r>
+      <w:proofErr w:type="spellStart"/>
+      <w:r>
+        <w:rPr>
+          <w:sz w:val="20"/>
+          <w:szCs w:val="20"/>
+        </w:rPr>
+        <w:t>Dz.U.UE.L.2016.119.1</w:t>
+      </w:r>
+      <w:proofErr w:type="spellEnd"/>
+      <w:r>
+        <w:rPr>
+          <w:sz w:val="20"/>
+          <w:szCs w:val="20"/>
+        </w:rPr>
+        <w:t xml:space="preserve">), stowarzyszenie </w:t>
+      </w:r>
+      <w:proofErr w:type="spellStart"/>
+      <w:r>
+        <w:rPr>
+          <w:sz w:val="20"/>
+          <w:szCs w:val="20"/>
+        </w:rPr>
+        <w:t>Polish</w:t>
+      </w:r>
+      <w:proofErr w:type="spellEnd"/>
+      <w:r>
+        <w:rPr>
+          <w:sz w:val="20"/>
+          <w:szCs w:val="20"/>
+        </w:rPr>
+        <w:t xml:space="preserve"> </w:t>
+      </w:r>
+      <w:proofErr w:type="spellStart"/>
+      <w:r>
+        <w:rPr>
+          <w:sz w:val="20"/>
+          <w:szCs w:val="20"/>
+        </w:rPr>
+        <w:t>Quality</w:t>
+      </w:r>
+      <w:proofErr w:type="spellEnd"/>
+      <w:r>
+        <w:rPr>
+          <w:sz w:val="20"/>
+          <w:szCs w:val="20"/>
+        </w:rPr>
+        <w:t xml:space="preserve"> Board informuje, że:</w:t>
+      </w:r>
+    </w:p>
+    <w:p>
+      <w:pPr>
+        <w:jc w:val="both"/>
+        <w:rPr>
+          <w:sz w:val="20"/>
+          <w:szCs w:val="20"/>
+        </w:rPr>
+      </w:pPr>
+      <w:r>
+        <w:rPr>
+          <w:sz w:val="20"/>
+          <w:szCs w:val="20"/>
+        </w:rPr>
+        <w:t xml:space="preserve">Administratorem Pani/Pana danych osobowych jest stowarzyszenie </w:t>
+      </w:r>
+      <w:proofErr w:type="spellStart"/>
+      <w:r>
+        <w:rPr>
+          <w:sz w:val="20"/>
+          <w:szCs w:val="20"/>
+        </w:rPr>
+        <w:t>Polish</w:t>
+      </w:r>
+      <w:proofErr w:type="spellEnd"/>
+      <w:r>
+        <w:rPr>
+          <w:sz w:val="20"/>
+          <w:szCs w:val="20"/>
+        </w:rPr>
+        <w:t xml:space="preserve"> </w:t>
+      </w:r>
+      <w:proofErr w:type="spellStart"/>
+      <w:r>
+        <w:rPr>
+          <w:sz w:val="20"/>
+          <w:szCs w:val="20"/>
+        </w:rPr>
+        <w:t>Quality</w:t>
+      </w:r>
+      <w:proofErr w:type="spellEnd"/>
+      <w:r>
+        <w:rPr>
+          <w:sz w:val="20"/>
+          <w:szCs w:val="20"/>
+        </w:rPr>
+        <w:t xml:space="preserve"> Board (zwane dalej </w:t>
+      </w:r>
+      <w:proofErr w:type="spellStart"/>
+      <w:r>
+        <w:rPr>
+          <w:sz w:val="20"/>
+          <w:szCs w:val="20"/>
+        </w:rPr>
+        <w:t>PQB</w:t>
+      </w:r>
+      <w:proofErr w:type="spellEnd"/>
+      <w:r>
+        <w:rPr>
+          <w:sz w:val="20"/>
+          <w:szCs w:val="20"/>
+        </w:rPr>
+        <w:t xml:space="preserve">), z siedzibą w </w:t>
+      </w:r>
+      <w:proofErr w:type="spellStart"/>
+      <w:r>
+        <w:rPr>
+          <w:sz w:val="20"/>
+          <w:szCs w:val="20"/>
+        </w:rPr>
+        <w:t>Niemczu</w:t>
+      </w:r>
+      <w:proofErr w:type="spellEnd"/>
+      <w:r>
+        <w:rPr>
+          <w:sz w:val="20"/>
+          <w:szCs w:val="20"/>
+        </w:rPr>
+        <w:t xml:space="preserve">, ul. H. </w:t>
+      </w:r>
+      <w:proofErr w:type="spellStart"/>
+      <w:r>
+        <w:rPr>
+          <w:sz w:val="20"/>
+          <w:szCs w:val="20"/>
+        </w:rPr>
+        <w:t>Mrossa</w:t>
+      </w:r>
+      <w:proofErr w:type="spellEnd"/>
+      <w:r>
+        <w:rPr>
+          <w:sz w:val="20"/>
+          <w:szCs w:val="20"/>
+        </w:rPr>
+        <w:t xml:space="preserve"> </w:t>
+      </w:r>
+      <w:proofErr w:type="spellStart"/>
+      <w:r>
+        <w:rPr>
+          <w:sz w:val="20"/>
+          <w:szCs w:val="20"/>
+        </w:rPr>
+        <w:t>4C</w:t>
+      </w:r>
+      <w:proofErr w:type="spellEnd"/>
+      <w:r>
+        <w:rPr>
+          <w:sz w:val="20"/>
+          <w:szCs w:val="20"/>
+        </w:rPr>
+        <w:t>/14, kod pocztowy 86-032.</w:t>
+      </w:r>
+    </w:p>
+    <w:p>
+      <w:pPr>
+        <w:jc w:val="both"/>
+        <w:rPr>
+          <w:sz w:val="20"/>
+          <w:szCs w:val="20"/>
+        </w:rPr>
+      </w:pPr>
+      <w:r>
+        <w:rPr>
+          <w:sz w:val="20"/>
+          <w:szCs w:val="20"/>
+        </w:rPr>
+        <w:t xml:space="preserve">Z administratorem danych osobowych skontaktować się można za pośrednictwem poczty elektronicznej: </w:t>
+      </w:r>
+      <w:proofErr w:type="spellStart"/>
+      <w:r>
+        <w:rPr>
+          <w:sz w:val="20"/>
+          <w:szCs w:val="20"/>
+        </w:rPr>
+        <w:t>iod@pqb.org.pl</w:t>
+      </w:r>
+      <w:proofErr w:type="spellEnd"/>
+      <w:r>
+        <w:rPr>
+          <w:sz w:val="20"/>
+          <w:szCs w:val="20"/>
+        </w:rPr>
+        <w:t>;</w:t>
+      </w:r>
+    </w:p>
+    <w:p>
+      <w:pPr>
+        <w:jc w:val="both"/>
+        <w:rPr>
+          <w:sz w:val="20"/>
+          <w:szCs w:val="20"/>
+        </w:rPr>
+      </w:pPr>
+      <w:r>
+        <w:rPr>
+          <w:sz w:val="20"/>
+          <w:szCs w:val="20"/>
+        </w:rPr>
+        <w:t xml:space="preserve">Dane osobowe są przetwarzane przez </w:t>
+      </w:r>
+      <w:proofErr w:type="spellStart"/>
+      <w:r>
+        <w:rPr>
+          <w:sz w:val="20"/>
+          <w:szCs w:val="20"/>
+        </w:rPr>
+        <w:t>PQB</w:t>
+      </w:r>
+      <w:proofErr w:type="spellEnd"/>
+      <w:r>
+        <w:rPr>
+          <w:sz w:val="20"/>
+          <w:szCs w:val="20"/>
+        </w:rPr>
+        <w:t xml:space="preserve"> w celu realizacji zadań statutowych.</w:t>
+      </w:r>
+    </w:p>
+    <w:p>
+      <w:pPr>
+        <w:jc w:val="both"/>
+        <w:rPr>
+          <w:sz w:val="20"/>
+          <w:szCs w:val="20"/>
+        </w:rPr>
+      </w:pPr>
+      <w:r>
+        <w:rPr>
+          <w:sz w:val="20"/>
+          <w:szCs w:val="20"/>
+        </w:rPr>
+        <w:t>Podstawą prawną przetwarzania danych osobowych jest:</w:t>
       </w:r>
     </w:p>
     <w:p>
@@ -1310,56 +2031,75 @@
           <w:right w:val="nil"/>
           <w:between w:val="nil"/>
         </w:pBdr>
-        <w:spacing w:before="280" w:after="0" w:line="240" w:lineRule="auto"/>
+        <w:spacing w:after="0"/>
+        <w:jc w:val="both"/>
+        <w:rPr>
+          <w:sz w:val="20"/>
+          <w:szCs w:val="20"/>
+        </w:rPr>
+      </w:pPr>
+      <w:r>
         <w:rPr>
           <w:color w:val="000000"/>
           <w:sz w:val="20"/>
           <w:szCs w:val="20"/>
         </w:rPr>
-      </w:pPr>
+        <w:t xml:space="preserve">uzasadniony interes </w:t>
+      </w:r>
+      <w:proofErr w:type="spellStart"/>
       <w:r>
         <w:rPr>
           <w:color w:val="000000"/>
           <w:sz w:val="20"/>
           <w:szCs w:val="20"/>
         </w:rPr>
-        <w:t>zapoznałem się z zasadami procesu akredytacji ISTQB</w:t>
-      </w:r>
-      <w:r>
-        <w:rPr>
-          <w:sz w:val="20"/>
-          <w:szCs w:val="20"/>
-        </w:rPr>
-        <w:t xml:space="preserve">® </w:t>
-      </w:r>
+        <w:t>PQB</w:t>
+      </w:r>
+      <w:proofErr w:type="spellEnd"/>
       <w:r>
         <w:rPr>
           <w:color w:val="000000"/>
           <w:sz w:val="20"/>
           <w:szCs w:val="20"/>
         </w:rPr>
-        <w:t>i zobowiązuję się ich przestrzegać</w:t>
-      </w:r>
-      <w:sdt>
-        <w:sdtPr>
-          <w:rPr>
-            <w:sz w:val="20"/>
-            <w:szCs w:val="20"/>
-          </w:rPr>
-          <w:tag w:val="goog_rdk_12"/>
-          <w:id w:val="1987989083"/>
-        </w:sdtPr>
-        <w:sdtContent>
-          <w:r>
-            <w:rPr>
-              <w:color w:val="000000"/>
-              <w:sz w:val="20"/>
-              <w:szCs w:val="20"/>
-            </w:rPr>
-            <w:t>,</w:t>
-          </w:r>
-        </w:sdtContent>
-      </w:sdt>
+        <w:t xml:space="preserve"> polegający na realizacji działalności statutowej – na podstawie art. 6 </w:t>
+      </w:r>
+      <w:proofErr w:type="spellStart"/>
+      <w:r>
+        <w:rPr>
+          <w:color w:val="000000"/>
+          <w:sz w:val="20"/>
+          <w:szCs w:val="20"/>
+        </w:rPr>
+        <w:t>ust.1</w:t>
+      </w:r>
+      <w:proofErr w:type="spellEnd"/>
+      <w:r>
+        <w:rPr>
+          <w:color w:val="000000"/>
+          <w:sz w:val="20"/>
+          <w:szCs w:val="20"/>
+        </w:rPr>
+        <w:t xml:space="preserve"> lit. f) </w:t>
+      </w:r>
+      <w:proofErr w:type="spellStart"/>
+      <w:r>
+        <w:rPr>
+          <w:color w:val="000000"/>
+          <w:sz w:val="20"/>
+          <w:szCs w:val="20"/>
+        </w:rPr>
+        <w:t>RODO</w:t>
+      </w:r>
+      <w:proofErr w:type="spellEnd"/>
+      <w:r>
+        <w:rPr>
+          <w:color w:val="000000"/>
+          <w:sz w:val="20"/>
+          <w:szCs w:val="20"/>
+        </w:rPr>
+        <w:t>,</w:t>
+      </w:r>
     </w:p>
     <w:p>
       <w:pPr>
@@ -1374,569 +2114,183 @@
           <w:right w:val="nil"/>
           <w:between w:val="nil"/>
         </w:pBdr>
-        <w:spacing w:after="0" w:line="240" w:lineRule="auto"/>
+        <w:jc w:val="both"/>
+        <w:rPr>
+          <w:sz w:val="20"/>
+          <w:szCs w:val="20"/>
+        </w:rPr>
+      </w:pPr>
+      <w:r>
         <w:rPr>
           <w:color w:val="000000"/>
           <w:sz w:val="20"/>
           <w:szCs w:val="20"/>
         </w:rPr>
-      </w:pPr>
+        <w:t xml:space="preserve">obowiązek prawny ciążący na </w:t>
+      </w:r>
+      <w:proofErr w:type="spellStart"/>
       <w:r>
         <w:rPr>
           <w:color w:val="000000"/>
           <w:sz w:val="20"/>
           <w:szCs w:val="20"/>
         </w:rPr>
-        <w:t xml:space="preserve">dostarczone </w:t>
-      </w:r>
-      <w:sdt>
-        <w:sdtPr>
-          <w:rPr>
-            <w:sz w:val="20"/>
-            <w:szCs w:val="20"/>
-          </w:rPr>
-          <w:tag w:val="goog_rdk_13"/>
-          <w:id w:val="91945226"/>
-        </w:sdtPr>
-        <w:sdtContent>
-          <w:r>
-            <w:rPr>
-              <w:color w:val="000000"/>
-              <w:sz w:val="20"/>
-              <w:szCs w:val="20"/>
-            </w:rPr>
-            <w:t xml:space="preserve">przeze mnie </w:t>
-          </w:r>
-        </w:sdtContent>
-      </w:sdt>
+        <w:t>PQB</w:t>
+      </w:r>
+      <w:proofErr w:type="spellEnd"/>
       <w:r>
         <w:rPr>
           <w:color w:val="000000"/>
           <w:sz w:val="20"/>
           <w:szCs w:val="20"/>
         </w:rPr>
-        <w:t>informacje są prawdziwe i kompletne</w:t>
-      </w:r>
-      <w:sdt>
-        <w:sdtPr>
-          <w:rPr>
-            <w:sz w:val="20"/>
-            <w:szCs w:val="20"/>
-          </w:rPr>
-          <w:tag w:val="goog_rdk_14"/>
-          <w:id w:val="635955353"/>
-        </w:sdtPr>
-        <w:sdtContent>
-          <w:r>
-            <w:rPr>
-              <w:color w:val="000000"/>
-              <w:sz w:val="20"/>
-              <w:szCs w:val="20"/>
-            </w:rPr>
-            <w:t>,</w:t>
-          </w:r>
-        </w:sdtContent>
-      </w:sdt>
+        <w:t xml:space="preserve"> w zakresie dokumentowania zdarzeń gospodarczych dla celów podatkowych i rachunkowych – na podstawie art. 6 ust. 1 lit. c) </w:t>
+      </w:r>
+      <w:proofErr w:type="spellStart"/>
+      <w:r>
+        <w:rPr>
+          <w:color w:val="000000"/>
+          <w:sz w:val="20"/>
+          <w:szCs w:val="20"/>
+        </w:rPr>
+        <w:t>RODO</w:t>
+      </w:r>
+      <w:proofErr w:type="spellEnd"/>
+      <w:r>
+        <w:rPr>
+          <w:color w:val="000000"/>
+          <w:sz w:val="20"/>
+          <w:szCs w:val="20"/>
+        </w:rPr>
+        <w:t>,</w:t>
+      </w:r>
     </w:p>
     <w:p>
       <w:pPr>
-        <w:numPr>
-          <w:ilvl w:val="0"/>
-          <w:numId w:val="2"/>
-        </w:numPr>
-        <w:pBdr>
-          <w:top w:val="nil"/>
-          <w:left w:val="nil"/>
-          <w:bottom w:val="nil"/>
-          <w:right w:val="nil"/>
-          <w:between w:val="nil"/>
-        </w:pBdr>
-        <w:spacing w:after="0" w:line="240" w:lineRule="auto"/>
-        <w:rPr>
-          <w:color w:val="000000"/>
-          <w:sz w:val="20"/>
-          <w:szCs w:val="20"/>
-        </w:rPr>
-      </w:pPr>
-      <w:r>
-        <w:rPr>
-          <w:color w:val="000000"/>
-          <w:sz w:val="20"/>
-          <w:szCs w:val="20"/>
-        </w:rPr>
-        <w:t>będę przestrzegać lokalnych przepisów prawa, w tym dotyczących:</w:t>
+        <w:jc w:val="both"/>
+        <w:rPr>
+          <w:sz w:val="20"/>
+          <w:szCs w:val="20"/>
+        </w:rPr>
+      </w:pPr>
+      <w:r>
+        <w:rPr>
+          <w:sz w:val="20"/>
+          <w:szCs w:val="20"/>
+        </w:rPr>
+        <w:t>Odbiorcami Pani/Pana danych osobowych będą wyłącznie podmioty uprawnione do uzyskania danych osobowych na podstawie przepisów prawa oraz w przypadku organizacji wydarzeń wymagających zawarcia umowy.</w:t>
       </w:r>
     </w:p>
     <w:p>
       <w:pPr>
-        <w:numPr>
-          <w:ilvl w:val="1"/>
-          <w:numId w:val="2"/>
-        </w:numPr>
-        <w:pBdr>
-          <w:top w:val="nil"/>
-          <w:left w:val="nil"/>
-          <w:bottom w:val="nil"/>
-          <w:right w:val="nil"/>
-          <w:between w:val="nil"/>
-        </w:pBdr>
-        <w:spacing w:after="0" w:line="240" w:lineRule="auto"/>
-        <w:rPr>
-          <w:color w:val="000000"/>
-          <w:sz w:val="20"/>
-          <w:szCs w:val="20"/>
-        </w:rPr>
-      </w:pPr>
-      <w:r>
-        <w:rPr>
-          <w:color w:val="000000"/>
-          <w:sz w:val="20"/>
-          <w:szCs w:val="20"/>
-        </w:rPr>
-        <w:t>praw autorskich i własności intelektualnej</w:t>
-      </w:r>
-      <w:sdt>
-        <w:sdtPr>
-          <w:rPr>
-            <w:sz w:val="20"/>
-            <w:szCs w:val="20"/>
-          </w:rPr>
-          <w:tag w:val="goog_rdk_15"/>
-          <w:id w:val="-1731921704"/>
-        </w:sdtPr>
-        <w:sdtContent>
-          <w:r>
-            <w:rPr>
-              <w:color w:val="000000"/>
-              <w:sz w:val="20"/>
-              <w:szCs w:val="20"/>
-            </w:rPr>
-            <w:t>,</w:t>
-          </w:r>
-        </w:sdtContent>
-      </w:sdt>
+        <w:jc w:val="both"/>
+        <w:rPr>
+          <w:sz w:val="20"/>
+          <w:szCs w:val="20"/>
+        </w:rPr>
+      </w:pPr>
+      <w:r>
+        <w:rPr>
+          <w:sz w:val="20"/>
+          <w:szCs w:val="20"/>
+        </w:rPr>
+        <w:t xml:space="preserve">Pani/Pana dane osobowe przechowywane będą przez okres niezbędny do zrealizowania celów statutowych </w:t>
+      </w:r>
+      <w:proofErr w:type="spellStart"/>
+      <w:r>
+        <w:rPr>
+          <w:sz w:val="20"/>
+          <w:szCs w:val="20"/>
+        </w:rPr>
+        <w:t>PQB</w:t>
+      </w:r>
+      <w:proofErr w:type="spellEnd"/>
+      <w:r>
+        <w:rPr>
+          <w:sz w:val="20"/>
+          <w:szCs w:val="20"/>
+        </w:rPr>
+        <w:t xml:space="preserve">. Jeżeli dane osobowe będą konieczne do dokumentowania zdarzeń gospodarczych dla celów rachunkowych, dane te w tym zakresie będą przechowywane przez </w:t>
+      </w:r>
+      <w:proofErr w:type="spellStart"/>
+      <w:r>
+        <w:rPr>
+          <w:sz w:val="20"/>
+          <w:szCs w:val="20"/>
+        </w:rPr>
+        <w:t>PQB</w:t>
+      </w:r>
+      <w:proofErr w:type="spellEnd"/>
+      <w:r>
+        <w:rPr>
+          <w:sz w:val="20"/>
+          <w:szCs w:val="20"/>
+        </w:rPr>
+        <w:t xml:space="preserve"> tak długo jak długo będzie istniał prawny obowiązek </w:t>
+      </w:r>
+      <w:proofErr w:type="spellStart"/>
+      <w:r>
+        <w:rPr>
+          <w:sz w:val="20"/>
+          <w:szCs w:val="20"/>
+        </w:rPr>
+        <w:t>PQB</w:t>
+      </w:r>
+      <w:proofErr w:type="spellEnd"/>
+      <w:r>
+        <w:rPr>
+          <w:sz w:val="20"/>
+          <w:szCs w:val="20"/>
+        </w:rPr>
+        <w:t xml:space="preserve"> do posiadania dokumentu tych zdarzeń. </w:t>
+      </w:r>
     </w:p>
     <w:p>
       <w:pPr>
-        <w:numPr>
-          <w:ilvl w:val="1"/>
-          <w:numId w:val="2"/>
-        </w:numPr>
-        <w:pBdr>
-          <w:top w:val="nil"/>
-          <w:left w:val="nil"/>
-          <w:bottom w:val="nil"/>
-          <w:right w:val="nil"/>
-          <w:between w:val="nil"/>
-        </w:pBdr>
-        <w:spacing w:after="0" w:line="240" w:lineRule="auto"/>
-        <w:rPr>
-          <w:color w:val="000000"/>
-          <w:sz w:val="20"/>
-          <w:szCs w:val="20"/>
-        </w:rPr>
-      </w:pPr>
-      <w:r>
-        <w:rPr>
-          <w:color w:val="000000"/>
-          <w:sz w:val="20"/>
-          <w:szCs w:val="20"/>
-        </w:rPr>
-        <w:t>ochrony danych</w:t>
-      </w:r>
-      <w:sdt>
-        <w:sdtPr>
-          <w:rPr>
-            <w:sz w:val="20"/>
-            <w:szCs w:val="20"/>
-          </w:rPr>
-          <w:tag w:val="goog_rdk_16"/>
-          <w:id w:val="1928788128"/>
-        </w:sdtPr>
-        <w:sdtContent>
-          <w:r>
-            <w:rPr>
-              <w:color w:val="000000"/>
-              <w:sz w:val="20"/>
-              <w:szCs w:val="20"/>
-            </w:rPr>
-            <w:t>,</w:t>
-          </w:r>
-        </w:sdtContent>
-      </w:sdt>
+        <w:jc w:val="both"/>
+        <w:rPr>
+          <w:sz w:val="20"/>
+          <w:szCs w:val="20"/>
+        </w:rPr>
+      </w:pPr>
+      <w:r>
+        <w:rPr>
+          <w:sz w:val="20"/>
+          <w:szCs w:val="20"/>
+        </w:rPr>
+        <w:t>Posiada Pani/Pan prawo dostępu do danych osobowych, prawo do ich sprostowania, usunięcia lub ograniczenia przetwarzania.</w:t>
+      </w:r>
     </w:p>
     <w:p>
       <w:pPr>
-        <w:numPr>
-          <w:ilvl w:val="1"/>
-          <w:numId w:val="2"/>
-        </w:numPr>
-        <w:pBdr>
-          <w:top w:val="nil"/>
-          <w:left w:val="nil"/>
-          <w:bottom w:val="nil"/>
-          <w:right w:val="nil"/>
-          <w:between w:val="nil"/>
-        </w:pBdr>
-        <w:spacing w:after="0" w:line="240" w:lineRule="auto"/>
-        <w:rPr>
-          <w:color w:val="000000"/>
-          <w:sz w:val="20"/>
-          <w:szCs w:val="20"/>
-        </w:rPr>
-      </w:pPr>
-      <w:r>
-        <w:rPr>
-          <w:color w:val="000000"/>
-          <w:sz w:val="20"/>
-          <w:szCs w:val="20"/>
-        </w:rPr>
-        <w:t>przepisów handlowych i bezpieczeństwa</w:t>
-      </w:r>
-      <w:sdt>
-        <w:sdtPr>
-          <w:rPr>
-            <w:sz w:val="20"/>
-            <w:szCs w:val="20"/>
-          </w:rPr>
-          <w:tag w:val="goog_rdk_17"/>
-          <w:id w:val="-368819095"/>
-        </w:sdtPr>
-        <w:sdtContent>
-          <w:r>
-            <w:rPr>
-              <w:color w:val="000000"/>
-              <w:sz w:val="20"/>
-              <w:szCs w:val="20"/>
-            </w:rPr>
-            <w:t>,</w:t>
-          </w:r>
-        </w:sdtContent>
-      </w:sdt>
+        <w:jc w:val="both"/>
+        <w:rPr>
+          <w:sz w:val="20"/>
+          <w:szCs w:val="20"/>
+        </w:rPr>
+      </w:pPr>
+      <w:r>
+        <w:rPr>
+          <w:sz w:val="20"/>
+          <w:szCs w:val="20"/>
+        </w:rPr>
+        <w:t>Ma Pani/Pan prawo wniesienia skargi do organu nadzorczego.</w:t>
+      </w:r>
     </w:p>
     <w:p>
       <w:pPr>
-        <w:numPr>
-          <w:ilvl w:val="0"/>
-          <w:numId w:val="2"/>
-        </w:numPr>
-        <w:pBdr>
-          <w:top w:val="nil"/>
-          <w:left w:val="nil"/>
-          <w:bottom w:val="nil"/>
-          <w:right w:val="nil"/>
-          <w:between w:val="nil"/>
-        </w:pBdr>
-        <w:spacing w:after="0" w:line="240" w:lineRule="auto"/>
-        <w:rPr>
-          <w:color w:val="000000"/>
-          <w:sz w:val="20"/>
-          <w:szCs w:val="20"/>
-        </w:rPr>
-      </w:pPr>
-      <w:r>
-        <w:rPr>
-          <w:color w:val="000000"/>
-          <w:sz w:val="20"/>
-          <w:szCs w:val="20"/>
-        </w:rPr>
-        <w:t>jestem świadom</w:t>
-      </w:r>
-      <w:r>
-        <w:rPr>
-          <w:color w:val="000000"/>
-          <w:sz w:val="20"/>
-          <w:szCs w:val="20"/>
-        </w:rPr>
-        <w:t>(-ma)</w:t>
-      </w:r>
-      <w:r>
-        <w:rPr>
-          <w:color w:val="000000"/>
-          <w:sz w:val="20"/>
-          <w:szCs w:val="20"/>
-        </w:rPr>
-        <w:t>, że:</w:t>
-      </w:r>
-    </w:p>
-    <w:p>
-      <w:pPr>
-        <w:numPr>
-          <w:ilvl w:val="1"/>
-          <w:numId w:val="2"/>
-        </w:numPr>
-        <w:pBdr>
-          <w:top w:val="nil"/>
-          <w:left w:val="nil"/>
-          <w:bottom w:val="nil"/>
-          <w:right w:val="nil"/>
-          <w:between w:val="nil"/>
-        </w:pBdr>
-        <w:spacing w:after="0" w:line="240" w:lineRule="auto"/>
-        <w:rPr>
-          <w:color w:val="000000"/>
-          <w:sz w:val="20"/>
-          <w:szCs w:val="20"/>
-        </w:rPr>
-      </w:pPr>
-      <w:r>
-        <w:rPr>
-          <w:color w:val="000000"/>
-          <w:sz w:val="20"/>
-          <w:szCs w:val="20"/>
-        </w:rPr>
-        <w:t xml:space="preserve">mogę prowadzić akredytowane </w:t>
-      </w:r>
-      <w:sdt>
-        <w:sdtPr>
-          <w:rPr>
-            <w:sz w:val="20"/>
-            <w:szCs w:val="20"/>
-          </w:rPr>
-          <w:tag w:val="goog_rdk_18"/>
-          <w:id w:val="409714032"/>
-        </w:sdtPr>
-        <w:sdtContent>
-          <w:sdt>
-            <w:sdtPr>
-              <w:rPr>
-                <w:sz w:val="20"/>
-                <w:szCs w:val="20"/>
-              </w:rPr>
-              <w:tag w:val="goog_rdk_19"/>
-              <w:id w:val="690905715"/>
-            </w:sdtPr>
-            <w:sdtContent>
-              <w:r>
-                <w:rPr>
-                  <w:sz w:val="20"/>
-                  <w:szCs w:val="20"/>
-                </w:rPr>
-                <w:t>szkolenia</w:t>
-              </w:r>
-            </w:sdtContent>
-          </w:sdt>
-        </w:sdtContent>
-      </w:sdt>
-      <w:r>
-        <w:rPr>
-          <w:color w:val="000000"/>
-          <w:sz w:val="20"/>
-          <w:szCs w:val="20"/>
-        </w:rPr>
-        <w:t xml:space="preserve"> ISTQB</w:t>
-      </w:r>
-      <w:r>
-        <w:rPr>
-          <w:sz w:val="20"/>
-          <w:szCs w:val="20"/>
-        </w:rPr>
-        <w:t>®</w:t>
-      </w:r>
-      <w:r>
-        <w:rPr>
-          <w:color w:val="000000"/>
-          <w:sz w:val="20"/>
-          <w:szCs w:val="20"/>
-        </w:rPr>
-        <w:t xml:space="preserve"> wyłącznie dla poziomu </w:t>
-      </w:r>
-      <w:sdt>
-        <w:sdtPr>
-          <w:rPr>
-            <w:sz w:val="20"/>
-            <w:szCs w:val="20"/>
-          </w:rPr>
-          <w:tag w:val="goog_rdk_22"/>
-          <w:id w:val="-294960185"/>
-        </w:sdtPr>
-        <w:sdtContent>
-          <w:sdt>
-            <w:sdtPr>
-              <w:rPr>
-                <w:sz w:val="20"/>
-                <w:szCs w:val="20"/>
-              </w:rPr>
-              <w:tag w:val="goog_rdk_23"/>
-              <w:id w:val="-361205733"/>
-            </w:sdtPr>
-            <w:sdtContent>
-              <w:r>
-                <w:rPr>
-                  <w:sz w:val="20"/>
-                  <w:szCs w:val="20"/>
-                </w:rPr>
-                <w:t>udzielonej</w:t>
-              </w:r>
-            </w:sdtContent>
-          </w:sdt>
-        </w:sdtContent>
-      </w:sdt>
-      <w:r>
-        <w:rPr>
-          <w:sz w:val="20"/>
-          <w:szCs w:val="20"/>
-        </w:rPr>
-        <w:t xml:space="preserve"> </w:t>
-      </w:r>
-      <w:r>
-        <w:rPr>
-          <w:color w:val="000000"/>
-          <w:sz w:val="20"/>
-          <w:szCs w:val="20"/>
-        </w:rPr>
-        <w:t xml:space="preserve">mi akredytacji </w:t>
-      </w:r>
-      <w:r>
-        <w:rPr>
-          <w:color w:val="000000"/>
-          <w:sz w:val="20"/>
-          <w:szCs w:val="20"/>
-        </w:rPr>
-        <w:t>trenerskiej</w:t>
-      </w:r>
-      <w:sdt>
-        <w:sdtPr>
-          <w:rPr>
-            <w:sz w:val="20"/>
-            <w:szCs w:val="20"/>
-          </w:rPr>
-          <w:tag w:val="goog_rdk_16"/>
-          <w:id w:val="1770044072"/>
-        </w:sdtPr>
-        <w:sdtContent>
-          <w:r>
-            <w:rPr>
-              <w:color w:val="000000"/>
-              <w:sz w:val="20"/>
-              <w:szCs w:val="20"/>
-            </w:rPr>
-            <w:t>,</w:t>
-          </w:r>
-        </w:sdtContent>
-      </w:sdt>
-    </w:p>
-    <w:p>
-      <w:pPr>
-        <w:numPr>
-          <w:ilvl w:val="1"/>
-          <w:numId w:val="2"/>
-        </w:numPr>
-        <w:pBdr>
-          <w:top w:val="nil"/>
-          <w:left w:val="nil"/>
-          <w:bottom w:val="nil"/>
-          <w:right w:val="nil"/>
-          <w:between w:val="nil"/>
-        </w:pBdr>
-        <w:spacing w:after="0" w:line="240" w:lineRule="auto"/>
-        <w:rPr>
-          <w:color w:val="000000"/>
-          <w:sz w:val="20"/>
-          <w:szCs w:val="20"/>
-        </w:rPr>
-      </w:pPr>
-      <w:r>
-        <w:rPr>
-          <w:color w:val="000000"/>
-          <w:sz w:val="20"/>
-          <w:szCs w:val="20"/>
-        </w:rPr>
-        <w:t xml:space="preserve">niezastosowanie się do tej zasady </w:t>
-      </w:r>
-      <w:sdt>
-        <w:sdtPr>
-          <w:rPr>
-            <w:sz w:val="20"/>
-            <w:szCs w:val="20"/>
-          </w:rPr>
-          <w:tag w:val="goog_rdk_26"/>
-          <w:id w:val="-1140542933"/>
-        </w:sdtPr>
-        <w:sdtContent>
-          <w:r>
-            <w:rPr>
-              <w:color w:val="000000"/>
-              <w:sz w:val="20"/>
-              <w:szCs w:val="20"/>
-            </w:rPr>
-            <w:t xml:space="preserve">będzie </w:t>
-          </w:r>
-        </w:sdtContent>
-      </w:sdt>
-      <w:r>
-        <w:rPr>
-          <w:color w:val="000000"/>
-          <w:sz w:val="20"/>
-          <w:szCs w:val="20"/>
-        </w:rPr>
-        <w:t>skutk</w:t>
-      </w:r>
-      <w:sdt>
-        <w:sdtPr>
-          <w:rPr>
-            <w:sz w:val="20"/>
-            <w:szCs w:val="20"/>
-          </w:rPr>
-          <w:tag w:val="goog_rdk_27"/>
-          <w:id w:val="2035321959"/>
-        </w:sdtPr>
-        <w:sdtContent>
-          <w:sdt>
-            <w:sdtPr>
-              <w:rPr>
-                <w:sz w:val="20"/>
-                <w:szCs w:val="20"/>
-              </w:rPr>
-              <w:tag w:val="goog_rdk_28"/>
-              <w:id w:val="907609265"/>
-            </w:sdtPr>
-            <w:sdtContent>
-              <w:r>
-                <w:rPr>
-                  <w:sz w:val="20"/>
-                  <w:szCs w:val="20"/>
-                </w:rPr>
-                <w:t>owało</w:t>
-              </w:r>
-            </w:sdtContent>
-          </w:sdt>
-        </w:sdtContent>
-      </w:sdt>
-      <w:r>
-        <w:rPr>
-          <w:sz w:val="20"/>
-          <w:szCs w:val="20"/>
-        </w:rPr>
-        <w:t xml:space="preserve"> automatyczną utratą akredytacji trenerskiej,</w:t>
-      </w:r>
-    </w:p>
-    <w:p>
-      <w:pPr>
-        <w:numPr>
-          <w:ilvl w:val="1"/>
-          <w:numId w:val="2"/>
-        </w:numPr>
-        <w:pBdr>
-          <w:top w:val="nil"/>
-          <w:left w:val="nil"/>
-          <w:bottom w:val="nil"/>
-          <w:right w:val="nil"/>
-          <w:between w:val="nil"/>
-        </w:pBdr>
-        <w:spacing w:after="0" w:line="240" w:lineRule="auto"/>
-        <w:rPr>
-          <w:color w:val="000000"/>
-          <w:sz w:val="20"/>
-          <w:szCs w:val="20"/>
-        </w:rPr>
-      </w:pPr>
-      <w:r>
-        <w:rPr>
-          <w:sz w:val="20"/>
-          <w:szCs w:val="20"/>
-        </w:rPr>
-        <w:t>o nową akredytację trenerską będę mógł(-</w:t>
+        <w:jc w:val="both"/>
+        <w:rPr>
+          <w:sz w:val="20"/>
+          <w:szCs w:val="20"/>
+        </w:rPr>
+      </w:pPr>
+      <w:r>
+        <w:rPr>
+          <w:sz w:val="20"/>
+          <w:szCs w:val="20"/>
+        </w:rPr>
+        <w:t xml:space="preserve">Podanie danych osobowych jest dobrowolne, jednakże niepodanie danych może skutkować brakiem możliwości członkostwa w </w:t>
       </w:r>
       <w:proofErr w:type="spellStart"/>
       <w:r>
@@ -1944,7 +2298,7 @@
           <w:sz w:val="20"/>
           <w:szCs w:val="20"/>
         </w:rPr>
-        <w:t>ła</w:t>
+        <w:t>PQB</w:t>
       </w:r>
       <w:proofErr w:type="spellEnd"/>
       <w:r>
@@ -1952,229 +2306,7 @@
           <w:sz w:val="20"/>
           <w:szCs w:val="20"/>
         </w:rPr>
-        <w:t>) się ubiegać po upływie dwóch lat od daty utraty poprzedniej akredytacji trenerskiej.</w:t>
-      </w:r>
-    </w:p>
-    <w:p>
-      <w:pPr>
-        <w:jc w:val="right"/>
-        <w:rPr>
-          <w:color w:val="000000"/>
-          <w:sz w:val="24"/>
-          <w:szCs w:val="24"/>
-        </w:rPr>
-      </w:pPr>
-    </w:p>
-    <w:p>
-      <w:pPr>
-        <w:jc w:val="right"/>
-        <w:rPr>
-          <w:color w:val="000000"/>
-          <w:sz w:val="24"/>
-          <w:szCs w:val="24"/>
-        </w:rPr>
-      </w:pPr>
-    </w:p>
-    <w:p>
-      <w:pPr>
-        <w:jc w:val="right"/>
-        <w:rPr>
-          <w:color w:val="000000"/>
-          <w:sz w:val="24"/>
-          <w:szCs w:val="24"/>
-        </w:rPr>
-      </w:pPr>
-    </w:p>
-    <w:p>
-      <w:pPr>
-        <w:jc w:val="right"/>
-        <w:rPr>
-          <w:color w:val="000000"/>
-          <w:sz w:val="24"/>
-          <w:szCs w:val="24"/>
-        </w:rPr>
-      </w:pPr>
-    </w:p>
-    <w:p>
-      <w:pPr>
-        <w:jc w:val="right"/>
-        <w:rPr>
-          <w:sz w:val="20"/>
-          <w:szCs w:val="20"/>
-        </w:rPr>
-      </w:pPr>
-      <w:r>
-        <w:rPr>
-          <w:sz w:val="20"/>
-          <w:szCs w:val="20"/>
-        </w:rPr>
-        <w:t>………………………………</w:t>
-      </w:r>
-      <w:sdt>
-        <w:sdtPr>
-          <w:rPr>
-            <w:sz w:val="20"/>
-            <w:szCs w:val="20"/>
-          </w:rPr>
-          <w:tag w:val="goog_rdk_34"/>
-          <w:id w:val="-1864528163"/>
-        </w:sdtPr>
-        <w:sdtContent/>
-      </w:sdt>
-      <w:r>
-        <w:rPr>
-          <w:sz w:val="20"/>
-          <w:szCs w:val="20"/>
-        </w:rPr>
-        <w:t>………………………………………………….</w:t>
-      </w:r>
-    </w:p>
-    <w:p>
-      <w:pPr>
-        <w:ind w:left="2880" w:firstLine="720"/>
-        <w:jc w:val="center"/>
-        <w:rPr>
-          <w:sz w:val="20"/>
-          <w:szCs w:val="20"/>
-        </w:rPr>
-      </w:pPr>
-      <w:r>
-        <w:rPr>
-          <w:sz w:val="20"/>
-          <w:szCs w:val="20"/>
-        </w:rPr>
-        <w:t xml:space="preserve">Imię i nazwisko / </w:t>
-      </w:r>
-      <w:r>
-        <w:rPr>
-          <w:sz w:val="20"/>
-          <w:szCs w:val="20"/>
-        </w:rPr>
-        <w:t>d</w:t>
-      </w:r>
-      <w:r>
-        <w:rPr>
-          <w:sz w:val="20"/>
-          <w:szCs w:val="20"/>
-        </w:rPr>
-        <w:t xml:space="preserve">ata / </w:t>
-      </w:r>
-      <w:r>
-        <w:rPr>
-          <w:sz w:val="20"/>
-          <w:szCs w:val="20"/>
-        </w:rPr>
-        <w:t>p</w:t>
-      </w:r>
-      <w:r>
-        <w:rPr>
-          <w:sz w:val="20"/>
-          <w:szCs w:val="20"/>
-        </w:rPr>
-        <w:t>odpis</w:t>
-      </w:r>
-    </w:p>
-    <w:p>
-      <w:pPr>
-        <w:jc w:val="center"/>
-        <w:rPr>
-          <w:b/>
-          <w:bCs/>
-        </w:rPr>
-      </w:pPr>
-      <w:r>
-        <w:br w:type="page"/>
-      </w:r>
-      <w:r>
-        <w:rPr>
-          <w:b/>
-          <w:bCs/>
-        </w:rPr>
-        <w:lastRenderedPageBreak/>
-        <w:t>Klauzula informacyjna RODO</w:t>
-      </w:r>
-    </w:p>
-    <w:p>
-      <w:pPr>
-        <w:jc w:val="center"/>
-        <w:rPr>
-          <w:b/>
-          <w:bCs/>
-        </w:rPr>
-      </w:pPr>
-    </w:p>
-    <w:p>
-      <w:pPr>
-        <w:jc w:val="both"/>
-        <w:rPr>
-          <w:sz w:val="20"/>
-          <w:szCs w:val="20"/>
-        </w:rPr>
-      </w:pPr>
-      <w:r>
-        <w:rPr>
-          <w:sz w:val="20"/>
-          <w:szCs w:val="20"/>
-        </w:rPr>
-        <w:t>Zgodnie z art. 13 ust. 1 i 2 rozporządzenia Parlamentu Europejskiego i RE (UE) 2016/679 z dnia 27 kwietnia 2016 r. w sprawie ochrony osób fizycznych w związku z przetwarzaniem danych osobowych, w sprawie swobodnego przepływu takich danych oraz uchylenia dyrektywy 95/46/WE (ogólne rozporządzenie o</w:t>
-      </w:r>
-      <w:r>
-        <w:rPr>
-          <w:sz w:val="20"/>
-          <w:szCs w:val="20"/>
-        </w:rPr>
-        <w:t> </w:t>
-      </w:r>
-      <w:r>
-        <w:rPr>
-          <w:sz w:val="20"/>
-          <w:szCs w:val="20"/>
-        </w:rPr>
-        <w:t xml:space="preserve">ochronie danych) (Dz.U.UE.L.2016.119.1), </w:t>
-      </w:r>
-      <w:r>
-        <w:rPr>
-          <w:sz w:val="20"/>
-          <w:szCs w:val="20"/>
-        </w:rPr>
-        <w:t>s</w:t>
-      </w:r>
-      <w:r>
-        <w:rPr>
-          <w:sz w:val="20"/>
-          <w:szCs w:val="20"/>
-        </w:rPr>
-        <w:t>towarzyszenie Polish Quality Board informuje, że:</w:t>
-      </w:r>
-    </w:p>
-    <w:p>
-      <w:pPr>
-        <w:jc w:val="both"/>
-        <w:rPr>
-          <w:sz w:val="20"/>
-          <w:szCs w:val="20"/>
-        </w:rPr>
-      </w:pPr>
-      <w:r>
-        <w:rPr>
-          <w:sz w:val="20"/>
-          <w:szCs w:val="20"/>
-        </w:rPr>
-        <w:t xml:space="preserve">Administratorem Pani/Pana danych osobowych jest </w:t>
-      </w:r>
-      <w:r>
-        <w:rPr>
-          <w:sz w:val="20"/>
-          <w:szCs w:val="20"/>
-        </w:rPr>
-        <w:t>s</w:t>
-      </w:r>
-      <w:r>
-        <w:rPr>
-          <w:sz w:val="20"/>
-          <w:szCs w:val="20"/>
-        </w:rPr>
-        <w:t xml:space="preserve">towarzyszenie Polish Quality Board (zwane dalej PQB), z siedzibą w </w:t>
+        <w:t xml:space="preserve"> lub brakiem możliwości uczestnictwa w wydarzeniach organizowanych przez </w:t>
       </w:r>
       <w:proofErr w:type="spellStart"/>
       <w:r>
@@ -2182,7 +2314,7 @@
           <w:sz w:val="20"/>
           <w:szCs w:val="20"/>
         </w:rPr>
-        <w:t>Niemczu</w:t>
+        <w:t>PQB</w:t>
       </w:r>
       <w:proofErr w:type="spellEnd"/>
       <w:r>
@@ -2190,288 +2322,7 @@
           <w:sz w:val="20"/>
           <w:szCs w:val="20"/>
         </w:rPr>
-        <w:t xml:space="preserve">, ul. H. </w:t>
-      </w:r>
-      <w:proofErr w:type="spellStart"/>
-      <w:r>
-        <w:rPr>
-          <w:sz w:val="20"/>
-          <w:szCs w:val="20"/>
-        </w:rPr>
-        <w:t>Mrossa</w:t>
-      </w:r>
-      <w:proofErr w:type="spellEnd"/>
-      <w:r>
-        <w:rPr>
-          <w:sz w:val="20"/>
-          <w:szCs w:val="20"/>
-        </w:rPr>
-        <w:t xml:space="preserve"> 4C/14, kod pocztowy 86-032.</w:t>
-      </w:r>
-    </w:p>
-    <w:p>
-      <w:pPr>
-        <w:jc w:val="both"/>
-        <w:rPr>
-          <w:sz w:val="20"/>
-          <w:szCs w:val="20"/>
-        </w:rPr>
-      </w:pPr>
-      <w:r>
-        <w:rPr>
-          <w:sz w:val="20"/>
-          <w:szCs w:val="20"/>
-        </w:rPr>
-        <w:t>Z administratorem danych osobowych skontaktować się można za pośrednictwem poczty elektronicznej: iod@pqb.org.pl;</w:t>
-      </w:r>
-    </w:p>
-    <w:p>
-      <w:pPr>
-        <w:jc w:val="both"/>
-        <w:rPr>
-          <w:sz w:val="20"/>
-          <w:szCs w:val="20"/>
-        </w:rPr>
-      </w:pPr>
-      <w:r>
-        <w:rPr>
-          <w:sz w:val="20"/>
-          <w:szCs w:val="20"/>
-        </w:rPr>
-        <w:t>Dane osobowe są przetwarzane przez PQB w celu realizacji zadań statutowych.</w:t>
-      </w:r>
-    </w:p>
-    <w:p>
-      <w:pPr>
-        <w:jc w:val="both"/>
-        <w:rPr>
-          <w:sz w:val="20"/>
-          <w:szCs w:val="20"/>
-        </w:rPr>
-      </w:pPr>
-      <w:r>
-        <w:rPr>
-          <w:sz w:val="20"/>
-          <w:szCs w:val="20"/>
-        </w:rPr>
-        <w:t>Podstawą prawną przetwarzania danych osobowych jest:</w:t>
-      </w:r>
-    </w:p>
-    <w:p>
-      <w:pPr>
-        <w:numPr>
-          <w:ilvl w:val="0"/>
-          <w:numId w:val="3"/>
-        </w:numPr>
-        <w:pBdr>
-          <w:top w:val="nil"/>
-          <w:left w:val="nil"/>
-          <w:bottom w:val="nil"/>
-          <w:right w:val="nil"/>
-          <w:between w:val="nil"/>
-        </w:pBdr>
-        <w:spacing w:after="0"/>
-        <w:jc w:val="both"/>
-        <w:rPr>
-          <w:sz w:val="20"/>
-          <w:szCs w:val="20"/>
-        </w:rPr>
-      </w:pPr>
-      <w:r>
-        <w:rPr>
-          <w:color w:val="000000"/>
-          <w:sz w:val="20"/>
-          <w:szCs w:val="20"/>
-        </w:rPr>
-        <w:t>uzasadniony interes PQB polegający na realizacji działalności statutowej – na podstawie art.</w:t>
-      </w:r>
-      <w:r>
-        <w:rPr>
-          <w:color w:val="000000"/>
-          <w:sz w:val="20"/>
-          <w:szCs w:val="20"/>
-        </w:rPr>
-        <w:t> </w:t>
-      </w:r>
-      <w:r>
-        <w:rPr>
-          <w:color w:val="000000"/>
-          <w:sz w:val="20"/>
-          <w:szCs w:val="20"/>
-        </w:rPr>
-        <w:t>6</w:t>
-      </w:r>
-      <w:r>
-        <w:rPr>
-          <w:color w:val="000000"/>
-          <w:sz w:val="20"/>
-          <w:szCs w:val="20"/>
-        </w:rPr>
-        <w:t> </w:t>
-      </w:r>
-      <w:r>
-        <w:rPr>
-          <w:color w:val="000000"/>
-          <w:sz w:val="20"/>
-          <w:szCs w:val="20"/>
-        </w:rPr>
-        <w:t>ust.1</w:t>
-      </w:r>
-      <w:r>
-        <w:rPr>
-          <w:color w:val="000000"/>
-          <w:sz w:val="20"/>
-          <w:szCs w:val="20"/>
-        </w:rPr>
-        <w:t xml:space="preserve"> </w:t>
-      </w:r>
-      <w:r>
-        <w:rPr>
-          <w:color w:val="000000"/>
-          <w:sz w:val="20"/>
-          <w:szCs w:val="20"/>
-        </w:rPr>
-        <w:t>lit</w:t>
-      </w:r>
-      <w:r>
-        <w:rPr>
-          <w:color w:val="000000"/>
-          <w:sz w:val="20"/>
-          <w:szCs w:val="20"/>
-        </w:rPr>
         <w:t>.</w:t>
-      </w:r>
-      <w:r>
-        <w:rPr>
-          <w:color w:val="000000"/>
-          <w:sz w:val="20"/>
-          <w:szCs w:val="20"/>
-        </w:rPr>
-        <w:t xml:space="preserve"> f</w:t>
-      </w:r>
-      <w:r>
-        <w:rPr>
-          <w:color w:val="000000"/>
-          <w:sz w:val="20"/>
-          <w:szCs w:val="20"/>
-        </w:rPr>
-        <w:t>)</w:t>
-      </w:r>
-      <w:r>
-        <w:rPr>
-          <w:color w:val="000000"/>
-          <w:sz w:val="20"/>
-          <w:szCs w:val="20"/>
-        </w:rPr>
-        <w:t xml:space="preserve"> RODO,</w:t>
-      </w:r>
-    </w:p>
-    <w:p>
-      <w:pPr>
-        <w:numPr>
-          <w:ilvl w:val="0"/>
-          <w:numId w:val="3"/>
-        </w:numPr>
-        <w:pBdr>
-          <w:top w:val="nil"/>
-          <w:left w:val="nil"/>
-          <w:bottom w:val="nil"/>
-          <w:right w:val="nil"/>
-          <w:between w:val="nil"/>
-        </w:pBdr>
-        <w:jc w:val="both"/>
-        <w:rPr>
-          <w:sz w:val="20"/>
-          <w:szCs w:val="20"/>
-        </w:rPr>
-      </w:pPr>
-      <w:r>
-        <w:rPr>
-          <w:color w:val="000000"/>
-          <w:sz w:val="20"/>
-          <w:szCs w:val="20"/>
-        </w:rPr>
-        <w:t>obowiązek prawny ciążący na PQB w zakresie dokumentowania zdarzeń gospodarczych dla celów podatkowych i rachunkowych – na podstawie art. 6 ust. 1 lit. c) RODO,</w:t>
-      </w:r>
-    </w:p>
-    <w:p>
-      <w:pPr>
-        <w:jc w:val="both"/>
-        <w:rPr>
-          <w:sz w:val="20"/>
-          <w:szCs w:val="20"/>
-        </w:rPr>
-      </w:pPr>
-      <w:r>
-        <w:rPr>
-          <w:sz w:val="20"/>
-          <w:szCs w:val="20"/>
-        </w:rPr>
-        <w:t>Odbiorcami Pani/Pana danych osobowych będą wyłącznie podmioty uprawnione do uzyskania danych osobowych na podstawie przepisów prawa oraz w przypadku organizacji wydarzeń wymagających zawarcia umowy.</w:t>
-      </w:r>
-    </w:p>
-    <w:p>
-      <w:pPr>
-        <w:jc w:val="both"/>
-        <w:rPr>
-          <w:sz w:val="20"/>
-          <w:szCs w:val="20"/>
-        </w:rPr>
-      </w:pPr>
-      <w:r>
-        <w:rPr>
-          <w:sz w:val="20"/>
-          <w:szCs w:val="20"/>
-        </w:rPr>
-        <w:t xml:space="preserve">Pani/Pana dane osobowe przechowywane będą przez okres niezbędny do zrealizowania celów statutowych PQB. Jeżeli dane osobowe będą konieczne do dokumentowania zdarzeń gospodarczych dla celów rachunkowych, dane te w tym zakresie będą przechowywane przez PQB tak długo jak długo będzie istniał prawny obowiązek PQB do posiadania dokumentu tych zdarzeń. </w:t>
-      </w:r>
-    </w:p>
-    <w:p>
-      <w:pPr>
-        <w:jc w:val="both"/>
-        <w:rPr>
-          <w:sz w:val="20"/>
-          <w:szCs w:val="20"/>
-        </w:rPr>
-      </w:pPr>
-      <w:r>
-        <w:rPr>
-          <w:sz w:val="20"/>
-          <w:szCs w:val="20"/>
-        </w:rPr>
-        <w:t>Posiada Pani/Pan prawo dostępu do danych osobowych, prawo do ich sprostowania, usunięcia lub ograniczenia przetwarzania.</w:t>
-      </w:r>
-    </w:p>
-    <w:p>
-      <w:pPr>
-        <w:jc w:val="both"/>
-        <w:rPr>
-          <w:sz w:val="20"/>
-          <w:szCs w:val="20"/>
-        </w:rPr>
-      </w:pPr>
-      <w:r>
-        <w:rPr>
-          <w:sz w:val="20"/>
-          <w:szCs w:val="20"/>
-        </w:rPr>
-        <w:t>Ma Pani/Pan prawo wniesienia skargi do organu nadzorczego.</w:t>
-      </w:r>
-    </w:p>
-    <w:p>
-      <w:pPr>
-        <w:jc w:val="both"/>
-        <w:rPr>
-          <w:sz w:val="20"/>
-          <w:szCs w:val="20"/>
-        </w:rPr>
-      </w:pPr>
-      <w:r>
-        <w:rPr>
-          <w:sz w:val="20"/>
-          <w:szCs w:val="20"/>
-        </w:rPr>
-        <w:t>Podanie danych osobowych jest dobrowolne, jednakże niepodanie danych może skutkować brakiem możliwości członkostwa w PQB lub brakiem możliwości uczestnictwa w wydarzeniach organizowanych przez PQB.</w:t>
       </w:r>
     </w:p>
     <w:p>
@@ -2492,10 +2343,10 @@
     </w:p>
     <w:p/>
     <w:sectPr>
-      <w:headerReference w:type="default" r:id="rId8"/>
-      <w:footerReference w:type="default" r:id="rId9"/>
-      <w:headerReference w:type="first" r:id="rId10"/>
-      <w:footerReference w:type="first" r:id="rId11"/>
+      <w:headerReference w:type="default" r:id="rId9"/>
+      <w:footerReference w:type="default" r:id="rId10"/>
+      <w:headerReference w:type="first" r:id="rId11"/>
+      <w:footerReference w:type="first" r:id="rId12"/>
       <w:pgSz w:w="11906" w:h="16838"/>
       <w:pgMar w:top="2038" w:right="1417" w:bottom="1417" w:left="1417" w:header="568" w:footer="708" w:gutter="0"/>
       <w:pgNumType w:start="1"/>
@@ -2548,162 +2399,142 @@
       </w:tabs>
       <w:spacing w:before="120" w:after="0" w:line="240" w:lineRule="auto"/>
       <w:rPr>
-        <w:rFonts w:asciiTheme="minorHAnsi" w:hAnsiTheme="minorHAnsi"/>
         <w:color w:val="000000"/>
         <w:sz w:val="20"/>
         <w:szCs w:val="20"/>
-        <w:lang w:val="en-GB"/>
-      </w:rPr>
-    </w:pPr>
-    <w:proofErr w:type="spellStart"/>
-    <w:r>
-      <w:rPr>
-        <w:rFonts w:asciiTheme="minorHAnsi" w:hAnsiTheme="minorHAnsi"/>
+      </w:rPr>
+    </w:pPr>
+    <w:r>
+      <w:rPr>
         <w:color w:val="000000"/>
         <w:sz w:val="20"/>
         <w:szCs w:val="20"/>
-        <w:lang w:val="en-GB"/>
-      </w:rPr>
-      <w:t>wersja</w:t>
-    </w:r>
-    <w:proofErr w:type="spellEnd"/>
-    <w:r>
-      <w:rPr>
-        <w:rFonts w:asciiTheme="minorHAnsi" w:hAnsiTheme="minorHAnsi"/>
+      </w:rPr>
+      <w:t>wersja 1.0</w:t>
+    </w:r>
+    <w:r>
+      <w:rPr>
         <w:color w:val="000000"/>
         <w:sz w:val="20"/>
         <w:szCs w:val="20"/>
-        <w:lang w:val="en-GB"/>
-      </w:rPr>
-      <w:t xml:space="preserve"> 1.0</w:t>
-    </w:r>
-    <w:r>
-      <w:rPr>
-        <w:rFonts w:asciiTheme="minorHAnsi" w:hAnsiTheme="minorHAnsi"/>
+      </w:rPr>
+      <w:tab/>
+      <w:t xml:space="preserve">str. </w:t>
+    </w:r>
+    <w:r>
+      <w:rPr>
         <w:color w:val="000000"/>
         <w:sz w:val="20"/>
         <w:szCs w:val="20"/>
-        <w:lang w:val="en-GB"/>
-      </w:rPr>
-      <w:tab/>
-      <w:t xml:space="preserve">str. </w:t>
-    </w:r>
-    <w:r>
-      <w:rPr>
-        <w:rFonts w:asciiTheme="minorHAnsi" w:hAnsiTheme="minorHAnsi"/>
+      </w:rPr>
+      <w:fldChar w:fldCharType="begin"/>
+    </w:r>
+    <w:r>
+      <w:rPr>
         <w:color w:val="000000"/>
         <w:sz w:val="20"/>
         <w:szCs w:val="20"/>
       </w:rPr>
-      <w:fldChar w:fldCharType="begin"/>
-    </w:r>
-    <w:r>
-      <w:rPr>
-        <w:rFonts w:asciiTheme="minorHAnsi" w:hAnsiTheme="minorHAnsi"/>
+      <w:instrText>PAGE</w:instrText>
+    </w:r>
+    <w:r>
+      <w:rPr>
         <w:color w:val="000000"/>
         <w:sz w:val="20"/>
         <w:szCs w:val="20"/>
-        <w:lang w:val="en-GB"/>
-      </w:rPr>
-      <w:instrText>PAGE</w:instrText>
-    </w:r>
-    <w:r>
-      <w:rPr>
-        <w:rFonts w:asciiTheme="minorHAnsi" w:hAnsiTheme="minorHAnsi"/>
+      </w:rPr>
+      <w:fldChar w:fldCharType="separate"/>
+    </w:r>
+    <w:r>
+      <w:rPr>
+        <w:noProof/>
         <w:color w:val="000000"/>
         <w:sz w:val="20"/>
         <w:szCs w:val="20"/>
       </w:rPr>
-      <w:fldChar w:fldCharType="separate"/>
-    </w:r>
-    <w:r>
-      <w:rPr>
-        <w:rFonts w:asciiTheme="minorHAnsi" w:hAnsiTheme="minorHAnsi"/>
+      <w:t>2</w:t>
+    </w:r>
+    <w:r>
+      <w:rPr>
         <w:color w:val="000000"/>
         <w:sz w:val="20"/>
         <w:szCs w:val="20"/>
       </w:rPr>
-      <w:t>1</w:t>
-    </w:r>
-    <w:r>
-      <w:rPr>
-        <w:rFonts w:asciiTheme="minorHAnsi" w:hAnsiTheme="minorHAnsi"/>
+      <w:fldChar w:fldCharType="end"/>
+    </w:r>
+    <w:r>
+      <w:rPr>
         <w:color w:val="000000"/>
         <w:sz w:val="20"/>
         <w:szCs w:val="20"/>
       </w:rPr>
-      <w:fldChar w:fldCharType="end"/>
-    </w:r>
-    <w:r>
-      <w:rPr>
-        <w:rFonts w:asciiTheme="minorHAnsi" w:hAnsiTheme="minorHAnsi"/>
+      <w:t xml:space="preserve"> </w:t>
+    </w:r>
+    <w:r>
+      <w:rPr>
         <w:color w:val="000000"/>
         <w:sz w:val="20"/>
         <w:szCs w:val="20"/>
-        <w:lang w:val="en-GB"/>
-      </w:rPr>
-      <w:t xml:space="preserve"> </w:t>
-    </w:r>
-    <w:r>
-      <w:rPr>
-        <w:rFonts w:asciiTheme="minorHAnsi" w:hAnsiTheme="minorHAnsi"/>
+      </w:rPr>
+      <w:t xml:space="preserve">/ </w:t>
+    </w:r>
+    <w:r>
+      <w:rPr>
         <w:color w:val="000000"/>
         <w:sz w:val="20"/>
         <w:szCs w:val="20"/>
-        <w:lang w:val="en-GB"/>
-      </w:rPr>
-      <w:tab/>
-    </w:r>
-    <w:r>
-      <w:rPr>
-        <w:rFonts w:asciiTheme="minorHAnsi" w:hAnsiTheme="minorHAnsi"/>
+      </w:rPr>
+      <w:fldChar w:fldCharType="begin"/>
+    </w:r>
+    <w:r>
+      <w:rPr>
         <w:color w:val="000000"/>
         <w:sz w:val="20"/>
         <w:szCs w:val="20"/>
-        <w:lang w:val="en-GB"/>
-      </w:rPr>
-      <w:fldChar w:fldCharType="begin"/>
-    </w:r>
-    <w:r>
-      <w:rPr>
-        <w:rFonts w:asciiTheme="minorHAnsi" w:hAnsiTheme="minorHAnsi"/>
+      </w:rPr>
+      <w:instrText xml:space="preserve"> NUMPAGES  \# "0" \* Arabic  \* MERGEFORMAT </w:instrText>
+    </w:r>
+    <w:r>
+      <w:rPr>
         <w:color w:val="000000"/>
         <w:sz w:val="20"/>
         <w:szCs w:val="20"/>
-        <w:lang w:val="en-GB"/>
-      </w:rPr>
-      <w:instrText xml:space="preserve"> CREATEDATE \@ "yyyy-MM-dd" \* MERGEFORMAT </w:instrText>
-    </w:r>
-    <w:r>
-      <w:rPr>
-        <w:rFonts w:asciiTheme="minorHAnsi" w:hAnsiTheme="minorHAnsi"/>
+      </w:rPr>
+      <w:fldChar w:fldCharType="separate"/>
+    </w:r>
+    <w:r>
+      <w:rPr>
+        <w:noProof/>
         <w:color w:val="000000"/>
         <w:sz w:val="20"/>
         <w:szCs w:val="20"/>
-        <w:lang w:val="en-GB"/>
-      </w:rPr>
-      <w:fldChar w:fldCharType="separate"/>
-    </w:r>
-    <w:r>
-      <w:rPr>
-        <w:rFonts w:asciiTheme="minorHAnsi" w:hAnsiTheme="minorHAnsi"/>
-        <w:noProof/>
+      </w:rPr>
+      <w:t>3</w:t>
+    </w:r>
+    <w:r>
+      <w:rPr>
         <w:color w:val="000000"/>
         <w:sz w:val="20"/>
         <w:szCs w:val="20"/>
-        <w:lang w:val="en-GB"/>
-      </w:rPr>
-      <w:t>2026-03-19</w:t>
-    </w:r>
-    <w:r>
-      <w:rPr>
-        <w:rFonts w:asciiTheme="minorHAnsi" w:hAnsiTheme="minorHAnsi"/>
+      </w:rPr>
+      <w:fldChar w:fldCharType="end"/>
+    </w:r>
+    <w:r>
+      <w:rPr>
         <w:color w:val="000000"/>
         <w:sz w:val="20"/>
         <w:szCs w:val="20"/>
-        <w:lang w:val="en-GB"/>
-      </w:rPr>
-      <w:fldChar w:fldCharType="end"/>
+      </w:rPr>
+      <w:tab/>
+      <w:t>2026-03-</w:t>
+    </w:r>
+    <w:r>
+      <w:rPr>
+        <w:color w:val="000000"/>
+        <w:sz w:val="20"/>
+        <w:szCs w:val="20"/>
+      </w:rPr>
+      <w:t>31</w:t>
     </w:r>
   </w:p>
   <w:p>
@@ -2722,22 +2553,54 @@
       </w:tabs>
       <w:spacing w:after="0" w:line="240" w:lineRule="auto"/>
       <w:rPr>
-        <w:rFonts w:asciiTheme="minorHAnsi" w:hAnsiTheme="minorHAnsi"/>
         <w:color w:val="000000"/>
         <w:sz w:val="20"/>
         <w:szCs w:val="20"/>
-        <w:lang w:val="en-GB"/>
-      </w:rPr>
-    </w:pPr>
-    <w:r>
-      <w:rPr>
-        <w:rFonts w:asciiTheme="minorHAnsi" w:hAnsiTheme="minorHAnsi"/>
+      </w:rPr>
+    </w:pPr>
+    <w:r>
+      <w:rPr>
         <w:color w:val="000000"/>
         <w:sz w:val="20"/>
         <w:szCs w:val="20"/>
-        <w:lang w:val="en-GB"/>
-      </w:rPr>
-      <w:t>© Polish Quality Board</w:t>
+      </w:rPr>
+      <w:t xml:space="preserve">© </w:t>
+    </w:r>
+    <w:proofErr w:type="spellStart"/>
+    <w:r>
+      <w:rPr>
+        <w:color w:val="000000"/>
+        <w:sz w:val="20"/>
+        <w:szCs w:val="20"/>
+      </w:rPr>
+      <w:t>Polish</w:t>
+    </w:r>
+    <w:proofErr w:type="spellEnd"/>
+    <w:r>
+      <w:rPr>
+        <w:color w:val="000000"/>
+        <w:sz w:val="20"/>
+        <w:szCs w:val="20"/>
+      </w:rPr>
+      <w:t xml:space="preserve"> </w:t>
+    </w:r>
+    <w:proofErr w:type="spellStart"/>
+    <w:r>
+      <w:rPr>
+        <w:color w:val="000000"/>
+        <w:sz w:val="20"/>
+        <w:szCs w:val="20"/>
+      </w:rPr>
+      <w:t>Quality</w:t>
+    </w:r>
+    <w:proofErr w:type="spellEnd"/>
+    <w:r>
+      <w:rPr>
+        <w:color w:val="000000"/>
+        <w:sz w:val="20"/>
+        <w:szCs w:val="20"/>
+      </w:rPr>
+      <w:t xml:space="preserve"> Board</w:t>
     </w:r>
   </w:p>
 </w:ftr>
@@ -2760,162 +2623,142 @@
       </w:tabs>
       <w:spacing w:before="120" w:after="0" w:line="240" w:lineRule="auto"/>
       <w:rPr>
-        <w:rFonts w:asciiTheme="minorHAnsi" w:hAnsiTheme="minorHAnsi"/>
         <w:color w:val="000000"/>
         <w:sz w:val="20"/>
         <w:szCs w:val="20"/>
-        <w:lang w:val="en-GB"/>
-      </w:rPr>
-    </w:pPr>
-    <w:proofErr w:type="spellStart"/>
-    <w:r>
-      <w:rPr>
-        <w:rFonts w:asciiTheme="minorHAnsi" w:hAnsiTheme="minorHAnsi"/>
+      </w:rPr>
+    </w:pPr>
+    <w:r>
+      <w:rPr>
         <w:color w:val="000000"/>
         <w:sz w:val="20"/>
         <w:szCs w:val="20"/>
-        <w:lang w:val="en-GB"/>
-      </w:rPr>
-      <w:t>wersja</w:t>
-    </w:r>
-    <w:proofErr w:type="spellEnd"/>
-    <w:r>
-      <w:rPr>
-        <w:rFonts w:asciiTheme="minorHAnsi" w:hAnsiTheme="minorHAnsi"/>
+      </w:rPr>
+      <w:t>wersja 1.0</w:t>
+    </w:r>
+    <w:r>
+      <w:rPr>
         <w:color w:val="000000"/>
         <w:sz w:val="20"/>
         <w:szCs w:val="20"/>
-        <w:lang w:val="en-GB"/>
-      </w:rPr>
-      <w:t xml:space="preserve"> 1.0</w:t>
-    </w:r>
-    <w:r>
-      <w:rPr>
-        <w:rFonts w:asciiTheme="minorHAnsi" w:hAnsiTheme="minorHAnsi"/>
+      </w:rPr>
+      <w:tab/>
+      <w:t xml:space="preserve">str. </w:t>
+    </w:r>
+    <w:r>
+      <w:rPr>
         <w:color w:val="000000"/>
         <w:sz w:val="20"/>
         <w:szCs w:val="20"/>
-        <w:lang w:val="en-GB"/>
-      </w:rPr>
-      <w:tab/>
-      <w:t xml:space="preserve">str. </w:t>
-    </w:r>
-    <w:r>
-      <w:rPr>
-        <w:rFonts w:asciiTheme="minorHAnsi" w:hAnsiTheme="minorHAnsi"/>
+      </w:rPr>
+      <w:fldChar w:fldCharType="begin"/>
+    </w:r>
+    <w:r>
+      <w:rPr>
         <w:color w:val="000000"/>
         <w:sz w:val="20"/>
         <w:szCs w:val="20"/>
       </w:rPr>
-      <w:fldChar w:fldCharType="begin"/>
-    </w:r>
-    <w:r>
-      <w:rPr>
-        <w:rFonts w:asciiTheme="minorHAnsi" w:hAnsiTheme="minorHAnsi"/>
+      <w:instrText>PAGE</w:instrText>
+    </w:r>
+    <w:r>
+      <w:rPr>
         <w:color w:val="000000"/>
         <w:sz w:val="20"/>
         <w:szCs w:val="20"/>
-        <w:lang w:val="en-GB"/>
-      </w:rPr>
-      <w:instrText>PAGE</w:instrText>
-    </w:r>
-    <w:r>
-      <w:rPr>
-        <w:rFonts w:asciiTheme="minorHAnsi" w:hAnsiTheme="minorHAnsi"/>
+      </w:rPr>
+      <w:fldChar w:fldCharType="separate"/>
+    </w:r>
+    <w:r>
+      <w:rPr>
+        <w:noProof/>
         <w:color w:val="000000"/>
         <w:sz w:val="20"/>
         <w:szCs w:val="20"/>
       </w:rPr>
-      <w:fldChar w:fldCharType="separate"/>
-    </w:r>
-    <w:r>
-      <w:rPr>
-        <w:rFonts w:asciiTheme="minorHAnsi" w:hAnsiTheme="minorHAnsi"/>
+      <w:t>1</w:t>
+    </w:r>
+    <w:r>
+      <w:rPr>
         <w:color w:val="000000"/>
         <w:sz w:val="20"/>
         <w:szCs w:val="20"/>
       </w:rPr>
-      <w:t>2</w:t>
-    </w:r>
-    <w:r>
-      <w:rPr>
-        <w:rFonts w:asciiTheme="minorHAnsi" w:hAnsiTheme="minorHAnsi"/>
+      <w:fldChar w:fldCharType="end"/>
+    </w:r>
+    <w:r>
+      <w:rPr>
         <w:color w:val="000000"/>
         <w:sz w:val="20"/>
         <w:szCs w:val="20"/>
       </w:rPr>
-      <w:fldChar w:fldCharType="end"/>
-    </w:r>
-    <w:r>
-      <w:rPr>
-        <w:rFonts w:asciiTheme="minorHAnsi" w:hAnsiTheme="minorHAnsi"/>
+      <w:t xml:space="preserve"> </w:t>
+    </w:r>
+    <w:r>
+      <w:rPr>
         <w:color w:val="000000"/>
         <w:sz w:val="20"/>
         <w:szCs w:val="20"/>
-        <w:lang w:val="en-GB"/>
-      </w:rPr>
-      <w:t xml:space="preserve"> </w:t>
-    </w:r>
-    <w:r>
-      <w:rPr>
-        <w:rFonts w:asciiTheme="minorHAnsi" w:hAnsiTheme="minorHAnsi"/>
+      </w:rPr>
+      <w:t xml:space="preserve">/ </w:t>
+    </w:r>
+    <w:r>
+      <w:rPr>
         <w:color w:val="000000"/>
         <w:sz w:val="20"/>
         <w:szCs w:val="20"/>
-        <w:lang w:val="en-GB"/>
-      </w:rPr>
-      <w:tab/>
-    </w:r>
-    <w:r>
-      <w:rPr>
-        <w:rFonts w:asciiTheme="minorHAnsi" w:hAnsiTheme="minorHAnsi"/>
+      </w:rPr>
+      <w:fldChar w:fldCharType="begin"/>
+    </w:r>
+    <w:r>
+      <w:rPr>
         <w:color w:val="000000"/>
         <w:sz w:val="20"/>
         <w:szCs w:val="20"/>
-        <w:lang w:val="en-GB"/>
-      </w:rPr>
-      <w:fldChar w:fldCharType="begin"/>
-    </w:r>
-    <w:r>
-      <w:rPr>
-        <w:rFonts w:asciiTheme="minorHAnsi" w:hAnsiTheme="minorHAnsi"/>
+      </w:rPr>
+      <w:instrText xml:space="preserve"> NUMPAGES  \# "0" \* Arabic  \* MERGEFORMAT </w:instrText>
+    </w:r>
+    <w:r>
+      <w:rPr>
         <w:color w:val="000000"/>
         <w:sz w:val="20"/>
         <w:szCs w:val="20"/>
-        <w:lang w:val="en-GB"/>
-      </w:rPr>
-      <w:instrText xml:space="preserve"> CREATEDATE \@ "yyyy-MM-dd" \* MERGEFORMAT </w:instrText>
-    </w:r>
-    <w:r>
-      <w:rPr>
-        <w:rFonts w:asciiTheme="minorHAnsi" w:hAnsiTheme="minorHAnsi"/>
+      </w:rPr>
+      <w:fldChar w:fldCharType="separate"/>
+    </w:r>
+    <w:r>
+      <w:rPr>
+        <w:noProof/>
         <w:color w:val="000000"/>
         <w:sz w:val="20"/>
         <w:szCs w:val="20"/>
-        <w:lang w:val="en-GB"/>
-      </w:rPr>
-      <w:fldChar w:fldCharType="separate"/>
-    </w:r>
-    <w:r>
-      <w:rPr>
-        <w:rFonts w:asciiTheme="minorHAnsi" w:hAnsiTheme="minorHAnsi"/>
-        <w:noProof/>
+      </w:rPr>
+      <w:t>3</w:t>
+    </w:r>
+    <w:r>
+      <w:rPr>
         <w:color w:val="000000"/>
         <w:sz w:val="20"/>
         <w:szCs w:val="20"/>
-        <w:lang w:val="en-GB"/>
-      </w:rPr>
-      <w:t>2026-03-19</w:t>
-    </w:r>
-    <w:r>
-      <w:rPr>
-        <w:rFonts w:asciiTheme="minorHAnsi" w:hAnsiTheme="minorHAnsi"/>
+      </w:rPr>
+      <w:fldChar w:fldCharType="end"/>
+    </w:r>
+    <w:r>
+      <w:rPr>
         <w:color w:val="000000"/>
         <w:sz w:val="20"/>
         <w:szCs w:val="20"/>
-        <w:lang w:val="en-GB"/>
-      </w:rPr>
-      <w:fldChar w:fldCharType="end"/>
+      </w:rPr>
+      <w:tab/>
+      <w:t>2026-03-</w:t>
+    </w:r>
+    <w:r>
+      <w:rPr>
+        <w:color w:val="000000"/>
+        <w:sz w:val="20"/>
+        <w:szCs w:val="20"/>
+      </w:rPr>
+      <w:t>31</w:t>
     </w:r>
   </w:p>
   <w:p>
@@ -2933,22 +2776,54 @@
       </w:tabs>
       <w:spacing w:after="0" w:line="240" w:lineRule="auto"/>
       <w:rPr>
-        <w:rFonts w:asciiTheme="minorHAnsi" w:hAnsiTheme="minorHAnsi"/>
         <w:color w:val="000000"/>
         <w:sz w:val="20"/>
         <w:szCs w:val="20"/>
-        <w:lang w:val="en-GB"/>
-      </w:rPr>
-    </w:pPr>
-    <w:r>
-      <w:rPr>
-        <w:rFonts w:asciiTheme="minorHAnsi" w:hAnsiTheme="minorHAnsi"/>
+      </w:rPr>
+    </w:pPr>
+    <w:r>
+      <w:rPr>
         <w:color w:val="000000"/>
         <w:sz w:val="20"/>
         <w:szCs w:val="20"/>
-        <w:lang w:val="en-GB"/>
-      </w:rPr>
-      <w:t>© Polish Quality Board</w:t>
+      </w:rPr>
+      <w:t xml:space="preserve">© </w:t>
+    </w:r>
+    <w:proofErr w:type="spellStart"/>
+    <w:r>
+      <w:rPr>
+        <w:color w:val="000000"/>
+        <w:sz w:val="20"/>
+        <w:szCs w:val="20"/>
+      </w:rPr>
+      <w:t>Polish</w:t>
+    </w:r>
+    <w:proofErr w:type="spellEnd"/>
+    <w:r>
+      <w:rPr>
+        <w:color w:val="000000"/>
+        <w:sz w:val="20"/>
+        <w:szCs w:val="20"/>
+      </w:rPr>
+      <w:t xml:space="preserve"> </w:t>
+    </w:r>
+    <w:proofErr w:type="spellStart"/>
+    <w:r>
+      <w:rPr>
+        <w:color w:val="000000"/>
+        <w:sz w:val="20"/>
+        <w:szCs w:val="20"/>
+      </w:rPr>
+      <w:t>Quality</w:t>
+    </w:r>
+    <w:proofErr w:type="spellEnd"/>
+    <w:r>
+      <w:rPr>
+        <w:color w:val="000000"/>
+        <w:sz w:val="20"/>
+        <w:szCs w:val="20"/>
+      </w:rPr>
+      <w:t xml:space="preserve"> Board</w:t>
     </w:r>
   </w:p>
 </w:ftr>
@@ -3005,38 +2880,7 @@
           <w:sz w:val="16"/>
           <w:szCs w:val="16"/>
         </w:rPr>
-        <w:t xml:space="preserve"> W przypadku, gdy wnioskodawca nie dysponuje ani stroną www, ani np. profilem na LinkedIn, </w:t>
-      </w:r>
-      <w:r>
-        <w:rPr>
-          <w:color w:val="000000"/>
-          <w:sz w:val="16"/>
-          <w:szCs w:val="16"/>
-        </w:rPr>
-        <w:t>powinien</w:t>
-      </w:r>
-      <w:r>
-        <w:rPr>
-          <w:color w:val="000000"/>
-          <w:sz w:val="16"/>
-          <w:szCs w:val="16"/>
-        </w:rPr>
-        <w:t xml:space="preserve"> dołączyć do wniosku krótki opis dotychczasowej działalności </w:t>
-      </w:r>
-      <w:sdt>
-        <w:sdtPr>
-          <w:tag w:val="goog_rdk_35"/>
-          <w:id w:val="1432941041"/>
-        </w:sdtPr>
-        <w:sdtContent/>
-      </w:sdt>
-      <w:r>
-        <w:rPr>
-          <w:color w:val="000000"/>
-          <w:sz w:val="16"/>
-          <w:szCs w:val="16"/>
-        </w:rPr>
-        <w:t>szkoleniowej.</w:t>
+        <w:t xml:space="preserve"> W przypadku, gdy wnioskodawca nie dysponuje ani stroną www, ani np. profilem na LinkedIn, powinien dołączyć do wniosku krótki opis dotychczasowej działalności szkoleniowej.</w:t>
       </w:r>
     </w:p>
   </w:footnote>
@@ -3068,7 +2912,7 @@
         <w:noProof/>
       </w:rPr>
       <w:drawing>
-        <wp:anchor distT="0" distB="0" distL="0" distR="0" simplePos="0" relativeHeight="251658240" behindDoc="1" locked="0" layoutInCell="1" hidden="0" allowOverlap="1" wp14:anchorId="65F7A3E2" wp14:editId="5F8D2378">
+        <wp:anchor distT="0" distB="0" distL="0" distR="0" simplePos="0" relativeHeight="251658240" behindDoc="1" locked="0" layoutInCell="1" hidden="0" allowOverlap="1" wp14:anchorId="0D763BFD" wp14:editId="0BE8190D">
           <wp:simplePos x="0" y="0"/>
           <wp:positionH relativeFrom="column">
             <wp:posOffset>4842510</wp:posOffset>
@@ -3079,7 +2923,7 @@
           <wp:extent cx="940435" cy="501391"/>
           <wp:effectExtent l="0" t="0" r="0" b="0"/>
           <wp:wrapNone/>
-          <wp:docPr id="1925692982" name="image1.png" descr="Obraz zawierający tekst, Czcionka, logo, Grafika&#10;&#10;Zawartość wygenerowana przez AI może być niepoprawna."/>
+          <wp:docPr id="1925692985" name="image1.png" descr="Obraz zawierający tekst, Czcionka, logo, Grafika&#10;&#10;Zawartość wygenerowana przez AI może być niepoprawna."/>
           <wp:cNvGraphicFramePr/>
           <a:graphic xmlns:a="http://schemas.openxmlformats.org/drawingml/2006/main">
             <a:graphicData uri="http://schemas.openxmlformats.org/drawingml/2006/picture">
@@ -3157,15 +3001,7 @@
         <w:sz w:val="20"/>
         <w:szCs w:val="20"/>
       </w:rPr>
-      <w:t xml:space="preserve">Wniosek o akredytację </w:t>
-    </w:r>
-    <w:r>
-      <w:rPr>
-        <w:color w:val="000000"/>
-        <w:sz w:val="20"/>
-        <w:szCs w:val="20"/>
-      </w:rPr>
-      <w:t>trenera</w:t>
+      <w:t>Wniosek o akredytację trenera</w:t>
     </w:r>
   </w:p>
 </w:hdr>
@@ -3240,64 +3076,25 @@
         <w:color w:val="000000"/>
         <w:lang w:val="en-GB"/>
       </w:rPr>
-      <w:t xml:space="preserve"> 4C/14</w:t>
+      <w:t xml:space="preserve"> </w:t>
+    </w:r>
+    <w:proofErr w:type="spellStart"/>
+    <w:r>
+      <w:rPr>
+        <w:color w:val="000000"/>
+        <w:lang w:val="en-GB"/>
+      </w:rPr>
+      <w:t>4C</w:t>
+    </w:r>
+    <w:proofErr w:type="spellEnd"/>
+    <w:r>
+      <w:rPr>
+        <w:color w:val="000000"/>
+        <w:lang w:val="en-GB"/>
+      </w:rPr>
+      <w:t>/14</w:t>
     </w:r>
   </w:p>
-  <w:sdt>
-    <w:sdtPr>
-      <w:tag w:val="goog_rdk_37"/>
-      <w:id w:val="-1474383023"/>
-    </w:sdtPr>
-    <w:sdtContent>
-      <w:p>
-        <w:pPr>
-          <w:pBdr>
-            <w:top w:val="nil"/>
-            <w:left w:val="nil"/>
-            <w:bottom w:val="nil"/>
-            <w:right w:val="nil"/>
-            <w:between w:val="nil"/>
-          </w:pBdr>
-          <w:tabs>
-            <w:tab w:val="center" w:pos="4536"/>
-            <w:tab w:val="right" w:pos="9072"/>
-          </w:tabs>
-          <w:spacing w:after="0" w:line="240" w:lineRule="auto"/>
-          <w:rPr>
-            <w:color w:val="000000"/>
-            <w:u w:val="single"/>
-            <w:lang w:val="en-GB"/>
-          </w:rPr>
-        </w:pPr>
-        <w:sdt>
-          <w:sdtPr>
-            <w:tag w:val="goog_rdk_36"/>
-            <w:id w:val="965467380"/>
-          </w:sdtPr>
-          <w:sdtContent>
-            <w:r>
-              <w:rPr>
-                <w:color w:val="000000"/>
-                <w:u w:val="single"/>
-                <w:lang w:val="en-GB"/>
-              </w:rPr>
-              <w:t xml:space="preserve">86-032 </w:t>
-            </w:r>
-            <w:proofErr w:type="spellStart"/>
-            <w:r>
-              <w:rPr>
-                <w:color w:val="000000"/>
-                <w:u w:val="single"/>
-                <w:lang w:val="en-GB"/>
-              </w:rPr>
-              <w:t>Niemcz</w:t>
-            </w:r>
-            <w:proofErr w:type="spellEnd"/>
-          </w:sdtContent>
-        </w:sdt>
-      </w:p>
-    </w:sdtContent>
-  </w:sdt>
   <w:p>
     <w:pPr>
       <w:pBdr>
@@ -3314,25 +3111,73 @@
       <w:spacing w:after="0" w:line="240" w:lineRule="auto"/>
       <w:rPr>
         <w:color w:val="000000"/>
+        <w:u w:val="single"/>
         <w:lang w:val="en-GB"/>
       </w:rPr>
     </w:pPr>
     <w:r>
       <w:rPr>
         <w:color w:val="000000"/>
+        <w:u w:val="single"/>
         <w:lang w:val="en-GB"/>
       </w:rPr>
-      <w:t>www: www.pqb.org.pl</w:t>
-    </w:r>
+      <w:t xml:space="preserve">86-032 </w:t>
+    </w:r>
+    <w:proofErr w:type="spellStart"/>
+    <w:r>
+      <w:rPr>
+        <w:color w:val="000000"/>
+        <w:u w:val="single"/>
+        <w:lang w:val="en-GB"/>
+      </w:rPr>
+      <w:t>Niemcz</w:t>
+    </w:r>
+    <w:proofErr w:type="spellEnd"/>
+  </w:p>
+  <w:p>
+    <w:pPr>
+      <w:pBdr>
+        <w:top w:val="nil"/>
+        <w:left w:val="nil"/>
+        <w:bottom w:val="nil"/>
+        <w:right w:val="nil"/>
+        <w:between w:val="nil"/>
+      </w:pBdr>
+      <w:tabs>
+        <w:tab w:val="center" w:pos="4536"/>
+        <w:tab w:val="right" w:pos="9072"/>
+      </w:tabs>
+      <w:spacing w:after="0" w:line="240" w:lineRule="auto"/>
+      <w:rPr>
+        <w:color w:val="000000"/>
+        <w:lang w:val="en-GB"/>
+      </w:rPr>
+    </w:pPr>
+    <w:r>
+      <w:rPr>
+        <w:color w:val="000000"/>
+        <w:lang w:val="en-GB"/>
+      </w:rPr>
+      <w:t xml:space="preserve">www: </w:t>
+    </w:r>
+    <w:proofErr w:type="spellStart"/>
+    <w:r>
+      <w:rPr>
+        <w:color w:val="000000"/>
+        <w:lang w:val="en-GB"/>
+      </w:rPr>
+      <w:t>www.pqb.org.pl</w:t>
+    </w:r>
+    <w:proofErr w:type="spellEnd"/>
     <w:r>
       <w:rPr>
         <w:noProof/>
       </w:rPr>
       <w:drawing>
-        <wp:anchor distT="0" distB="0" distL="0" distR="0" simplePos="0" relativeHeight="251659264" behindDoc="1" locked="0" layoutInCell="1" hidden="0" allowOverlap="1" wp14:anchorId="6B8954AB" wp14:editId="0E82071B">
+        <wp:anchor distT="0" distB="0" distL="0" distR="0" simplePos="0" relativeHeight="251659264" behindDoc="1" locked="0" layoutInCell="1" hidden="0" allowOverlap="1" wp14:anchorId="6215CDC7" wp14:editId="79844520">
           <wp:simplePos x="0" y="0"/>
           <wp:positionH relativeFrom="column">
-            <wp:posOffset>4366508</wp:posOffset>
+            <wp:posOffset>4366507</wp:posOffset>
           </wp:positionH>
           <wp:positionV relativeFrom="paragraph">
             <wp:posOffset>2704</wp:posOffset>
@@ -3340,7 +3185,7 @@
           <wp:extent cx="1394211" cy="743319"/>
           <wp:effectExtent l="0" t="0" r="0" b="0"/>
           <wp:wrapNone/>
-          <wp:docPr id="1925692983" name="image1.png" descr="Obraz zawierający tekst, Czcionka, logo, Grafika&#10;&#10;Zawartość wygenerowana przez AI może być niepoprawna."/>
+          <wp:docPr id="1925692986" name="image1.png" descr="Obraz zawierający tekst, Czcionka, logo, Grafika&#10;&#10;Zawartość wygenerowana przez AI może być niepoprawna."/>
           <wp:cNvGraphicFramePr/>
           <a:graphic xmlns:a="http://schemas.openxmlformats.org/drawingml/2006/main">
             <a:graphicData uri="http://schemas.openxmlformats.org/drawingml/2006/picture">
@@ -3397,30 +3242,17 @@
         <w:color w:val="000000"/>
         <w:lang w:val="en-GB"/>
       </w:rPr>
-      <w:t>e</w:t>
-    </w:r>
-    <w:sdt>
-      <w:sdtPr>
-        <w:tag w:val="goog_rdk_38"/>
-        <w:id w:val="209020702"/>
-      </w:sdtPr>
-      <w:sdtContent>
-        <w:r>
-          <w:rPr>
-            <w:color w:val="000000"/>
-            <w:lang w:val="en-GB"/>
-          </w:rPr>
-          <w:t>-</w:t>
-        </w:r>
-      </w:sdtContent>
-    </w:sdt>
+      <w:t xml:space="preserve">e-mail: </w:t>
+    </w:r>
+    <w:proofErr w:type="spellStart"/>
     <w:r>
       <w:rPr>
         <w:color w:val="000000"/>
         <w:lang w:val="en-GB"/>
       </w:rPr>
-      <w:t>mail: zarzad@pqb.org.pl</w:t>
-    </w:r>
+      <w:t>zarzad@pqb.org.pl</w:t>
+    </w:r>
+    <w:proofErr w:type="spellEnd"/>
   </w:p>
   <w:p>
     <w:pPr>
@@ -3441,100 +3273,6 @@
         <w:lang w:val="en-GB"/>
       </w:rPr>
     </w:pPr>
-    <w:r>
-      <w:rPr>
-        <w:noProof/>
-      </w:rPr>
-      <mc:AlternateContent>
-        <mc:Choice Requires="wpg">
-          <w:drawing>
-            <wp:anchor distT="0" distB="0" distL="114300" distR="114300" simplePos="0" relativeHeight="251660288" behindDoc="0" locked="0" layoutInCell="1" hidden="0" allowOverlap="1" wp14:anchorId="2D574856" wp14:editId="087EE78F">
-              <wp:simplePos x="0" y="0"/>
-              <wp:positionH relativeFrom="column">
-                <wp:posOffset>-922653</wp:posOffset>
-              </wp:positionH>
-              <wp:positionV relativeFrom="paragraph">
-                <wp:posOffset>433705</wp:posOffset>
-              </wp:positionV>
-              <wp:extent cx="6690360" cy="64770"/>
-              <wp:effectExtent l="0" t="0" r="0" b="0"/>
-              <wp:wrapNone/>
-              <wp:docPr id="1925692981" name="Łącznik prosty ze strzałką 1925692981"/>
-              <wp:cNvGraphicFramePr/>
-              <a:graphic xmlns:a="http://schemas.openxmlformats.org/drawingml/2006/main">
-                <a:graphicData uri="http://schemas.microsoft.com/office/word/2010/wordprocessingShape">
-                  <wps:wsp>
-                    <wps:cNvCnPr/>
-                    <wps:spPr>
-                      <a:xfrm>
-                        <a:off x="2019870" y="3766665"/>
-                        <a:ext cx="6652260" cy="26670"/>
-                      </a:xfrm>
-                      <a:prstGeom prst="straightConnector1">
-                        <a:avLst/>
-                      </a:prstGeom>
-                      <a:noFill/>
-                      <a:ln w="38100" cap="flat" cmpd="sng">
-                        <a:solidFill>
-                          <a:srgbClr val="003F76"/>
-                        </a:solidFill>
-                        <a:prstDash val="solid"/>
-                        <a:miter lim="800000"/>
-                        <a:headEnd type="none" w="sm" len="sm"/>
-                        <a:tailEnd type="none" w="sm" len="sm"/>
-                      </a:ln>
-                    </wps:spPr>
-                    <wps:bodyPr/>
-                  </wps:wsp>
-                </a:graphicData>
-              </a:graphic>
-            </wp:anchor>
-          </w:drawing>
-        </mc:Choice>
-        <mc:Fallback xmlns:sl="http://schemas.openxmlformats.org/schemaLibrary/2006/main" xmlns:a="http://schemas.openxmlformats.org/drawingml/2006/main" xmlns:pic="http://schemas.openxmlformats.org/drawingml/2006/picture" xmlns:c="http://schemas.openxmlformats.org/drawingml/2006/chart" xmlns:lc="http://schemas.openxmlformats.org/drawingml/2006/lockedCanvas" xmlns:dgm="http://schemas.openxmlformats.org/drawingml/2006/diagram" xmlns="http://schemas.microsoft.com/office/tasks/2019/documenttasks" xmlns:cr="http://schemas.microsoft.com/office/comments/2020/reactions">
-          <w:drawing>
-            <wp:anchor allowOverlap="1" behindDoc="0" distB="0" distT="0" distL="114300" distR="114300" hidden="0" layoutInCell="1" locked="0" relativeHeight="0" simplePos="0">
-              <wp:simplePos x="0" y="0"/>
-              <wp:positionH relativeFrom="column">
-                <wp:posOffset>-922653</wp:posOffset>
-              </wp:positionH>
-              <wp:positionV relativeFrom="paragraph">
-                <wp:posOffset>433705</wp:posOffset>
-              </wp:positionV>
-              <wp:extent cx="6690360" cy="64770"/>
-              <wp:effectExtent b="0" l="0" r="0" t="0"/>
-              <wp:wrapNone/>
-              <wp:docPr id="1925692981" name="image2.png"/>
-              <a:graphic>
-                <a:graphicData uri="http://schemas.openxmlformats.org/drawingml/2006/picture">
-                  <pic:pic>
-                    <pic:nvPicPr>
-                      <pic:cNvPr id="0" name="image2.png"/>
-                      <pic:cNvPicPr preferRelativeResize="0"/>
-                    </pic:nvPicPr>
-                    <pic:blipFill>
-                      <a:blip r:embed="rId2"/>
-                      <a:srcRect/>
-                      <a:stretch>
-                        <a:fillRect/>
-                      </a:stretch>
-                    </pic:blipFill>
-                    <pic:spPr>
-                      <a:xfrm>
-                        <a:off x="0" y="0"/>
-                        <a:ext cx="6690360" cy="64770"/>
-                      </a:xfrm>
-                      <a:prstGeom prst="rect"/>
-                      <a:ln/>
-                    </pic:spPr>
-                  </pic:pic>
-                </a:graphicData>
-              </a:graphic>
-            </wp:anchor>
-          </w:drawing>
-        </mc:Fallback>
-      </mc:AlternateContent>
-    </w:r>
   </w:p>
   <w:p>
     <w:pPr>
@@ -3556,69 +3294,89 @@
     </w:pPr>
     <w:r>
       <w:rPr>
-        <w:color w:val="000000"/>
-      </w:rPr>
-      <w:t>NIP 554</w:t>
-    </w:r>
-    <w:sdt>
-      <w:sdtPr>
-        <w:tag w:val="goog_rdk_39"/>
-        <w:id w:val="1793684307"/>
-      </w:sdtPr>
-      <w:sdtContent>
-        <w:r>
-          <w:rPr>
-            <w:color w:val="000000"/>
-          </w:rPr>
-          <w:t>-</w:t>
-        </w:r>
-      </w:sdtContent>
-    </w:sdt>
-    <w:r>
-      <w:rPr>
-        <w:color w:val="000000"/>
-      </w:rPr>
-      <w:t>304</w:t>
-    </w:r>
-    <w:sdt>
-      <w:sdtPr>
-        <w:tag w:val="goog_rdk_40"/>
-        <w:id w:val="694676091"/>
-      </w:sdtPr>
-      <w:sdtContent>
-        <w:r>
-          <w:rPr>
-            <w:color w:val="000000"/>
-          </w:rPr>
-          <w:t>-</w:t>
-        </w:r>
-      </w:sdtContent>
-    </w:sdt>
-    <w:r>
-      <w:rPr>
-        <w:color w:val="000000"/>
-      </w:rPr>
-      <w:t>07</w:t>
-    </w:r>
-    <w:sdt>
-      <w:sdtPr>
-        <w:tag w:val="goog_rdk_41"/>
-        <w:id w:val="-172612156"/>
-      </w:sdtPr>
-      <w:sdtContent>
-        <w:r>
-          <w:rPr>
-            <w:color w:val="000000"/>
-          </w:rPr>
-          <w:t>-</w:t>
-        </w:r>
-      </w:sdtContent>
-    </w:sdt>
-    <w:r>
-      <w:rPr>
-        <w:color w:val="000000"/>
-      </w:rPr>
-      <w:t>91, REGON 543007740</w:t>
+        <w:noProof/>
+        <w:color w:val="000000"/>
+      </w:rPr>
+      <mc:AlternateContent>
+        <mc:Choice Requires="wps">
+          <w:drawing>
+            <wp:anchor distT="0" distB="0" distL="114300" distR="114300" simplePos="0" relativeHeight="251660288" behindDoc="0" locked="0" layoutInCell="1" allowOverlap="1" wp14:anchorId="6E6C014E" wp14:editId="7C6D9C8F">
+              <wp:simplePos x="0" y="0"/>
+              <wp:positionH relativeFrom="margin">
+                <wp:posOffset>-925830</wp:posOffset>
+              </wp:positionH>
+              <wp:positionV relativeFrom="paragraph">
+                <wp:posOffset>235585</wp:posOffset>
+              </wp:positionV>
+              <wp:extent cx="6667500" cy="45720"/>
+              <wp:effectExtent l="0" t="0" r="19050" b="11430"/>
+              <wp:wrapNone/>
+              <wp:docPr id="361743798" name="Prostokąt 2"/>
+              <wp:cNvGraphicFramePr/>
+              <a:graphic xmlns:a="http://schemas.openxmlformats.org/drawingml/2006/main">
+                <a:graphicData uri="http://schemas.microsoft.com/office/word/2010/wordprocessingShape">
+                  <wps:wsp>
+                    <wps:cNvSpPr/>
+                    <wps:spPr>
+                      <a:xfrm>
+                        <a:off x="0" y="0"/>
+                        <a:ext cx="6667500" cy="45720"/>
+                      </a:xfrm>
+                      <a:prstGeom prst="rect">
+                        <a:avLst/>
+                      </a:prstGeom>
+                      <a:solidFill>
+                        <a:srgbClr val="0D3063"/>
+                      </a:solidFill>
+                    </wps:spPr>
+                    <wps:style>
+                      <a:lnRef idx="2">
+                        <a:schemeClr val="accent1">
+                          <a:shade val="15000"/>
+                        </a:schemeClr>
+                      </a:lnRef>
+                      <a:fillRef idx="1">
+                        <a:schemeClr val="accent1"/>
+                      </a:fillRef>
+                      <a:effectRef idx="0">
+                        <a:schemeClr val="accent1"/>
+                      </a:effectRef>
+                      <a:fontRef idx="minor">
+                        <a:schemeClr val="lt1"/>
+                      </a:fontRef>
+                    </wps:style>
+                    <wps:bodyPr rot="0" spcFirstLastPara="0" vertOverflow="overflow" horzOverflow="overflow" vert="horz" wrap="square" lIns="91440" tIns="45720" rIns="91440" bIns="45720" numCol="1" spcCol="0" rtlCol="0" fromWordArt="0" anchor="ctr" anchorCtr="0" forceAA="0" compatLnSpc="1">
+                      <a:prstTxWarp prst="textNoShape">
+                        <a:avLst/>
+                      </a:prstTxWarp>
+                      <a:noAutofit/>
+                    </wps:bodyPr>
+                  </wps:wsp>
+                </a:graphicData>
+              </a:graphic>
+              <wp14:sizeRelH relativeFrom="margin">
+                <wp14:pctWidth>0</wp14:pctWidth>
+              </wp14:sizeRelH>
+              <wp14:sizeRelV relativeFrom="margin">
+                <wp14:pctHeight>0</wp14:pctHeight>
+              </wp14:sizeRelV>
+            </wp:anchor>
+          </w:drawing>
+        </mc:Choice>
+        <mc:Fallback>
+          <w:pict>
+            <v:rect w14:anchorId="54DE0AA1" id="Prostokąt 2" o:spid="_x0000_s1026" style="position:absolute;margin-left:-72.9pt;margin-top:18.55pt;width:525pt;height:3.6pt;z-index:251660288;visibility:visible;mso-wrap-style:square;mso-width-percent:0;mso-height-percent:0;mso-wrap-distance-left:9pt;mso-wrap-distance-top:0;mso-wrap-distance-right:9pt;mso-wrap-distance-bottom:0;mso-position-horizontal:absolute;mso-position-horizontal-relative:margin;mso-position-vertical:absolute;mso-position-vertical-relative:text;mso-width-percent:0;mso-height-percent:0;mso-width-relative:margin;mso-height-relative:margin;v-text-anchor:middle" o:gfxdata="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" fillcolor="#0d3063" strokecolor="#030e13 [484]" strokeweight="1pt">
+              <w10:wrap anchorx="margin"/>
+            </v:rect>
+          </w:pict>
+        </mc:Fallback>
+      </mc:AlternateContent>
+    </w:r>
+    <w:r>
+      <w:rPr>
+        <w:color w:val="000000"/>
+      </w:rPr>
+      <w:t>NIP 554-304-07-91, REGON 543007740</w:t>
     </w:r>
   </w:p>
   <w:p>
@@ -3646,9 +3404,9 @@
 <file path=word/numbering.xml><?xml version="1.0" encoding="utf-8"?>
 <w:numbering xmlns:wpc="http://schemas.microsoft.com/office/word/2010/wordprocessingCanvas" xmlns:cx="http://schemas.microsoft.com/office/drawing/2014/chartex" xmlns:cx1="http://schemas.microsoft.com/office/drawing/2015/9/8/chartex" xmlns:cx2="http://schemas.microsoft.com/office/drawing/2015/10/21/chartex" xmlns:cx3="http://schemas.microsoft.com/office/drawing/2016/5/9/chartex" xmlns:cx4="http://schemas.microsoft.com/office/drawing/2016/5/10/chartex" xmlns:cx5="http://schemas.microsoft.com/office/drawing/2016/5/11/chartex" xmlns:cx6="http://schemas.microsoft.com/office/drawing/2016/5/12/chartex" xmlns:cx7="http://schemas.microsoft.com/office/drawing/2016/5/13/chartex" xmlns:cx8="http://schemas.microsoft.com/office/drawing/2016/5/14/chartex" xmlns:mc="http://schemas.openxmlformats.org/markup-compatibility/2006" xmlns:aink="http://schemas.microsoft.com/office/drawing/2016/ink" xmlns:am3d="http://schemas.microsoft.com/office/drawing/2017/model3d" xmlns:o="urn:schemas-microsoft-com:office:office" xmlns:oel="http://schemas.microsoft.com/office/2019/extlst" xmlns:r="http://schemas.openxmlformats.org/officeDocument/2006/relationships" xmlns:m="http://schemas.openxmlformats.org/officeDocument/2006/math" xmlns:v="urn:schemas-microsoft-com:vml" xmlns:wp14="http://schemas.microsoft.com/office/word/2010/wordprocessingDrawing" xmlns:wp="http://schemas.openxmlformats.org/drawingml/2006/wordprocessingDrawing" xmlns:w10="urn:schemas-microsoft-com:office:word" xmlns:w="http://schemas.openxmlformats.org/wordprocessingml/2006/main" xmlns:w14="http://schemas.microsoft.com/office/word/2010/wordml" xmlns:w15="http://schemas.microsoft.com/office/word/2012/wordml" xmlns:w16cex="http://schemas.microsoft.com/office/word/2018/wordml/cex" xmlns:w16cid="http://schemas.microsoft.com/office/word/2016/wordml/cid" xmlns:w16="http://schemas.microsoft.com/office/word/2018/wordml" xmlns:w16du="http://schemas.microsoft.com/office/word/2023/wordml/word16du" xmlns:w16sdtdh="http://schemas.microsoft.com/office/word/2020/wordml/sdtdatahash" xmlns:w16sdtfl="http://schemas.microsoft.com/office/word/2024/wordml/sdtformatlock" xmlns:w16se="http://schemas.microsoft.com/office/word/2015/wordml/symex" xmlns:wpg="http://schemas.microsoft.com/office/word/2010/wordprocessingGroup" xmlns:wpi="http://schemas.microsoft.com/office/word/2010/wordprocessingInk" xmlns:wne="http://schemas.microsoft.com/office/word/2006/wordml" xmlns:wps="http://schemas.microsoft.com/office/word/2010/wordprocessingShape" mc:Ignorable="w14 w15 w16se w16cid w16 w16cex w16sdtdh w16sdtfl w16du wp14">
   <w:abstractNum w:abstractNumId="0" w15:restartNumberingAfterBreak="0">
-    <w:nsid w:val="0A03534D"/>
+    <w:nsid w:val="17677E31"/>
     <w:multiLevelType w:val="multilevel"/>
-    <w:tmpl w:val="F0AC9AB0"/>
+    <w:tmpl w:val="CAFCB440"/>
     <w:lvl w:ilvl="0">
       <w:start w:val="1"/>
       <w:numFmt w:val="bullet"/>
@@ -3759,9 +3517,9 @@
     </w:lvl>
   </w:abstractNum>
   <w:abstractNum w:abstractNumId="1" w15:restartNumberingAfterBreak="0">
-    <w:nsid w:val="520667FF"/>
+    <w:nsid w:val="1DC24DAE"/>
     <w:multiLevelType w:val="multilevel"/>
-    <w:tmpl w:val="D9A2A5CC"/>
+    <w:tmpl w:val="927037A6"/>
     <w:lvl w:ilvl="0">
       <w:start w:val="1"/>
       <w:numFmt w:val="bullet"/>
@@ -3871,127 +3629,11 @@
       </w:rPr>
     </w:lvl>
   </w:abstractNum>
-  <w:abstractNum w:abstractNumId="2" w15:restartNumberingAfterBreak="0">
-    <w:nsid w:val="7341489C"/>
-    <w:multiLevelType w:val="multilevel"/>
-    <w:tmpl w:val="8FD67C2E"/>
-    <w:lvl w:ilvl="0">
-      <w:start w:val="1"/>
-      <w:numFmt w:val="bullet"/>
-      <w:lvlText w:val="●"/>
-      <w:lvlJc w:val="left"/>
-      <w:pPr>
-        <w:ind w:left="720" w:hanging="360"/>
-      </w:pPr>
-      <w:rPr>
-        <w:rFonts w:ascii="Noto Sans Symbols" w:eastAsia="Noto Sans Symbols" w:hAnsi="Noto Sans Symbols" w:cs="Noto Sans Symbols"/>
-      </w:rPr>
-    </w:lvl>
-    <w:lvl w:ilvl="1">
-      <w:start w:val="1"/>
-      <w:numFmt w:val="bullet"/>
-      <w:lvlText w:val="o"/>
-      <w:lvlJc w:val="left"/>
-      <w:pPr>
-        <w:ind w:left="1440" w:hanging="360"/>
-      </w:pPr>
-      <w:rPr>
-        <w:rFonts w:ascii="Courier New" w:eastAsia="Courier New" w:hAnsi="Courier New" w:cs="Courier New"/>
-      </w:rPr>
-    </w:lvl>
-    <w:lvl w:ilvl="2">
-      <w:start w:val="1"/>
-      <w:numFmt w:val="bullet"/>
-      <w:lvlText w:val="▪"/>
-      <w:lvlJc w:val="left"/>
-      <w:pPr>
-        <w:ind w:left="2160" w:hanging="360"/>
-      </w:pPr>
-      <w:rPr>
-        <w:rFonts w:ascii="Noto Sans Symbols" w:eastAsia="Noto Sans Symbols" w:hAnsi="Noto Sans Symbols" w:cs="Noto Sans Symbols"/>
-      </w:rPr>
-    </w:lvl>
-    <w:lvl w:ilvl="3">
-      <w:start w:val="1"/>
-      <w:numFmt w:val="bullet"/>
-      <w:lvlText w:val="●"/>
-      <w:lvlJc w:val="left"/>
-      <w:pPr>
-        <w:ind w:left="2880" w:hanging="360"/>
-      </w:pPr>
-      <w:rPr>
-        <w:rFonts w:ascii="Noto Sans Symbols" w:eastAsia="Noto Sans Symbols" w:hAnsi="Noto Sans Symbols" w:cs="Noto Sans Symbols"/>
-      </w:rPr>
-    </w:lvl>
-    <w:lvl w:ilvl="4">
-      <w:start w:val="1"/>
-      <w:numFmt w:val="bullet"/>
-      <w:lvlText w:val="o"/>
-      <w:lvlJc w:val="left"/>
-      <w:pPr>
-        <w:ind w:left="3600" w:hanging="360"/>
-      </w:pPr>
-      <w:rPr>
-        <w:rFonts w:ascii="Courier New" w:eastAsia="Courier New" w:hAnsi="Courier New" w:cs="Courier New"/>
-      </w:rPr>
-    </w:lvl>
-    <w:lvl w:ilvl="5">
-      <w:start w:val="1"/>
-      <w:numFmt w:val="bullet"/>
-      <w:lvlText w:val="▪"/>
-      <w:lvlJc w:val="left"/>
-      <w:pPr>
-        <w:ind w:left="4320" w:hanging="360"/>
-      </w:pPr>
-      <w:rPr>
-        <w:rFonts w:ascii="Noto Sans Symbols" w:eastAsia="Noto Sans Symbols" w:hAnsi="Noto Sans Symbols" w:cs="Noto Sans Symbols"/>
-      </w:rPr>
-    </w:lvl>
-    <w:lvl w:ilvl="6">
-      <w:start w:val="1"/>
-      <w:numFmt w:val="bullet"/>
-      <w:lvlText w:val="●"/>
-      <w:lvlJc w:val="left"/>
-      <w:pPr>
-        <w:ind w:left="5040" w:hanging="360"/>
-      </w:pPr>
-      <w:rPr>
-        <w:rFonts w:ascii="Noto Sans Symbols" w:eastAsia="Noto Sans Symbols" w:hAnsi="Noto Sans Symbols" w:cs="Noto Sans Symbols"/>
-      </w:rPr>
-    </w:lvl>
-    <w:lvl w:ilvl="7">
-      <w:start w:val="1"/>
-      <w:numFmt w:val="bullet"/>
-      <w:lvlText w:val="o"/>
-      <w:lvlJc w:val="left"/>
-      <w:pPr>
-        <w:ind w:left="5760" w:hanging="360"/>
-      </w:pPr>
-      <w:rPr>
-        <w:rFonts w:ascii="Courier New" w:eastAsia="Courier New" w:hAnsi="Courier New" w:cs="Courier New"/>
-      </w:rPr>
-    </w:lvl>
-    <w:lvl w:ilvl="8">
-      <w:start w:val="1"/>
-      <w:numFmt w:val="bullet"/>
-      <w:lvlText w:val="▪"/>
-      <w:lvlJc w:val="left"/>
-      <w:pPr>
-        <w:ind w:left="6480" w:hanging="360"/>
-      </w:pPr>
-      <w:rPr>
-        <w:rFonts w:ascii="Noto Sans Symbols" w:eastAsia="Noto Sans Symbols" w:hAnsi="Noto Sans Symbols" w:cs="Noto Sans Symbols"/>
-      </w:rPr>
-    </w:lvl>
-  </w:abstractNum>
-  <w:num w:numId="1" w16cid:durableId="1686707763">
-    <w:abstractNumId w:val="1"/>
-  </w:num>
-  <w:num w:numId="2" w16cid:durableId="174006732">
+  <w:num w:numId="1" w16cid:durableId="2142728112">
     <w:abstractNumId w:val="0"/>
   </w:num>
-  <w:num w:numId="3" w16cid:durableId="165675953">
-    <w:abstractNumId w:val="2"/>
+  <w:num w:numId="2" w16cid:durableId="2033410791">
+    <w:abstractNumId w:val="1"/>
   </w:num>
 </w:numbering>
 </file>
@@ -4391,14 +4033,14 @@
     <w:lsdException w:name="Unresolved Mention" w:semiHidden="1" w:unhideWhenUsed="1"/>
     <w:lsdException w:name="Smart Link" w:semiHidden="1" w:unhideWhenUsed="1"/>
   </w:latentStyles>
-  <w:style w:type="paragraph" w:default="1" w:styleId="Normal">
+  <w:style w:type="paragraph" w:default="1" w:styleId="Normalny">
     <w:name w:val="Normal"/>
     <w:qFormat/>
   </w:style>
-  <w:style w:type="paragraph" w:styleId="Heading1">
+  <w:style w:type="paragraph" w:styleId="Nagwek1">
     <w:name w:val="heading 1"/>
-    <w:basedOn w:val="Normal"/>
-    <w:next w:val="Normal"/>
+    <w:basedOn w:val="Normalny"/>
+    <w:next w:val="Normalny"/>
     <w:uiPriority w:val="9"/>
     <w:qFormat/>
     <w:pPr>
@@ -4421,10 +4063,10 @@
       <w:szCs w:val="40"/>
     </w:rPr>
   </w:style>
-  <w:style w:type="paragraph" w:styleId="Heading2">
+  <w:style w:type="paragraph" w:styleId="Nagwek2">
     <w:name w:val="heading 2"/>
-    <w:basedOn w:val="Normal"/>
-    <w:next w:val="Normal"/>
+    <w:basedOn w:val="Normalny"/>
+    <w:next w:val="Normalny"/>
     <w:uiPriority w:val="9"/>
     <w:semiHidden/>
     <w:unhideWhenUsed/>
@@ -4443,10 +4085,10 @@
       <w:szCs w:val="32"/>
     </w:rPr>
   </w:style>
-  <w:style w:type="paragraph" w:styleId="Heading3">
+  <w:style w:type="paragraph" w:styleId="Nagwek3">
     <w:name w:val="heading 3"/>
-    <w:basedOn w:val="Normal"/>
-    <w:next w:val="Normal"/>
+    <w:basedOn w:val="Normalny"/>
+    <w:next w:val="Normalny"/>
     <w:uiPriority w:val="9"/>
     <w:semiHidden/>
     <w:unhideWhenUsed/>
@@ -4464,10 +4106,10 @@
       <w:szCs w:val="28"/>
     </w:rPr>
   </w:style>
-  <w:style w:type="paragraph" w:styleId="Heading4">
+  <w:style w:type="paragraph" w:styleId="Nagwek4">
     <w:name w:val="heading 4"/>
-    <w:basedOn w:val="Normal"/>
-    <w:next w:val="Normal"/>
+    <w:basedOn w:val="Normalny"/>
+    <w:next w:val="Normalny"/>
     <w:uiPriority w:val="9"/>
     <w:semiHidden/>
     <w:unhideWhenUsed/>
@@ -4484,10 +4126,10 @@
       <w:color w:val="0F4761"/>
     </w:rPr>
   </w:style>
-  <w:style w:type="paragraph" w:styleId="Heading5">
+  <w:style w:type="paragraph" w:styleId="Nagwek5">
     <w:name w:val="heading 5"/>
-    <w:basedOn w:val="Normal"/>
-    <w:next w:val="Normal"/>
+    <w:basedOn w:val="Normalny"/>
+    <w:next w:val="Normalny"/>
     <w:uiPriority w:val="9"/>
     <w:semiHidden/>
     <w:unhideWhenUsed/>
@@ -4502,10 +4144,10 @@
       <w:color w:val="0F4761"/>
     </w:rPr>
   </w:style>
-  <w:style w:type="paragraph" w:styleId="Heading6">
+  <w:style w:type="paragraph" w:styleId="Nagwek6">
     <w:name w:val="heading 6"/>
-    <w:basedOn w:val="Normal"/>
-    <w:next w:val="Normal"/>
+    <w:basedOn w:val="Normalny"/>
+    <w:next w:val="Normalny"/>
     <w:uiPriority w:val="9"/>
     <w:semiHidden/>
     <w:unhideWhenUsed/>
@@ -4522,9 +4164,9 @@
       <w:color w:val="595959"/>
     </w:rPr>
   </w:style>
-  <w:style w:type="paragraph" w:styleId="Heading7">
+  <w:style w:type="paragraph" w:styleId="Nagwek7">
     <w:name w:val="heading 7"/>
-    <w:link w:val="Heading7Char"/>
+    <w:link w:val="Nagwek7Znak"/>
     <w:uiPriority w:val="9"/>
     <w:semiHidden/>
     <w:unhideWhenUsed/>
@@ -4541,9 +4183,9 @@
       <w:color w:val="595959" w:themeColor="text1" w:themeTint="A6"/>
     </w:rPr>
   </w:style>
-  <w:style w:type="paragraph" w:styleId="Heading8">
+  <w:style w:type="paragraph" w:styleId="Nagwek8">
     <w:name w:val="heading 8"/>
-    <w:link w:val="Heading8Char"/>
+    <w:link w:val="Nagwek8Znak"/>
     <w:uiPriority w:val="9"/>
     <w:semiHidden/>
     <w:unhideWhenUsed/>
@@ -4562,9 +4204,9 @@
       <w:color w:val="272727" w:themeColor="text1" w:themeTint="D8"/>
     </w:rPr>
   </w:style>
-  <w:style w:type="paragraph" w:styleId="Heading9">
+  <w:style w:type="paragraph" w:styleId="Nagwek9">
     <w:name w:val="heading 9"/>
-    <w:link w:val="Heading9Char"/>
+    <w:link w:val="Nagwek9Znak"/>
     <w:uiPriority w:val="9"/>
     <w:semiHidden/>
     <w:unhideWhenUsed/>
@@ -4581,13 +4223,13 @@
       <w:color w:val="272727" w:themeColor="text1" w:themeTint="D8"/>
     </w:rPr>
   </w:style>
-  <w:style w:type="character" w:default="1" w:styleId="DefaultParagraphFont">
+  <w:style w:type="character" w:default="1" w:styleId="Domylnaczcionkaakapitu">
     <w:name w:val="Default Paragraph Font"/>
     <w:uiPriority w:val="1"/>
     <w:semiHidden/>
     <w:unhideWhenUsed/>
   </w:style>
-  <w:style w:type="table" w:default="1" w:styleId="TableNormal">
+  <w:style w:type="table" w:default="1" w:styleId="Standardowy">
     <w:name w:val="Normal Table"/>
     <w:uiPriority w:val="99"/>
     <w:semiHidden/>
@@ -4602,11 +4244,37 @@
       </w:tblCellMar>
     </w:tblPr>
   </w:style>
-  <w:style w:type="numbering" w:default="1" w:styleId="NoList">
+  <w:style w:type="numbering" w:default="1" w:styleId="Bezlisty">
     <w:name w:val="No List"/>
     <w:uiPriority w:val="99"/>
     <w:semiHidden/>
     <w:unhideWhenUsed/>
+  </w:style>
+  <w:style w:type="table" w:customStyle="1" w:styleId="TableNormal">
+    <w:name w:val="TableNormal"/>
+    <w:tblPr>
+      <w:tblCellMar>
+        <w:top w:w="100" w:type="dxa"/>
+        <w:left w:w="100" w:type="dxa"/>
+        <w:bottom w:w="100" w:type="dxa"/>
+        <w:right w:w="100" w:type="dxa"/>
+      </w:tblCellMar>
+    </w:tblPr>
+  </w:style>
+  <w:style w:type="paragraph" w:styleId="Tytu">
+    <w:name w:val="Title"/>
+    <w:basedOn w:val="Normalny"/>
+    <w:next w:val="Normalny"/>
+    <w:uiPriority w:val="10"/>
+    <w:qFormat/>
+    <w:pPr>
+      <w:spacing w:after="80" w:line="240" w:lineRule="auto"/>
+    </w:pPr>
+    <w:rPr>
+      <w:rFonts w:ascii="Play" w:eastAsia="Play" w:hAnsi="Play" w:cs="Play"/>
+      <w:sz w:val="56"/>
+      <w:szCs w:val="56"/>
+    </w:rPr>
   </w:style>
   <w:style w:type="table" w:customStyle="1" w:styleId="TableNormal0">
     <w:name w:val="TableNormal"/>
@@ -4619,24 +4287,9 @@
       </w:tblCellMar>
     </w:tblPr>
   </w:style>
-  <w:style w:type="paragraph" w:styleId="Title">
-    <w:name w:val="Title"/>
-    <w:basedOn w:val="Normal"/>
-    <w:next w:val="Normal"/>
-    <w:uiPriority w:val="10"/>
-    <w:qFormat/>
-    <w:pPr>
-      <w:spacing w:after="80" w:line="240" w:lineRule="auto"/>
-    </w:pPr>
-    <w:rPr>
-      <w:rFonts w:ascii="Play" w:eastAsia="Play" w:hAnsi="Play" w:cs="Play"/>
-      <w:sz w:val="56"/>
-      <w:szCs w:val="56"/>
-    </w:rPr>
-  </w:style>
   <w:style w:type="character" w:customStyle="1" w:styleId="Nagwek1Znak">
     <w:name w:val="Nagłówek 1 Znak"/>
-    <w:basedOn w:val="DefaultParagraphFont"/>
+    <w:basedOn w:val="Domylnaczcionkaakapitu"/>
     <w:uiPriority w:val="9"/>
     <w:rsid w:val="00B5094A"/>
     <w:rPr>
@@ -4648,7 +4301,7 @@
   </w:style>
   <w:style w:type="character" w:customStyle="1" w:styleId="Nagwek2Znak">
     <w:name w:val="Nagłówek 2 Znak"/>
-    <w:basedOn w:val="DefaultParagraphFont"/>
+    <w:basedOn w:val="Domylnaczcionkaakapitu"/>
     <w:uiPriority w:val="9"/>
     <w:rsid w:val="00656F16"/>
     <w:rPr>
@@ -4660,7 +4313,7 @@
   </w:style>
   <w:style w:type="character" w:customStyle="1" w:styleId="Nagwek3Znak">
     <w:name w:val="Nagłówek 3 Znak"/>
-    <w:basedOn w:val="DefaultParagraphFont"/>
+    <w:basedOn w:val="Domylnaczcionkaakapitu"/>
     <w:uiPriority w:val="9"/>
     <w:rsid w:val="00656F16"/>
     <w:rPr>
@@ -4672,7 +4325,7 @@
   </w:style>
   <w:style w:type="character" w:customStyle="1" w:styleId="Nagwek4Znak">
     <w:name w:val="Nagłówek 4 Znak"/>
-    <w:basedOn w:val="DefaultParagraphFont"/>
+    <w:basedOn w:val="Domylnaczcionkaakapitu"/>
     <w:uiPriority w:val="9"/>
     <w:semiHidden/>
     <w:rsid w:val="00EF77DA"/>
@@ -4685,7 +4338,7 @@
   </w:style>
   <w:style w:type="character" w:customStyle="1" w:styleId="Nagwek5Znak">
     <w:name w:val="Nagłówek 5 Znak"/>
-    <w:basedOn w:val="DefaultParagraphFont"/>
+    <w:basedOn w:val="Domylnaczcionkaakapitu"/>
     <w:uiPriority w:val="9"/>
     <w:semiHidden/>
     <w:rsid w:val="00EF77DA"/>
@@ -4696,7 +4349,7 @@
   </w:style>
   <w:style w:type="character" w:customStyle="1" w:styleId="Nagwek6Znak">
     <w:name w:val="Nagłówek 6 Znak"/>
-    <w:basedOn w:val="DefaultParagraphFont"/>
+    <w:basedOn w:val="Domylnaczcionkaakapitu"/>
     <w:uiPriority w:val="9"/>
     <w:semiHidden/>
     <w:rsid w:val="00EF77DA"/>
@@ -4707,10 +4360,10 @@
       <w:color w:val="595959" w:themeColor="text1" w:themeTint="A6"/>
     </w:rPr>
   </w:style>
-  <w:style w:type="character" w:customStyle="1" w:styleId="Heading7Char">
-    <w:name w:val="Heading 7 Char"/>
-    <w:basedOn w:val="DefaultParagraphFont"/>
-    <w:link w:val="Heading7"/>
+  <w:style w:type="character" w:customStyle="1" w:styleId="Nagwek7Znak">
+    <w:name w:val="Nagłówek 7 Znak"/>
+    <w:basedOn w:val="Domylnaczcionkaakapitu"/>
+    <w:link w:val="Nagwek7"/>
     <w:uiPriority w:val="9"/>
     <w:semiHidden/>
     <w:rsid w:val="00EF77DA"/>
@@ -4719,10 +4372,10 @@
       <w:color w:val="595959" w:themeColor="text1" w:themeTint="A6"/>
     </w:rPr>
   </w:style>
-  <w:style w:type="character" w:customStyle="1" w:styleId="Heading8Char">
-    <w:name w:val="Heading 8 Char"/>
-    <w:basedOn w:val="DefaultParagraphFont"/>
-    <w:link w:val="Heading8"/>
+  <w:style w:type="character" w:customStyle="1" w:styleId="Nagwek8Znak">
+    <w:name w:val="Nagłówek 8 Znak"/>
+    <w:basedOn w:val="Domylnaczcionkaakapitu"/>
+    <w:link w:val="Nagwek8"/>
     <w:uiPriority w:val="9"/>
     <w:semiHidden/>
     <w:rsid w:val="00EF77DA"/>
@@ -4733,10 +4386,10 @@
       <w:color w:val="272727" w:themeColor="text1" w:themeTint="D8"/>
     </w:rPr>
   </w:style>
-  <w:style w:type="character" w:customStyle="1" w:styleId="Heading9Char">
-    <w:name w:val="Heading 9 Char"/>
-    <w:basedOn w:val="DefaultParagraphFont"/>
-    <w:link w:val="Heading9"/>
+  <w:style w:type="character" w:customStyle="1" w:styleId="Nagwek9Znak">
+    <w:name w:val="Nagłówek 9 Znak"/>
+    <w:basedOn w:val="Domylnaczcionkaakapitu"/>
+    <w:link w:val="Nagwek9"/>
     <w:uiPriority w:val="9"/>
     <w:semiHidden/>
     <w:rsid w:val="00EF77DA"/>
@@ -4747,7 +4400,7 @@
   </w:style>
   <w:style w:type="character" w:customStyle="1" w:styleId="TytuZnak">
     <w:name w:val="Tytuł Znak"/>
-    <w:basedOn w:val="DefaultParagraphFont"/>
+    <w:basedOn w:val="Domylnaczcionkaakapitu"/>
     <w:uiPriority w:val="10"/>
     <w:rsid w:val="00EF77DA"/>
     <w:rPr>
@@ -4760,7 +4413,7 @@
   </w:style>
   <w:style w:type="character" w:customStyle="1" w:styleId="PodtytuZnak">
     <w:name w:val="Podtytuł Znak"/>
-    <w:basedOn w:val="DefaultParagraphFont"/>
+    <w:basedOn w:val="Domylnaczcionkaakapitu"/>
     <w:uiPriority w:val="11"/>
     <w:rsid w:val="00EF77DA"/>
     <w:rPr>
@@ -4771,9 +4424,9 @@
       <w:szCs w:val="28"/>
     </w:rPr>
   </w:style>
-  <w:style w:type="paragraph" w:styleId="Quote">
+  <w:style w:type="paragraph" w:styleId="Cytat">
     <w:name w:val="Quote"/>
-    <w:link w:val="QuoteChar"/>
+    <w:link w:val="CytatZnak"/>
     <w:uiPriority w:val="29"/>
     <w:qFormat/>
     <w:rsid w:val="00EF77DA"/>
@@ -4787,10 +4440,10 @@
       <w:color w:val="404040" w:themeColor="text1" w:themeTint="BF"/>
     </w:rPr>
   </w:style>
-  <w:style w:type="character" w:customStyle="1" w:styleId="QuoteChar">
-    <w:name w:val="Quote Char"/>
-    <w:basedOn w:val="DefaultParagraphFont"/>
-    <w:link w:val="Quote"/>
+  <w:style w:type="character" w:customStyle="1" w:styleId="CytatZnak">
+    <w:name w:val="Cytat Znak"/>
+    <w:basedOn w:val="Domylnaczcionkaakapitu"/>
+    <w:link w:val="Cytat"/>
     <w:uiPriority w:val="29"/>
     <w:rsid w:val="00EF77DA"/>
     <w:rPr>
@@ -4799,7 +4452,7 @@
       <w:color w:val="404040" w:themeColor="text1" w:themeTint="BF"/>
     </w:rPr>
   </w:style>
-  <w:style w:type="paragraph" w:styleId="ListParagraph">
+  <w:style w:type="paragraph" w:styleId="Akapitzlist">
     <w:name w:val="List Paragraph"/>
     <w:uiPriority w:val="34"/>
     <w:qFormat/>
@@ -4809,9 +4462,9 @@
       <w:contextualSpacing/>
     </w:pPr>
   </w:style>
-  <w:style w:type="character" w:styleId="IntenseEmphasis">
+  <w:style w:type="character" w:styleId="Wyrnienieintensywne">
     <w:name w:val="Intense Emphasis"/>
-    <w:basedOn w:val="DefaultParagraphFont"/>
+    <w:basedOn w:val="Domylnaczcionkaakapitu"/>
     <w:uiPriority w:val="21"/>
     <w:qFormat/>
     <w:rsid w:val="00EF77DA"/>
@@ -4821,9 +4474,9 @@
       <w:color w:val="0F4761" w:themeColor="accent1" w:themeShade="BF"/>
     </w:rPr>
   </w:style>
-  <w:style w:type="paragraph" w:styleId="IntenseQuote">
+  <w:style w:type="paragraph" w:styleId="Cytatintensywny">
     <w:name w:val="Intense Quote"/>
-    <w:link w:val="IntenseQuoteChar"/>
+    <w:link w:val="CytatintensywnyZnak"/>
     <w:uiPriority w:val="30"/>
     <w:qFormat/>
     <w:rsid w:val="00EF77DA"/>
@@ -4842,10 +4495,10 @@
       <w:color w:val="0F4761" w:themeColor="accent1" w:themeShade="BF"/>
     </w:rPr>
   </w:style>
-  <w:style w:type="character" w:customStyle="1" w:styleId="IntenseQuoteChar">
-    <w:name w:val="Intense Quote Char"/>
-    <w:basedOn w:val="DefaultParagraphFont"/>
-    <w:link w:val="IntenseQuote"/>
+  <w:style w:type="character" w:customStyle="1" w:styleId="CytatintensywnyZnak">
+    <w:name w:val="Cytat intensywny Znak"/>
+    <w:basedOn w:val="Domylnaczcionkaakapitu"/>
+    <w:link w:val="Cytatintensywny"/>
     <w:uiPriority w:val="30"/>
     <w:rsid w:val="00EF77DA"/>
     <w:rPr>
@@ -4854,9 +4507,9 @@
       <w:color w:val="0F4761" w:themeColor="accent1" w:themeShade="BF"/>
     </w:rPr>
   </w:style>
-  <w:style w:type="character" w:styleId="IntenseReference">
+  <w:style w:type="character" w:styleId="Odwoanieintensywne">
     <w:name w:val="Intense Reference"/>
-    <w:basedOn w:val="DefaultParagraphFont"/>
+    <w:basedOn w:val="Domylnaczcionkaakapitu"/>
     <w:uiPriority w:val="32"/>
     <w:qFormat/>
     <w:rsid w:val="00EF77DA"/>
@@ -4868,9 +4521,9 @@
       <w:spacing w:val="5"/>
     </w:rPr>
   </w:style>
-  <w:style w:type="paragraph" w:styleId="Header">
+  <w:style w:type="paragraph" w:styleId="Nagwek">
     <w:name w:val="header"/>
-    <w:link w:val="HeaderChar"/>
+    <w:link w:val="NagwekZnak"/>
     <w:uiPriority w:val="99"/>
     <w:unhideWhenUsed/>
     <w:rsid w:val="00EF77DA"/>
@@ -4882,16 +4535,16 @@
       <w:spacing w:after="0" w:line="240" w:lineRule="auto"/>
     </w:pPr>
   </w:style>
-  <w:style w:type="character" w:customStyle="1" w:styleId="HeaderChar">
-    <w:name w:val="Header Char"/>
-    <w:basedOn w:val="DefaultParagraphFont"/>
-    <w:link w:val="Header"/>
+  <w:style w:type="character" w:customStyle="1" w:styleId="NagwekZnak">
+    <w:name w:val="Nagłówek Znak"/>
+    <w:basedOn w:val="Domylnaczcionkaakapitu"/>
+    <w:link w:val="Nagwek"/>
     <w:uiPriority w:val="99"/>
     <w:rsid w:val="00EF77DA"/>
   </w:style>
-  <w:style w:type="paragraph" w:styleId="Footer">
+  <w:style w:type="paragraph" w:styleId="Stopka">
     <w:name w:val="footer"/>
-    <w:link w:val="FooterChar"/>
+    <w:link w:val="StopkaZnak"/>
     <w:uiPriority w:val="99"/>
     <w:unhideWhenUsed/>
     <w:rsid w:val="00EF77DA"/>
@@ -4903,16 +4556,16 @@
       <w:spacing w:after="0" w:line="240" w:lineRule="auto"/>
     </w:pPr>
   </w:style>
-  <w:style w:type="character" w:customStyle="1" w:styleId="FooterChar">
-    <w:name w:val="Footer Char"/>
-    <w:basedOn w:val="DefaultParagraphFont"/>
-    <w:link w:val="Footer"/>
+  <w:style w:type="character" w:customStyle="1" w:styleId="StopkaZnak">
+    <w:name w:val="Stopka Znak"/>
+    <w:basedOn w:val="Domylnaczcionkaakapitu"/>
+    <w:link w:val="Stopka"/>
     <w:uiPriority w:val="99"/>
     <w:rsid w:val="00EF77DA"/>
   </w:style>
-  <w:style w:type="table" w:styleId="TableGrid">
+  <w:style w:type="table" w:styleId="Tabela-Siatka">
     <w:name w:val="Table Grid"/>
-    <w:basedOn w:val="TableNormal"/>
+    <w:basedOn w:val="Standardowy"/>
     <w:uiPriority w:val="39"/>
     <w:rsid w:val="00E32A18"/>
     <w:pPr>
@@ -4929,7 +4582,7 @@
       </w:tblBorders>
     </w:tblPr>
   </w:style>
-  <w:style w:type="paragraph" w:styleId="TOCHeading">
+  <w:style w:type="paragraph" w:styleId="Nagwekspisutreci">
     <w:name w:val="TOC Heading"/>
     <w:uiPriority w:val="39"/>
     <w:unhideWhenUsed/>
@@ -4943,7 +4596,7 @@
       <w:szCs w:val="32"/>
     </w:rPr>
   </w:style>
-  <w:style w:type="paragraph" w:styleId="TOC1">
+  <w:style w:type="paragraph" w:styleId="Spistreci1">
     <w:name w:val="toc 1"/>
     <w:autoRedefine/>
     <w:uiPriority w:val="39"/>
@@ -4953,7 +4606,7 @@
       <w:spacing w:after="100"/>
     </w:pPr>
   </w:style>
-  <w:style w:type="paragraph" w:styleId="TOC2">
+  <w:style w:type="paragraph" w:styleId="Spistreci2">
     <w:name w:val="toc 2"/>
     <w:autoRedefine/>
     <w:uiPriority w:val="39"/>
@@ -4964,7 +4617,7 @@
       <w:ind w:left="220"/>
     </w:pPr>
   </w:style>
-  <w:style w:type="paragraph" w:styleId="TOC3">
+  <w:style w:type="paragraph" w:styleId="Spistreci3">
     <w:name w:val="toc 3"/>
     <w:autoRedefine/>
     <w:uiPriority w:val="39"/>
@@ -4975,9 +4628,9 @@
       <w:ind w:left="440"/>
     </w:pPr>
   </w:style>
-  <w:style w:type="character" w:styleId="Hyperlink">
+  <w:style w:type="character" w:styleId="Hipercze">
     <w:name w:val="Hyperlink"/>
-    <w:basedOn w:val="DefaultParagraphFont"/>
+    <w:basedOn w:val="Domylnaczcionkaakapitu"/>
     <w:uiPriority w:val="99"/>
     <w:unhideWhenUsed/>
     <w:rsid w:val="00E32A18"/>
@@ -4986,7 +4639,7 @@
       <w:u w:val="single"/>
     </w:rPr>
   </w:style>
-  <w:style w:type="paragraph" w:styleId="TOC4">
+  <w:style w:type="paragraph" w:styleId="Spistreci4">
     <w:name w:val="toc 4"/>
     <w:autoRedefine/>
     <w:uiPriority w:val="39"/>
@@ -5002,7 +4655,7 @@
       <w:szCs w:val="24"/>
     </w:rPr>
   </w:style>
-  <w:style w:type="paragraph" w:styleId="TOC5">
+  <w:style w:type="paragraph" w:styleId="Spistreci5">
     <w:name w:val="toc 5"/>
     <w:autoRedefine/>
     <w:uiPriority w:val="39"/>
@@ -5018,7 +4671,7 @@
       <w:szCs w:val="24"/>
     </w:rPr>
   </w:style>
-  <w:style w:type="paragraph" w:styleId="TOC6">
+  <w:style w:type="paragraph" w:styleId="Spistreci6">
     <w:name w:val="toc 6"/>
     <w:autoRedefine/>
     <w:uiPriority w:val="39"/>
@@ -5034,7 +4687,7 @@
       <w:szCs w:val="24"/>
     </w:rPr>
   </w:style>
-  <w:style w:type="paragraph" w:styleId="TOC7">
+  <w:style w:type="paragraph" w:styleId="Spistreci7">
     <w:name w:val="toc 7"/>
     <w:autoRedefine/>
     <w:uiPriority w:val="39"/>
@@ -5050,7 +4703,7 @@
       <w:szCs w:val="24"/>
     </w:rPr>
   </w:style>
-  <w:style w:type="paragraph" w:styleId="TOC8">
+  <w:style w:type="paragraph" w:styleId="Spistreci8">
     <w:name w:val="toc 8"/>
     <w:autoRedefine/>
     <w:uiPriority w:val="39"/>
@@ -5066,7 +4719,7 @@
       <w:szCs w:val="24"/>
     </w:rPr>
   </w:style>
-  <w:style w:type="paragraph" w:styleId="TOC9">
+  <w:style w:type="paragraph" w:styleId="Spistreci9">
     <w:name w:val="toc 9"/>
     <w:autoRedefine/>
     <w:uiPriority w:val="39"/>
@@ -5082,9 +4735,9 @@
       <w:szCs w:val="24"/>
     </w:rPr>
   </w:style>
-  <w:style w:type="character" w:styleId="UnresolvedMention">
+  <w:style w:type="character" w:styleId="Nierozpoznanawzmianka">
     <w:name w:val="Unresolved Mention"/>
-    <w:basedOn w:val="DefaultParagraphFont"/>
+    <w:basedOn w:val="Domylnaczcionkaakapitu"/>
     <w:uiPriority w:val="99"/>
     <w:semiHidden/>
     <w:unhideWhenUsed/>
@@ -5094,13 +4747,13 @@
       <w:shd w:val="clear" w:color="auto" w:fill="E1DFDD"/>
     </w:rPr>
   </w:style>
-  <w:style w:type="paragraph" w:styleId="Bibliography">
+  <w:style w:type="paragraph" w:styleId="Bibliografia">
     <w:name w:val="Bibliography"/>
     <w:uiPriority w:val="37"/>
     <w:unhideWhenUsed/>
     <w:rsid w:val="00844D5D"/>
   </w:style>
-  <w:style w:type="paragraph" w:styleId="NormalWeb">
+  <w:style w:type="paragraph" w:styleId="NormalnyWeb">
     <w:name w:val="Normal (Web)"/>
     <w:uiPriority w:val="99"/>
     <w:unhideWhenUsed/>
@@ -5111,9 +4764,9 @@
       <w:szCs w:val="24"/>
     </w:rPr>
   </w:style>
-  <w:style w:type="character" w:styleId="PlaceholderText">
+  <w:style w:type="character" w:styleId="Tekstzastpczy">
     <w:name w:val="Placeholder Text"/>
-    <w:basedOn w:val="DefaultParagraphFont"/>
+    <w:basedOn w:val="Domylnaczcionkaakapitu"/>
     <w:uiPriority w:val="99"/>
     <w:semiHidden/>
     <w:rsid w:val="005D6911"/>
@@ -5121,7 +4774,7 @@
       <w:color w:val="666666"/>
     </w:rPr>
   </w:style>
-  <w:style w:type="paragraph" w:styleId="Index1">
+  <w:style w:type="paragraph" w:styleId="Indeks1">
     <w:name w:val="index 1"/>
     <w:autoRedefine/>
     <w:uiPriority w:val="99"/>
@@ -5133,7 +4786,7 @@
       <w:ind w:left="220" w:hanging="220"/>
     </w:pPr>
   </w:style>
-  <w:style w:type="paragraph" w:styleId="Index2">
+  <w:style w:type="paragraph" w:styleId="Indeks2">
     <w:name w:val="index 2"/>
     <w:autoRedefine/>
     <w:uiPriority w:val="99"/>
@@ -5145,7 +4798,7 @@
       <w:ind w:left="440" w:hanging="220"/>
     </w:pPr>
   </w:style>
-  <w:style w:type="paragraph" w:styleId="NoSpacing">
+  <w:style w:type="paragraph" w:styleId="Bezodstpw">
     <w:name w:val="No Spacing"/>
     <w:uiPriority w:val="1"/>
     <w:qFormat/>
@@ -5154,9 +4807,9 @@
       <w:spacing w:after="0" w:line="240" w:lineRule="auto"/>
     </w:pPr>
   </w:style>
-  <w:style w:type="paragraph" w:styleId="FootnoteText">
+  <w:style w:type="paragraph" w:styleId="Tekstprzypisudolnego">
     <w:name w:val="footnote text"/>
-    <w:link w:val="FootnoteTextChar"/>
+    <w:link w:val="TekstprzypisudolnegoZnak"/>
     <w:uiPriority w:val="99"/>
     <w:semiHidden/>
     <w:unhideWhenUsed/>
@@ -5169,10 +4822,10 @@
       <w:szCs w:val="20"/>
     </w:rPr>
   </w:style>
-  <w:style w:type="character" w:customStyle="1" w:styleId="FootnoteTextChar">
-    <w:name w:val="Footnote Text Char"/>
-    <w:basedOn w:val="DefaultParagraphFont"/>
-    <w:link w:val="FootnoteText"/>
+  <w:style w:type="character" w:customStyle="1" w:styleId="TekstprzypisudolnegoZnak">
+    <w:name w:val="Tekst przypisu dolnego Znak"/>
+    <w:basedOn w:val="Domylnaczcionkaakapitu"/>
+    <w:link w:val="Tekstprzypisudolnego"/>
     <w:uiPriority w:val="99"/>
     <w:semiHidden/>
     <w:rsid w:val="00C1032E"/>
@@ -5181,9 +4834,9 @@
       <w:szCs w:val="20"/>
     </w:rPr>
   </w:style>
-  <w:style w:type="character" w:styleId="FootnoteReference">
+  <w:style w:type="character" w:styleId="Odwoanieprzypisudolnego">
     <w:name w:val="footnote reference"/>
-    <w:basedOn w:val="DefaultParagraphFont"/>
+    <w:basedOn w:val="Domylnaczcionkaakapitu"/>
     <w:uiPriority w:val="99"/>
     <w:semiHidden/>
     <w:unhideWhenUsed/>
@@ -5192,9 +4845,9 @@
       <w:vertAlign w:val="superscript"/>
     </w:rPr>
   </w:style>
-  <w:style w:type="character" w:styleId="CommentReference">
+  <w:style w:type="character" w:styleId="Odwoaniedokomentarza">
     <w:name w:val="annotation reference"/>
-    <w:basedOn w:val="DefaultParagraphFont"/>
+    <w:basedOn w:val="Domylnaczcionkaakapitu"/>
     <w:uiPriority w:val="99"/>
     <w:semiHidden/>
     <w:unhideWhenUsed/>
@@ -5202,18 +4855,6 @@
     <w:rPr>
       <w:sz w:val="16"/>
       <w:szCs w:val="16"/>
-    </w:rPr>
-  </w:style>
-  <w:style w:type="paragraph" w:styleId="Subtitle">
-    <w:name w:val="Subtitle"/>
-    <w:basedOn w:val="Normal"/>
-    <w:next w:val="Normal"/>
-    <w:uiPriority w:val="11"/>
-    <w:qFormat/>
-    <w:rPr>
-      <w:color w:val="595959"/>
-      <w:sz w:val="28"/>
-      <w:szCs w:val="28"/>
     </w:rPr>
   </w:style>
   <w:style w:type="table" w:customStyle="1" w:styleId="a">
@@ -5280,10 +4921,9 @@
       </w:tblCellMar>
     </w:tblPr>
   </w:style>
-  <w:style w:type="paragraph" w:styleId="CommentText">
+  <w:style w:type="paragraph" w:styleId="Tekstkomentarza">
     <w:name w:val="annotation text"/>
-    <w:basedOn w:val="Normal"/>
-    <w:link w:val="CommentTextChar"/>
+    <w:link w:val="TekstkomentarzaZnak"/>
     <w:uiPriority w:val="99"/>
     <w:semiHidden/>
     <w:unhideWhenUsed/>
@@ -5295,10 +4935,10 @@
       <w:szCs w:val="20"/>
     </w:rPr>
   </w:style>
-  <w:style w:type="character" w:customStyle="1" w:styleId="CommentTextChar">
-    <w:name w:val="Comment Text Char"/>
-    <w:basedOn w:val="DefaultParagraphFont"/>
-    <w:link w:val="CommentText"/>
+  <w:style w:type="character" w:customStyle="1" w:styleId="TekstkomentarzaZnak">
+    <w:name w:val="Tekst komentarza Znak"/>
+    <w:basedOn w:val="Domylnaczcionkaakapitu"/>
+    <w:link w:val="Tekstkomentarza"/>
     <w:uiPriority w:val="99"/>
     <w:semiHidden/>
     <w:rPr>
@@ -5306,7 +4946,7 @@
       <w:szCs w:val="20"/>
     </w:rPr>
   </w:style>
-  <w:style w:type="paragraph" w:styleId="Revision">
+  <w:style w:type="paragraph" w:styleId="Poprawka">
     <w:name w:val="Revision"/>
     <w:hidden/>
     <w:uiPriority w:val="99"/>
@@ -5316,11 +4956,11 @@
       <w:spacing w:after="0" w:line="240" w:lineRule="auto"/>
     </w:pPr>
   </w:style>
-  <w:style w:type="paragraph" w:styleId="CommentSubject">
+  <w:style w:type="paragraph" w:styleId="Tematkomentarza">
     <w:name w:val="annotation subject"/>
-    <w:basedOn w:val="CommentText"/>
-    <w:next w:val="CommentText"/>
-    <w:link w:val="CommentSubjectChar"/>
+    <w:basedOn w:val="Tekstkomentarza"/>
+    <w:next w:val="Tekstkomentarza"/>
+    <w:link w:val="TematkomentarzaZnak"/>
     <w:uiPriority w:val="99"/>
     <w:semiHidden/>
     <w:unhideWhenUsed/>
@@ -5330,10 +4970,10 @@
       <w:bCs/>
     </w:rPr>
   </w:style>
-  <w:style w:type="character" w:customStyle="1" w:styleId="CommentSubjectChar">
-    <w:name w:val="Comment Subject Char"/>
-    <w:basedOn w:val="CommentTextChar"/>
-    <w:link w:val="CommentSubject"/>
+  <w:style w:type="character" w:customStyle="1" w:styleId="TematkomentarzaZnak">
+    <w:name w:val="Temat komentarza Znak"/>
+    <w:basedOn w:val="TekstkomentarzaZnak"/>
+    <w:link w:val="Tematkomentarza"/>
     <w:uiPriority w:val="99"/>
     <w:semiHidden/>
     <w:rsid w:val="00C61380"/>
@@ -5343,6 +4983,82 @@
       <w:sz w:val="20"/>
       <w:szCs w:val="20"/>
     </w:rPr>
+  </w:style>
+  <w:style w:type="paragraph" w:styleId="Podtytu">
+    <w:name w:val="Subtitle"/>
+    <w:basedOn w:val="Normalny"/>
+    <w:next w:val="Normalny"/>
+    <w:uiPriority w:val="11"/>
+    <w:qFormat/>
+    <w:rPr>
+      <w:color w:val="595959"/>
+      <w:sz w:val="28"/>
+      <w:szCs w:val="28"/>
+    </w:rPr>
+  </w:style>
+  <w:style w:type="table" w:customStyle="1" w:styleId="a3">
+    <w:basedOn w:val="TableNormal0"/>
+    <w:pPr>
+      <w:spacing w:after="0" w:line="240" w:lineRule="auto"/>
+    </w:pPr>
+    <w:tblPr>
+      <w:tblStyleRowBandSize w:val="1"/>
+      <w:tblStyleColBandSize w:val="1"/>
+      <w:tblCellMar>
+        <w:top w:w="0" w:type="dxa"/>
+        <w:left w:w="108" w:type="dxa"/>
+        <w:bottom w:w="0" w:type="dxa"/>
+        <w:right w:w="108" w:type="dxa"/>
+      </w:tblCellMar>
+    </w:tblPr>
+  </w:style>
+  <w:style w:type="table" w:customStyle="1" w:styleId="a4">
+    <w:basedOn w:val="TableNormal0"/>
+    <w:pPr>
+      <w:spacing w:after="0" w:line="240" w:lineRule="auto"/>
+    </w:pPr>
+    <w:tblPr>
+      <w:tblStyleRowBandSize w:val="1"/>
+      <w:tblStyleColBandSize w:val="1"/>
+      <w:tblCellMar>
+        <w:top w:w="0" w:type="dxa"/>
+        <w:left w:w="108" w:type="dxa"/>
+        <w:bottom w:w="0" w:type="dxa"/>
+        <w:right w:w="108" w:type="dxa"/>
+      </w:tblCellMar>
+    </w:tblPr>
+  </w:style>
+  <w:style w:type="table" w:customStyle="1" w:styleId="a5">
+    <w:basedOn w:val="TableNormal0"/>
+    <w:pPr>
+      <w:spacing w:after="0" w:line="240" w:lineRule="auto"/>
+    </w:pPr>
+    <w:tblPr>
+      <w:tblStyleRowBandSize w:val="1"/>
+      <w:tblStyleColBandSize w:val="1"/>
+      <w:tblCellMar>
+        <w:top w:w="0" w:type="dxa"/>
+        <w:left w:w="108" w:type="dxa"/>
+        <w:bottom w:w="0" w:type="dxa"/>
+        <w:right w:w="108" w:type="dxa"/>
+      </w:tblCellMar>
+    </w:tblPr>
+  </w:style>
+  <w:style w:type="table" w:customStyle="1" w:styleId="a6">
+    <w:basedOn w:val="TableNormal0"/>
+    <w:pPr>
+      <w:spacing w:after="0" w:line="240" w:lineRule="auto"/>
+    </w:pPr>
+    <w:tblPr>
+      <w:tblStyleRowBandSize w:val="1"/>
+      <w:tblStyleColBandSize w:val="1"/>
+      <w:tblCellMar>
+        <w:top w:w="0" w:type="dxa"/>
+        <w:left w:w="108" w:type="dxa"/>
+        <w:bottom w:w="0" w:type="dxa"/>
+        <w:right w:w="108" w:type="dxa"/>
+      </w:tblCellMar>
+    </w:tblPr>
   </w:style>
 </w:styles>
 </file>
@@ -5644,8 +5360,12 @@
 
 <file path=customXml/item1.xml><?xml version="1.0" encoding="utf-8"?>
 <go:gDocsCustomXmlDataStorage xmlns:go="http://customooxmlschemas.google.com/" xmlns:r="http://schemas.openxmlformats.org/officeDocument/2006/relationships" uri="GoogleDocsCustomDataVersion2">
-  <go:docsCustomData xmlns:go="http://customooxmlschemas.google.com/" roundtripDataSignature="AMtx7mhHKjQP0WyorjKpt7xaXE4j+0vSJA==">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</go:docsCustomData>
+  <go:docsCustomData xmlns:go="http://customooxmlschemas.google.com/" roundtripDataSignature="AMtx7mgtIYZSEUAZRumiOrTlNpdBIy4/1g==">CgMxLjA4AHIhMUJKSWdTdGJwOW1QTHhGQUJ4UnZQNmhXT1VwZ1R5cGZ4</go:docsCustomData>
 </go:gDocsCustomXmlDataStorage>
+</file>
+
+<file path=customXml/item2.xml><?xml version="1.0" encoding="utf-8"?>
+<b:Sources xmlns:b="http://schemas.openxmlformats.org/officeDocument/2006/bibliography" xmlns="http://schemas.openxmlformats.org/officeDocument/2006/bibliography" SelectedStyle="\IEEE2006OfficeOnline.xsl" StyleName="IEEE" Version="2006"/>
 </file>
 
 <file path=customXml/itemProps1.xml><?xml version="1.0" encoding="utf-8"?>
@@ -5657,8 +5377,10 @@
 </ds:datastoreItem>
 </file>
 
-<file path=docMetadata/LabelInfo.xml><?xml version="1.0" encoding="utf-8"?>
-<clbl:labelList xmlns:clbl="http://schemas.microsoft.com/office/2020/mipLabelMetadata">
-  <clbl:label id="{3c76ce46-357f-46de-88d6-77b9bbb83c46}" enabled="1" method="Privileged" siteId="{4e2c6054-71cb-48f1-bd6c-3a9705aca71b}" contentBits="0" removed="0"/>
-</clbl:labelList>
+<file path=customXml/itemProps2.xml><?xml version="1.0" encoding="utf-8"?>
+<ds:datastoreItem xmlns:ds="http://schemas.openxmlformats.org/officeDocument/2006/customXml" ds:itemID="{2B03AFA7-451A-42B4-A8D2-4A1B9CA328EF}">
+  <ds:schemaRefs>
+    <ds:schemaRef ds:uri="http://schemas.openxmlformats.org/officeDocument/2006/bibliography"/>
+  </ds:schemaRefs>
+</ds:datastoreItem>
 </file>